--- a/output_AO/Blocuri Racari/Raport_Oferta_2.docx
+++ b/output_AO/Blocuri Racari/Raport_Oferta_2.docx
@@ -389,7 +389,7 @@
                 <w:b/>
                 <w:sz w:val="18"/>
               </w:rPr>
-              <w:t>Capitol de lucrări BLC1 — BLC1 ARHITECTURA  │  LIPSA: 4  │  EXTRA: 0  │  Delta: -4</w:t>
+              <w:t>Capitol de lucrări BLC1 — BLC1 ARHITECTURA  │  LIPSA: 1  │  EXTRA: 0  │  Delta: -1</w:t>
             </w:r>
           </w:p>
         </w:tc>
@@ -2384,7 +2384,6 @@
         <w:tc>
           <w:tcPr>
             <w:tcW w:type="dxa" w:w="397"/>
-            <w:shd w:fill="FFB3B3" w:val="clear"/>
           </w:tcPr>
           <w:p>
             <w:r>
@@ -2399,7 +2398,6 @@
         <w:tc>
           <w:tcPr>
             <w:tcW w:type="dxa" w:w="1701"/>
-            <w:shd w:fill="FFB3B3" w:val="clear"/>
           </w:tcPr>
           <w:p>
             <w:r>
@@ -2414,7 +2412,6 @@
         <w:tc>
           <w:tcPr>
             <w:tcW w:type="dxa" w:w="850"/>
-            <w:shd w:fill="FFB3B3" w:val="clear"/>
           </w:tcPr>
           <w:p>
             <w:r>
@@ -2442,7 +2439,6 @@
         <w:tc>
           <w:tcPr>
             <w:tcW w:type="dxa" w:w="1984"/>
-            <w:shd w:fill="FFB3B3" w:val="clear"/>
           </w:tcPr>
           <w:p>
             <w:r>
@@ -2457,7 +2453,6 @@
         <w:tc>
           <w:tcPr>
             <w:tcW w:type="dxa" w:w="454"/>
-            <w:shd w:fill="FFB3B3" w:val="clear"/>
           </w:tcPr>
           <w:p>
             <w:r>
@@ -2472,7 +2467,6 @@
         <w:tc>
           <w:tcPr>
             <w:tcW w:type="dxa" w:w="680"/>
-            <w:shd w:fill="FFB3B3" w:val="clear"/>
           </w:tcPr>
           <w:p>
             <w:r>
@@ -2487,35 +2481,58 @@
         <w:tc>
           <w:tcPr>
             <w:tcW w:type="dxa" w:w="850"/>
-            <w:shd w:fill="FFB3B3" w:val="clear"/>
-          </w:tcPr>
-          <w:p/>
+          </w:tcPr>
+          <w:p>
+            <w:r>
+              <w:rPr>
+                <w:b w:val="0"/>
+                <w:sz w:val="16"/>
+              </w:rPr>
+            </w:r>
+          </w:p>
         </w:tc>
         <w:tc>
           <w:tcPr>
             <w:tcW w:type="dxa" w:w="1984"/>
-            <w:shd w:fill="FFB3B3" w:val="clear"/>
-          </w:tcPr>
-          <w:p/>
+          </w:tcPr>
+          <w:p>
+            <w:r>
+              <w:rPr>
+                <w:b w:val="0"/>
+                <w:sz w:val="16"/>
+              </w:rPr>
+            </w:r>
+          </w:p>
         </w:tc>
         <w:tc>
           <w:tcPr>
             <w:tcW w:type="dxa" w:w="454"/>
-            <w:shd w:fill="FFB3B3" w:val="clear"/>
-          </w:tcPr>
-          <w:p/>
+          </w:tcPr>
+          <w:p>
+            <w:r>
+              <w:rPr>
+                <w:b w:val="0"/>
+                <w:sz w:val="16"/>
+              </w:rPr>
+            </w:r>
+          </w:p>
         </w:tc>
         <w:tc>
           <w:tcPr>
             <w:tcW w:type="dxa" w:w="680"/>
-            <w:shd w:fill="FFB3B3" w:val="clear"/>
-          </w:tcPr>
-          <w:p/>
+          </w:tcPr>
+          <w:p>
+            <w:r>
+              <w:rPr>
+                <w:b w:val="0"/>
+                <w:sz w:val="16"/>
+              </w:rPr>
+            </w:r>
+          </w:p>
         </w:tc>
         <w:tc>
           <w:tcPr>
             <w:tcW w:type="dxa" w:w="3572"/>
-            <w:shd w:fill="FFB3B3" w:val="clear"/>
           </w:tcPr>
           <w:p>
             <w:r>
@@ -2524,7 +2541,7 @@
                 <w:color w:val="CC0000"/>
                 <w:sz w:val="16"/>
               </w:rPr>
-              <w:t>Articol lipsă din ofertă</w:t>
+              <w:t>DEVIZ_MISMATCH</w:t>
             </w:r>
           </w:p>
         </w:tc>
@@ -2533,7 +2550,6 @@
         <w:tc>
           <w:tcPr>
             <w:tcW w:type="dxa" w:w="397"/>
-            <w:shd w:fill="FFB3B3" w:val="clear"/>
           </w:tcPr>
           <w:p>
             <w:r>
@@ -2548,7 +2564,6 @@
         <w:tc>
           <w:tcPr>
             <w:tcW w:type="dxa" w:w="1701"/>
-            <w:shd w:fill="FFB3B3" w:val="clear"/>
           </w:tcPr>
           <w:p>
             <w:r>
@@ -2563,7 +2578,6 @@
         <w:tc>
           <w:tcPr>
             <w:tcW w:type="dxa" w:w="850"/>
-            <w:shd w:fill="FFB3B3" w:val="clear"/>
           </w:tcPr>
           <w:p>
             <w:r>
@@ -2591,7 +2605,6 @@
         <w:tc>
           <w:tcPr>
             <w:tcW w:type="dxa" w:w="1984"/>
-            <w:shd w:fill="FFB3B3" w:val="clear"/>
           </w:tcPr>
           <w:p>
             <w:r>
@@ -2606,7 +2619,6 @@
         <w:tc>
           <w:tcPr>
             <w:tcW w:type="dxa" w:w="454"/>
-            <w:shd w:fill="FFB3B3" w:val="clear"/>
           </w:tcPr>
           <w:p>
             <w:r>
@@ -2621,7 +2633,6 @@
         <w:tc>
           <w:tcPr>
             <w:tcW w:type="dxa" w:w="680"/>
-            <w:shd w:fill="FFB3B3" w:val="clear"/>
           </w:tcPr>
           <w:p>
             <w:r>
@@ -2636,35 +2647,58 @@
         <w:tc>
           <w:tcPr>
             <w:tcW w:type="dxa" w:w="850"/>
-            <w:shd w:fill="FFB3B3" w:val="clear"/>
-          </w:tcPr>
-          <w:p/>
+          </w:tcPr>
+          <w:p>
+            <w:r>
+              <w:rPr>
+                <w:b w:val="0"/>
+                <w:sz w:val="16"/>
+              </w:rPr>
+            </w:r>
+          </w:p>
         </w:tc>
         <w:tc>
           <w:tcPr>
             <w:tcW w:type="dxa" w:w="1984"/>
-            <w:shd w:fill="FFB3B3" w:val="clear"/>
-          </w:tcPr>
-          <w:p/>
+          </w:tcPr>
+          <w:p>
+            <w:r>
+              <w:rPr>
+                <w:b w:val="0"/>
+                <w:sz w:val="16"/>
+              </w:rPr>
+            </w:r>
+          </w:p>
         </w:tc>
         <w:tc>
           <w:tcPr>
             <w:tcW w:type="dxa" w:w="454"/>
-            <w:shd w:fill="FFB3B3" w:val="clear"/>
-          </w:tcPr>
-          <w:p/>
+          </w:tcPr>
+          <w:p>
+            <w:r>
+              <w:rPr>
+                <w:b w:val="0"/>
+                <w:sz w:val="16"/>
+              </w:rPr>
+            </w:r>
+          </w:p>
         </w:tc>
         <w:tc>
           <w:tcPr>
             <w:tcW w:type="dxa" w:w="680"/>
-            <w:shd w:fill="FFB3B3" w:val="clear"/>
-          </w:tcPr>
-          <w:p/>
+          </w:tcPr>
+          <w:p>
+            <w:r>
+              <w:rPr>
+                <w:b w:val="0"/>
+                <w:sz w:val="16"/>
+              </w:rPr>
+            </w:r>
+          </w:p>
         </w:tc>
         <w:tc>
           <w:tcPr>
             <w:tcW w:type="dxa" w:w="3572"/>
-            <w:shd w:fill="FFB3B3" w:val="clear"/>
           </w:tcPr>
           <w:p>
             <w:r>
@@ -2673,7 +2707,7 @@
                 <w:color w:val="CC0000"/>
                 <w:sz w:val="16"/>
               </w:rPr>
-              <w:t>Articol lipsă din ofertă</w:t>
+              <w:t>DEVIZ_MISMATCH</w:t>
             </w:r>
           </w:p>
         </w:tc>
@@ -2682,7 +2716,6 @@
         <w:tc>
           <w:tcPr>
             <w:tcW w:type="dxa" w:w="397"/>
-            <w:shd w:fill="FFB3B3" w:val="clear"/>
           </w:tcPr>
           <w:p>
             <w:r>
@@ -2697,7 +2730,6 @@
         <w:tc>
           <w:tcPr>
             <w:tcW w:type="dxa" w:w="1701"/>
-            <w:shd w:fill="FFB3B3" w:val="clear"/>
           </w:tcPr>
           <w:p>
             <w:r>
@@ -2712,7 +2744,6 @@
         <w:tc>
           <w:tcPr>
             <w:tcW w:type="dxa" w:w="850"/>
-            <w:shd w:fill="FFB3B3" w:val="clear"/>
           </w:tcPr>
           <w:p>
             <w:r>
@@ -2740,7 +2771,6 @@
         <w:tc>
           <w:tcPr>
             <w:tcW w:type="dxa" w:w="1984"/>
-            <w:shd w:fill="FFB3B3" w:val="clear"/>
           </w:tcPr>
           <w:p>
             <w:r>
@@ -2755,7 +2785,6 @@
         <w:tc>
           <w:tcPr>
             <w:tcW w:type="dxa" w:w="454"/>
-            <w:shd w:fill="FFB3B3" w:val="clear"/>
           </w:tcPr>
           <w:p>
             <w:r>
@@ -2770,7 +2799,6 @@
         <w:tc>
           <w:tcPr>
             <w:tcW w:type="dxa" w:w="680"/>
-            <w:shd w:fill="FFB3B3" w:val="clear"/>
           </w:tcPr>
           <w:p>
             <w:r>
@@ -2785,35 +2813,58 @@
         <w:tc>
           <w:tcPr>
             <w:tcW w:type="dxa" w:w="850"/>
-            <w:shd w:fill="FFB3B3" w:val="clear"/>
-          </w:tcPr>
-          <w:p/>
+          </w:tcPr>
+          <w:p>
+            <w:r>
+              <w:rPr>
+                <w:b w:val="0"/>
+                <w:sz w:val="16"/>
+              </w:rPr>
+            </w:r>
+          </w:p>
         </w:tc>
         <w:tc>
           <w:tcPr>
             <w:tcW w:type="dxa" w:w="1984"/>
-            <w:shd w:fill="FFB3B3" w:val="clear"/>
-          </w:tcPr>
-          <w:p/>
+          </w:tcPr>
+          <w:p>
+            <w:r>
+              <w:rPr>
+                <w:b w:val="0"/>
+                <w:sz w:val="16"/>
+              </w:rPr>
+            </w:r>
+          </w:p>
         </w:tc>
         <w:tc>
           <w:tcPr>
             <w:tcW w:type="dxa" w:w="454"/>
-            <w:shd w:fill="FFB3B3" w:val="clear"/>
-          </w:tcPr>
-          <w:p/>
+          </w:tcPr>
+          <w:p>
+            <w:r>
+              <w:rPr>
+                <w:b w:val="0"/>
+                <w:sz w:val="16"/>
+              </w:rPr>
+            </w:r>
+          </w:p>
         </w:tc>
         <w:tc>
           <w:tcPr>
             <w:tcW w:type="dxa" w:w="680"/>
-            <w:shd w:fill="FFB3B3" w:val="clear"/>
-          </w:tcPr>
-          <w:p/>
+          </w:tcPr>
+          <w:p>
+            <w:r>
+              <w:rPr>
+                <w:b w:val="0"/>
+                <w:sz w:val="16"/>
+              </w:rPr>
+            </w:r>
+          </w:p>
         </w:tc>
         <w:tc>
           <w:tcPr>
             <w:tcW w:type="dxa" w:w="3572"/>
-            <w:shd w:fill="FFB3B3" w:val="clear"/>
           </w:tcPr>
           <w:p>
             <w:r>
@@ -2822,7 +2873,7 @@
                 <w:color w:val="CC0000"/>
                 <w:sz w:val="16"/>
               </w:rPr>
-              <w:t>Articol lipsă din ofertă</w:t>
+              <w:t>DEVIZ_MISMATCH</w:t>
             </w:r>
           </w:p>
         </w:tc>
@@ -2881,7 +2932,7 @@
                 <w:color w:val="000000"/>
                 <w:sz w:val="18"/>
               </w:rPr>
-              <w:t>Ofertă: 240 principale</w:t>
+              <w:t>Ofertă: 243 principale</w:t>
             </w:r>
             <w:r>
               <w:rPr>
@@ -2889,7 +2940,7 @@
                 <w:color w:val="000000"/>
                 <w:sz w:val="18"/>
               </w:rPr>
-              <w:t xml:space="preserve">  ▼ 4 lipsă</w:t>
+              <w:t xml:space="preserve">  ▼ 1 lipsă</w:t>
             </w:r>
           </w:p>
         </w:tc>
@@ -3918,7 +3969,7 @@
                 <w:b/>
                 <w:sz w:val="18"/>
               </w:rPr>
-              <w:t>Capitol de lucrări BLC6 — BLC6 ORGANIZARE SANTIER  │  LIPSA: 56  │  EXTRA: 0  │  Delta: -56</w:t>
+              <w:t>Capitol de lucrări BLC6 — BLC6 ORGANIZARE SANTIER  │  LIPSA: 0  │  EXTRA: 0  │  Delta: 0 ✓</w:t>
             </w:r>
           </w:p>
         </w:tc>
@@ -3927,7 +3978,6 @@
         <w:tc>
           <w:tcPr>
             <w:tcW w:type="dxa" w:w="397"/>
-            <w:shd w:fill="FFB3B3" w:val="clear"/>
           </w:tcPr>
           <w:p>
             <w:r>
@@ -3942,7 +3992,6 @@
         <w:tc>
           <w:tcPr>
             <w:tcW w:type="dxa" w:w="1701"/>
-            <w:shd w:fill="FFB3B3" w:val="clear"/>
           </w:tcPr>
           <w:p>
             <w:r>
@@ -3957,7 +4006,6 @@
         <w:tc>
           <w:tcPr>
             <w:tcW w:type="dxa" w:w="850"/>
-            <w:shd w:fill="FFB3B3" w:val="clear"/>
           </w:tcPr>
           <w:p>
             <w:r>
@@ -3972,7 +4020,6 @@
         <w:tc>
           <w:tcPr>
             <w:tcW w:type="dxa" w:w="1984"/>
-            <w:shd w:fill="FFB3B3" w:val="clear"/>
           </w:tcPr>
           <w:p>
             <w:r>
@@ -3987,7 +4034,6 @@
         <w:tc>
           <w:tcPr>
             <w:tcW w:type="dxa" w:w="454"/>
-            <w:shd w:fill="FFB3B3" w:val="clear"/>
           </w:tcPr>
           <w:p>
             <w:r>
@@ -4002,7 +4048,6 @@
         <w:tc>
           <w:tcPr>
             <w:tcW w:type="dxa" w:w="680"/>
-            <w:shd w:fill="FFB3B3" w:val="clear"/>
           </w:tcPr>
           <w:p>
             <w:r>
@@ -4017,35 +4062,58 @@
         <w:tc>
           <w:tcPr>
             <w:tcW w:type="dxa" w:w="850"/>
-            <w:shd w:fill="FFB3B3" w:val="clear"/>
-          </w:tcPr>
-          <w:p/>
+          </w:tcPr>
+          <w:p>
+            <w:r>
+              <w:rPr>
+                <w:b w:val="0"/>
+                <w:sz w:val="16"/>
+              </w:rPr>
+            </w:r>
+          </w:p>
         </w:tc>
         <w:tc>
           <w:tcPr>
             <w:tcW w:type="dxa" w:w="1984"/>
-            <w:shd w:fill="FFB3B3" w:val="clear"/>
-          </w:tcPr>
-          <w:p/>
+          </w:tcPr>
+          <w:p>
+            <w:r>
+              <w:rPr>
+                <w:b w:val="0"/>
+                <w:sz w:val="16"/>
+              </w:rPr>
+            </w:r>
+          </w:p>
         </w:tc>
         <w:tc>
           <w:tcPr>
             <w:tcW w:type="dxa" w:w="454"/>
-            <w:shd w:fill="FFB3B3" w:val="clear"/>
-          </w:tcPr>
-          <w:p/>
+          </w:tcPr>
+          <w:p>
+            <w:r>
+              <w:rPr>
+                <w:b w:val="0"/>
+                <w:sz w:val="16"/>
+              </w:rPr>
+            </w:r>
+          </w:p>
         </w:tc>
         <w:tc>
           <w:tcPr>
             <w:tcW w:type="dxa" w:w="680"/>
-            <w:shd w:fill="FFB3B3" w:val="clear"/>
-          </w:tcPr>
-          <w:p/>
+          </w:tcPr>
+          <w:p>
+            <w:r>
+              <w:rPr>
+                <w:b w:val="0"/>
+                <w:sz w:val="16"/>
+              </w:rPr>
+            </w:r>
+          </w:p>
         </w:tc>
         <w:tc>
           <w:tcPr>
             <w:tcW w:type="dxa" w:w="3572"/>
-            <w:shd w:fill="FFB3B3" w:val="clear"/>
           </w:tcPr>
           <w:p>
             <w:r>
@@ -4054,7 +4122,7 @@
                 <w:color w:val="CC0000"/>
                 <w:sz w:val="16"/>
               </w:rPr>
-              <w:t>Articol lipsă din ofertă</w:t>
+              <w:t>DEVIZ_MISMATCH</w:t>
             </w:r>
           </w:p>
         </w:tc>
@@ -4063,7 +4131,6 @@
         <w:tc>
           <w:tcPr>
             <w:tcW w:type="dxa" w:w="397"/>
-            <w:shd w:fill="FFB3B3" w:val="clear"/>
           </w:tcPr>
           <w:p>
             <w:r>
@@ -4078,7 +4145,6 @@
         <w:tc>
           <w:tcPr>
             <w:tcW w:type="dxa" w:w="1701"/>
-            <w:shd w:fill="FFB3B3" w:val="clear"/>
           </w:tcPr>
           <w:p>
             <w:r>
@@ -4093,7 +4159,6 @@
         <w:tc>
           <w:tcPr>
             <w:tcW w:type="dxa" w:w="850"/>
-            <w:shd w:fill="FFB3B3" w:val="clear"/>
           </w:tcPr>
           <w:p>
             <w:r>
@@ -4121,7 +4186,6 @@
         <w:tc>
           <w:tcPr>
             <w:tcW w:type="dxa" w:w="1984"/>
-            <w:shd w:fill="FFB3B3" w:val="clear"/>
           </w:tcPr>
           <w:p>
             <w:r>
@@ -4136,7 +4200,6 @@
         <w:tc>
           <w:tcPr>
             <w:tcW w:type="dxa" w:w="454"/>
-            <w:shd w:fill="FFB3B3" w:val="clear"/>
           </w:tcPr>
           <w:p>
             <w:r>
@@ -4151,7 +4214,6 @@
         <w:tc>
           <w:tcPr>
             <w:tcW w:type="dxa" w:w="680"/>
-            <w:shd w:fill="FFB3B3" w:val="clear"/>
           </w:tcPr>
           <w:p>
             <w:r>
@@ -4166,35 +4228,58 @@
         <w:tc>
           <w:tcPr>
             <w:tcW w:type="dxa" w:w="850"/>
-            <w:shd w:fill="FFB3B3" w:val="clear"/>
-          </w:tcPr>
-          <w:p/>
+          </w:tcPr>
+          <w:p>
+            <w:r>
+              <w:rPr>
+                <w:b w:val="0"/>
+                <w:sz w:val="16"/>
+              </w:rPr>
+            </w:r>
+          </w:p>
         </w:tc>
         <w:tc>
           <w:tcPr>
             <w:tcW w:type="dxa" w:w="1984"/>
-            <w:shd w:fill="FFB3B3" w:val="clear"/>
-          </w:tcPr>
-          <w:p/>
+          </w:tcPr>
+          <w:p>
+            <w:r>
+              <w:rPr>
+                <w:b w:val="0"/>
+                <w:sz w:val="16"/>
+              </w:rPr>
+            </w:r>
+          </w:p>
         </w:tc>
         <w:tc>
           <w:tcPr>
             <w:tcW w:type="dxa" w:w="454"/>
-            <w:shd w:fill="FFB3B3" w:val="clear"/>
-          </w:tcPr>
-          <w:p/>
+          </w:tcPr>
+          <w:p>
+            <w:r>
+              <w:rPr>
+                <w:b w:val="0"/>
+                <w:sz w:val="16"/>
+              </w:rPr>
+            </w:r>
+          </w:p>
         </w:tc>
         <w:tc>
           <w:tcPr>
             <w:tcW w:type="dxa" w:w="680"/>
-            <w:shd w:fill="FFB3B3" w:val="clear"/>
-          </w:tcPr>
-          <w:p/>
+          </w:tcPr>
+          <w:p>
+            <w:r>
+              <w:rPr>
+                <w:b w:val="0"/>
+                <w:sz w:val="16"/>
+              </w:rPr>
+            </w:r>
+          </w:p>
         </w:tc>
         <w:tc>
           <w:tcPr>
             <w:tcW w:type="dxa" w:w="3572"/>
-            <w:shd w:fill="FFB3B3" w:val="clear"/>
           </w:tcPr>
           <w:p>
             <w:r>
@@ -4203,7 +4288,7 @@
                 <w:color w:val="CC0000"/>
                 <w:sz w:val="16"/>
               </w:rPr>
-              <w:t>Articol lipsă din ofertă</w:t>
+              <w:t>DEVIZ_MISMATCH</w:t>
             </w:r>
           </w:p>
         </w:tc>
@@ -4212,7 +4297,6 @@
         <w:tc>
           <w:tcPr>
             <w:tcW w:type="dxa" w:w="397"/>
-            <w:shd w:fill="FFB3B3" w:val="clear"/>
           </w:tcPr>
           <w:p>
             <w:r>
@@ -4227,7 +4311,6 @@
         <w:tc>
           <w:tcPr>
             <w:tcW w:type="dxa" w:w="1701"/>
-            <w:shd w:fill="FFB3B3" w:val="clear"/>
           </w:tcPr>
           <w:p>
             <w:r>
@@ -4242,7 +4325,6 @@
         <w:tc>
           <w:tcPr>
             <w:tcW w:type="dxa" w:w="850"/>
-            <w:shd w:fill="FFB3B3" w:val="clear"/>
           </w:tcPr>
           <w:p>
             <w:r>
@@ -4270,7 +4352,6 @@
         <w:tc>
           <w:tcPr>
             <w:tcW w:type="dxa" w:w="1984"/>
-            <w:shd w:fill="FFB3B3" w:val="clear"/>
           </w:tcPr>
           <w:p>
             <w:r>
@@ -4285,7 +4366,6 @@
         <w:tc>
           <w:tcPr>
             <w:tcW w:type="dxa" w:w="454"/>
-            <w:shd w:fill="FFB3B3" w:val="clear"/>
           </w:tcPr>
           <w:p>
             <w:r>
@@ -4300,7 +4380,6 @@
         <w:tc>
           <w:tcPr>
             <w:tcW w:type="dxa" w:w="680"/>
-            <w:shd w:fill="FFB3B3" w:val="clear"/>
           </w:tcPr>
           <w:p>
             <w:r>
@@ -4315,35 +4394,58 @@
         <w:tc>
           <w:tcPr>
             <w:tcW w:type="dxa" w:w="850"/>
-            <w:shd w:fill="FFB3B3" w:val="clear"/>
-          </w:tcPr>
-          <w:p/>
+          </w:tcPr>
+          <w:p>
+            <w:r>
+              <w:rPr>
+                <w:b w:val="0"/>
+                <w:sz w:val="16"/>
+              </w:rPr>
+            </w:r>
+          </w:p>
         </w:tc>
         <w:tc>
           <w:tcPr>
             <w:tcW w:type="dxa" w:w="1984"/>
-            <w:shd w:fill="FFB3B3" w:val="clear"/>
-          </w:tcPr>
-          <w:p/>
+          </w:tcPr>
+          <w:p>
+            <w:r>
+              <w:rPr>
+                <w:b w:val="0"/>
+                <w:sz w:val="16"/>
+              </w:rPr>
+            </w:r>
+          </w:p>
         </w:tc>
         <w:tc>
           <w:tcPr>
             <w:tcW w:type="dxa" w:w="454"/>
-            <w:shd w:fill="FFB3B3" w:val="clear"/>
-          </w:tcPr>
-          <w:p/>
+          </w:tcPr>
+          <w:p>
+            <w:r>
+              <w:rPr>
+                <w:b w:val="0"/>
+                <w:sz w:val="16"/>
+              </w:rPr>
+            </w:r>
+          </w:p>
         </w:tc>
         <w:tc>
           <w:tcPr>
             <w:tcW w:type="dxa" w:w="680"/>
-            <w:shd w:fill="FFB3B3" w:val="clear"/>
-          </w:tcPr>
-          <w:p/>
+          </w:tcPr>
+          <w:p>
+            <w:r>
+              <w:rPr>
+                <w:b w:val="0"/>
+                <w:sz w:val="16"/>
+              </w:rPr>
+            </w:r>
+          </w:p>
         </w:tc>
         <w:tc>
           <w:tcPr>
             <w:tcW w:type="dxa" w:w="3572"/>
-            <w:shd w:fill="FFB3B3" w:val="clear"/>
           </w:tcPr>
           <w:p>
             <w:r>
@@ -4352,7 +4454,7 @@
                 <w:color w:val="CC0000"/>
                 <w:sz w:val="16"/>
               </w:rPr>
-              <w:t>Articol lipsă din ofertă</w:t>
+              <w:t>DEVIZ_MISMATCH</w:t>
             </w:r>
           </w:p>
         </w:tc>
@@ -4361,7 +4463,6 @@
         <w:tc>
           <w:tcPr>
             <w:tcW w:type="dxa" w:w="397"/>
-            <w:shd w:fill="FFB3B3" w:val="clear"/>
           </w:tcPr>
           <w:p>
             <w:r>
@@ -4376,7 +4477,6 @@
         <w:tc>
           <w:tcPr>
             <w:tcW w:type="dxa" w:w="1701"/>
-            <w:shd w:fill="FFB3B3" w:val="clear"/>
           </w:tcPr>
           <w:p>
             <w:r>
@@ -4391,7 +4491,6 @@
         <w:tc>
           <w:tcPr>
             <w:tcW w:type="dxa" w:w="850"/>
-            <w:shd w:fill="FFB3B3" w:val="clear"/>
           </w:tcPr>
           <w:p>
             <w:r>
@@ -4419,7 +4518,6 @@
         <w:tc>
           <w:tcPr>
             <w:tcW w:type="dxa" w:w="1984"/>
-            <w:shd w:fill="FFB3B3" w:val="clear"/>
           </w:tcPr>
           <w:p>
             <w:r>
@@ -4434,7 +4532,6 @@
         <w:tc>
           <w:tcPr>
             <w:tcW w:type="dxa" w:w="454"/>
-            <w:shd w:fill="FFB3B3" w:val="clear"/>
           </w:tcPr>
           <w:p>
             <w:r>
@@ -4449,7 +4546,6 @@
         <w:tc>
           <w:tcPr>
             <w:tcW w:type="dxa" w:w="680"/>
-            <w:shd w:fill="FFB3B3" w:val="clear"/>
           </w:tcPr>
           <w:p>
             <w:r>
@@ -4464,35 +4560,58 @@
         <w:tc>
           <w:tcPr>
             <w:tcW w:type="dxa" w:w="850"/>
-            <w:shd w:fill="FFB3B3" w:val="clear"/>
-          </w:tcPr>
-          <w:p/>
+          </w:tcPr>
+          <w:p>
+            <w:r>
+              <w:rPr>
+                <w:b w:val="0"/>
+                <w:sz w:val="16"/>
+              </w:rPr>
+            </w:r>
+          </w:p>
         </w:tc>
         <w:tc>
           <w:tcPr>
             <w:tcW w:type="dxa" w:w="1984"/>
-            <w:shd w:fill="FFB3B3" w:val="clear"/>
-          </w:tcPr>
-          <w:p/>
+          </w:tcPr>
+          <w:p>
+            <w:r>
+              <w:rPr>
+                <w:b w:val="0"/>
+                <w:sz w:val="16"/>
+              </w:rPr>
+            </w:r>
+          </w:p>
         </w:tc>
         <w:tc>
           <w:tcPr>
             <w:tcW w:type="dxa" w:w="454"/>
-            <w:shd w:fill="FFB3B3" w:val="clear"/>
-          </w:tcPr>
-          <w:p/>
+          </w:tcPr>
+          <w:p>
+            <w:r>
+              <w:rPr>
+                <w:b w:val="0"/>
+                <w:sz w:val="16"/>
+              </w:rPr>
+            </w:r>
+          </w:p>
         </w:tc>
         <w:tc>
           <w:tcPr>
             <w:tcW w:type="dxa" w:w="680"/>
-            <w:shd w:fill="FFB3B3" w:val="clear"/>
-          </w:tcPr>
-          <w:p/>
+          </w:tcPr>
+          <w:p>
+            <w:r>
+              <w:rPr>
+                <w:b w:val="0"/>
+                <w:sz w:val="16"/>
+              </w:rPr>
+            </w:r>
+          </w:p>
         </w:tc>
         <w:tc>
           <w:tcPr>
             <w:tcW w:type="dxa" w:w="3572"/>
-            <w:shd w:fill="FFB3B3" w:val="clear"/>
           </w:tcPr>
           <w:p>
             <w:r>
@@ -4501,7 +4620,7 @@
                 <w:color w:val="CC0000"/>
                 <w:sz w:val="16"/>
               </w:rPr>
-              <w:t>Articol lipsă din ofertă</w:t>
+              <w:t>DEVIZ_MISMATCH</w:t>
             </w:r>
           </w:p>
         </w:tc>
@@ -4510,7 +4629,6 @@
         <w:tc>
           <w:tcPr>
             <w:tcW w:type="dxa" w:w="397"/>
-            <w:shd w:fill="FFB3B3" w:val="clear"/>
           </w:tcPr>
           <w:p>
             <w:r>
@@ -4525,7 +4643,6 @@
         <w:tc>
           <w:tcPr>
             <w:tcW w:type="dxa" w:w="1701"/>
-            <w:shd w:fill="FFB3B3" w:val="clear"/>
           </w:tcPr>
           <w:p>
             <w:r>
@@ -4540,7 +4657,6 @@
         <w:tc>
           <w:tcPr>
             <w:tcW w:type="dxa" w:w="850"/>
-            <w:shd w:fill="FFB3B3" w:val="clear"/>
           </w:tcPr>
           <w:p>
             <w:r>
@@ -4568,7 +4684,6 @@
         <w:tc>
           <w:tcPr>
             <w:tcW w:type="dxa" w:w="1984"/>
-            <w:shd w:fill="FFB3B3" w:val="clear"/>
           </w:tcPr>
           <w:p>
             <w:r>
@@ -4583,7 +4698,6 @@
         <w:tc>
           <w:tcPr>
             <w:tcW w:type="dxa" w:w="454"/>
-            <w:shd w:fill="FFB3B3" w:val="clear"/>
           </w:tcPr>
           <w:p>
             <w:r>
@@ -4598,7 +4712,6 @@
         <w:tc>
           <w:tcPr>
             <w:tcW w:type="dxa" w:w="680"/>
-            <w:shd w:fill="FFB3B3" w:val="clear"/>
           </w:tcPr>
           <w:p>
             <w:r>
@@ -4613,35 +4726,58 @@
         <w:tc>
           <w:tcPr>
             <w:tcW w:type="dxa" w:w="850"/>
-            <w:shd w:fill="FFB3B3" w:val="clear"/>
-          </w:tcPr>
-          <w:p/>
+          </w:tcPr>
+          <w:p>
+            <w:r>
+              <w:rPr>
+                <w:b w:val="0"/>
+                <w:sz w:val="16"/>
+              </w:rPr>
+            </w:r>
+          </w:p>
         </w:tc>
         <w:tc>
           <w:tcPr>
             <w:tcW w:type="dxa" w:w="1984"/>
-            <w:shd w:fill="FFB3B3" w:val="clear"/>
-          </w:tcPr>
-          <w:p/>
+          </w:tcPr>
+          <w:p>
+            <w:r>
+              <w:rPr>
+                <w:b w:val="0"/>
+                <w:sz w:val="16"/>
+              </w:rPr>
+            </w:r>
+          </w:p>
         </w:tc>
         <w:tc>
           <w:tcPr>
             <w:tcW w:type="dxa" w:w="454"/>
-            <w:shd w:fill="FFB3B3" w:val="clear"/>
-          </w:tcPr>
-          <w:p/>
+          </w:tcPr>
+          <w:p>
+            <w:r>
+              <w:rPr>
+                <w:b w:val="0"/>
+                <w:sz w:val="16"/>
+              </w:rPr>
+            </w:r>
+          </w:p>
         </w:tc>
         <w:tc>
           <w:tcPr>
             <w:tcW w:type="dxa" w:w="680"/>
-            <w:shd w:fill="FFB3B3" w:val="clear"/>
-          </w:tcPr>
-          <w:p/>
+          </w:tcPr>
+          <w:p>
+            <w:r>
+              <w:rPr>
+                <w:b w:val="0"/>
+                <w:sz w:val="16"/>
+              </w:rPr>
+            </w:r>
+          </w:p>
         </w:tc>
         <w:tc>
           <w:tcPr>
             <w:tcW w:type="dxa" w:w="3572"/>
-            <w:shd w:fill="FFB3B3" w:val="clear"/>
           </w:tcPr>
           <w:p>
             <w:r>
@@ -4650,7 +4786,7 @@
                 <w:color w:val="CC0000"/>
                 <w:sz w:val="16"/>
               </w:rPr>
-              <w:t>Articol lipsă din ofertă</w:t>
+              <w:t>DEVIZ_MISMATCH</w:t>
             </w:r>
           </w:p>
         </w:tc>
@@ -4659,7 +4795,6 @@
         <w:tc>
           <w:tcPr>
             <w:tcW w:type="dxa" w:w="397"/>
-            <w:shd w:fill="FFB3B3" w:val="clear"/>
           </w:tcPr>
           <w:p>
             <w:r>
@@ -4674,7 +4809,6 @@
         <w:tc>
           <w:tcPr>
             <w:tcW w:type="dxa" w:w="1701"/>
-            <w:shd w:fill="FFB3B3" w:val="clear"/>
           </w:tcPr>
           <w:p>
             <w:r>
@@ -4689,7 +4823,6 @@
         <w:tc>
           <w:tcPr>
             <w:tcW w:type="dxa" w:w="850"/>
-            <w:shd w:fill="FFB3B3" w:val="clear"/>
           </w:tcPr>
           <w:p>
             <w:r>
@@ -4704,7 +4837,6 @@
         <w:tc>
           <w:tcPr>
             <w:tcW w:type="dxa" w:w="1984"/>
-            <w:shd w:fill="FFB3B3" w:val="clear"/>
           </w:tcPr>
           <w:p>
             <w:r>
@@ -4719,7 +4851,6 @@
         <w:tc>
           <w:tcPr>
             <w:tcW w:type="dxa" w:w="454"/>
-            <w:shd w:fill="FFB3B3" w:val="clear"/>
           </w:tcPr>
           <w:p>
             <w:r>
@@ -4734,7 +4865,6 @@
         <w:tc>
           <w:tcPr>
             <w:tcW w:type="dxa" w:w="680"/>
-            <w:shd w:fill="FFB3B3" w:val="clear"/>
           </w:tcPr>
           <w:p>
             <w:r>
@@ -4749,35 +4879,58 @@
         <w:tc>
           <w:tcPr>
             <w:tcW w:type="dxa" w:w="850"/>
-            <w:shd w:fill="FFB3B3" w:val="clear"/>
-          </w:tcPr>
-          <w:p/>
+          </w:tcPr>
+          <w:p>
+            <w:r>
+              <w:rPr>
+                <w:b w:val="0"/>
+                <w:sz w:val="16"/>
+              </w:rPr>
+            </w:r>
+          </w:p>
         </w:tc>
         <w:tc>
           <w:tcPr>
             <w:tcW w:type="dxa" w:w="1984"/>
-            <w:shd w:fill="FFB3B3" w:val="clear"/>
-          </w:tcPr>
-          <w:p/>
+          </w:tcPr>
+          <w:p>
+            <w:r>
+              <w:rPr>
+                <w:b w:val="0"/>
+                <w:sz w:val="16"/>
+              </w:rPr>
+            </w:r>
+          </w:p>
         </w:tc>
         <w:tc>
           <w:tcPr>
             <w:tcW w:type="dxa" w:w="454"/>
-            <w:shd w:fill="FFB3B3" w:val="clear"/>
-          </w:tcPr>
-          <w:p/>
+          </w:tcPr>
+          <w:p>
+            <w:r>
+              <w:rPr>
+                <w:b w:val="0"/>
+                <w:sz w:val="16"/>
+              </w:rPr>
+            </w:r>
+          </w:p>
         </w:tc>
         <w:tc>
           <w:tcPr>
             <w:tcW w:type="dxa" w:w="680"/>
-            <w:shd w:fill="FFB3B3" w:val="clear"/>
-          </w:tcPr>
-          <w:p/>
+          </w:tcPr>
+          <w:p>
+            <w:r>
+              <w:rPr>
+                <w:b w:val="0"/>
+                <w:sz w:val="16"/>
+              </w:rPr>
+            </w:r>
+          </w:p>
         </w:tc>
         <w:tc>
           <w:tcPr>
             <w:tcW w:type="dxa" w:w="3572"/>
-            <w:shd w:fill="FFB3B3" w:val="clear"/>
           </w:tcPr>
           <w:p>
             <w:r>
@@ -4786,7 +4939,7 @@
                 <w:color w:val="CC0000"/>
                 <w:sz w:val="16"/>
               </w:rPr>
-              <w:t>Articol lipsă din ofertă</w:t>
+              <w:t>DEVIZ_MISMATCH</w:t>
             </w:r>
           </w:p>
         </w:tc>
@@ -4795,7 +4948,6 @@
         <w:tc>
           <w:tcPr>
             <w:tcW w:type="dxa" w:w="397"/>
-            <w:shd w:fill="FFB3B3" w:val="clear"/>
           </w:tcPr>
           <w:p>
             <w:r>
@@ -4810,7 +4962,6 @@
         <w:tc>
           <w:tcPr>
             <w:tcW w:type="dxa" w:w="1701"/>
-            <w:shd w:fill="FFB3B3" w:val="clear"/>
           </w:tcPr>
           <w:p>
             <w:r>
@@ -4825,7 +4976,6 @@
         <w:tc>
           <w:tcPr>
             <w:tcW w:type="dxa" w:w="850"/>
-            <w:shd w:fill="FFB3B3" w:val="clear"/>
           </w:tcPr>
           <w:p>
             <w:r>
@@ -4853,7 +5003,6 @@
         <w:tc>
           <w:tcPr>
             <w:tcW w:type="dxa" w:w="1984"/>
-            <w:shd w:fill="FFB3B3" w:val="clear"/>
           </w:tcPr>
           <w:p>
             <w:r>
@@ -4868,7 +5017,6 @@
         <w:tc>
           <w:tcPr>
             <w:tcW w:type="dxa" w:w="454"/>
-            <w:shd w:fill="FFB3B3" w:val="clear"/>
           </w:tcPr>
           <w:p>
             <w:r>
@@ -4883,7 +5031,6 @@
         <w:tc>
           <w:tcPr>
             <w:tcW w:type="dxa" w:w="680"/>
-            <w:shd w:fill="FFB3B3" w:val="clear"/>
           </w:tcPr>
           <w:p>
             <w:r>
@@ -4898,35 +5045,58 @@
         <w:tc>
           <w:tcPr>
             <w:tcW w:type="dxa" w:w="850"/>
-            <w:shd w:fill="FFB3B3" w:val="clear"/>
-          </w:tcPr>
-          <w:p/>
+          </w:tcPr>
+          <w:p>
+            <w:r>
+              <w:rPr>
+                <w:b w:val="0"/>
+                <w:sz w:val="16"/>
+              </w:rPr>
+            </w:r>
+          </w:p>
         </w:tc>
         <w:tc>
           <w:tcPr>
             <w:tcW w:type="dxa" w:w="1984"/>
-            <w:shd w:fill="FFB3B3" w:val="clear"/>
-          </w:tcPr>
-          <w:p/>
+          </w:tcPr>
+          <w:p>
+            <w:r>
+              <w:rPr>
+                <w:b w:val="0"/>
+                <w:sz w:val="16"/>
+              </w:rPr>
+            </w:r>
+          </w:p>
         </w:tc>
         <w:tc>
           <w:tcPr>
             <w:tcW w:type="dxa" w:w="454"/>
-            <w:shd w:fill="FFB3B3" w:val="clear"/>
-          </w:tcPr>
-          <w:p/>
+          </w:tcPr>
+          <w:p>
+            <w:r>
+              <w:rPr>
+                <w:b w:val="0"/>
+                <w:sz w:val="16"/>
+              </w:rPr>
+            </w:r>
+          </w:p>
         </w:tc>
         <w:tc>
           <w:tcPr>
             <w:tcW w:type="dxa" w:w="680"/>
-            <w:shd w:fill="FFB3B3" w:val="clear"/>
-          </w:tcPr>
-          <w:p/>
+          </w:tcPr>
+          <w:p>
+            <w:r>
+              <w:rPr>
+                <w:b w:val="0"/>
+                <w:sz w:val="16"/>
+              </w:rPr>
+            </w:r>
+          </w:p>
         </w:tc>
         <w:tc>
           <w:tcPr>
             <w:tcW w:type="dxa" w:w="3572"/>
-            <w:shd w:fill="FFB3B3" w:val="clear"/>
           </w:tcPr>
           <w:p>
             <w:r>
@@ -4935,7 +5105,7 @@
                 <w:color w:val="CC0000"/>
                 <w:sz w:val="16"/>
               </w:rPr>
-              <w:t>Articol lipsă din ofertă</w:t>
+              <w:t>DEVIZ_MISMATCH</w:t>
             </w:r>
           </w:p>
         </w:tc>
@@ -4944,7 +5114,6 @@
         <w:tc>
           <w:tcPr>
             <w:tcW w:type="dxa" w:w="397"/>
-            <w:shd w:fill="FFB3B3" w:val="clear"/>
           </w:tcPr>
           <w:p>
             <w:r>
@@ -4959,7 +5128,6 @@
         <w:tc>
           <w:tcPr>
             <w:tcW w:type="dxa" w:w="1701"/>
-            <w:shd w:fill="FFB3B3" w:val="clear"/>
           </w:tcPr>
           <w:p>
             <w:r>
@@ -4974,7 +5142,6 @@
         <w:tc>
           <w:tcPr>
             <w:tcW w:type="dxa" w:w="850"/>
-            <w:shd w:fill="FFB3B3" w:val="clear"/>
           </w:tcPr>
           <w:p>
             <w:r>
@@ -5002,7 +5169,6 @@
         <w:tc>
           <w:tcPr>
             <w:tcW w:type="dxa" w:w="1984"/>
-            <w:shd w:fill="FFB3B3" w:val="clear"/>
           </w:tcPr>
           <w:p>
             <w:r>
@@ -5017,7 +5183,6 @@
         <w:tc>
           <w:tcPr>
             <w:tcW w:type="dxa" w:w="454"/>
-            <w:shd w:fill="FFB3B3" w:val="clear"/>
           </w:tcPr>
           <w:p>
             <w:r>
@@ -5032,7 +5197,6 @@
         <w:tc>
           <w:tcPr>
             <w:tcW w:type="dxa" w:w="680"/>
-            <w:shd w:fill="FFB3B3" w:val="clear"/>
           </w:tcPr>
           <w:p>
             <w:r>
@@ -5047,35 +5211,58 @@
         <w:tc>
           <w:tcPr>
             <w:tcW w:type="dxa" w:w="850"/>
-            <w:shd w:fill="FFB3B3" w:val="clear"/>
-          </w:tcPr>
-          <w:p/>
+          </w:tcPr>
+          <w:p>
+            <w:r>
+              <w:rPr>
+                <w:b w:val="0"/>
+                <w:sz w:val="16"/>
+              </w:rPr>
+            </w:r>
+          </w:p>
         </w:tc>
         <w:tc>
           <w:tcPr>
             <w:tcW w:type="dxa" w:w="1984"/>
-            <w:shd w:fill="FFB3B3" w:val="clear"/>
-          </w:tcPr>
-          <w:p/>
+          </w:tcPr>
+          <w:p>
+            <w:r>
+              <w:rPr>
+                <w:b w:val="0"/>
+                <w:sz w:val="16"/>
+              </w:rPr>
+            </w:r>
+          </w:p>
         </w:tc>
         <w:tc>
           <w:tcPr>
             <w:tcW w:type="dxa" w:w="454"/>
-            <w:shd w:fill="FFB3B3" w:val="clear"/>
-          </w:tcPr>
-          <w:p/>
+          </w:tcPr>
+          <w:p>
+            <w:r>
+              <w:rPr>
+                <w:b w:val="0"/>
+                <w:sz w:val="16"/>
+              </w:rPr>
+            </w:r>
+          </w:p>
         </w:tc>
         <w:tc>
           <w:tcPr>
             <w:tcW w:type="dxa" w:w="680"/>
-            <w:shd w:fill="FFB3B3" w:val="clear"/>
-          </w:tcPr>
-          <w:p/>
+          </w:tcPr>
+          <w:p>
+            <w:r>
+              <w:rPr>
+                <w:b w:val="0"/>
+                <w:sz w:val="16"/>
+              </w:rPr>
+            </w:r>
+          </w:p>
         </w:tc>
         <w:tc>
           <w:tcPr>
             <w:tcW w:type="dxa" w:w="3572"/>
-            <w:shd w:fill="FFB3B3" w:val="clear"/>
           </w:tcPr>
           <w:p>
             <w:r>
@@ -5084,7 +5271,7 @@
                 <w:color w:val="CC0000"/>
                 <w:sz w:val="16"/>
               </w:rPr>
-              <w:t>Articol lipsă din ofertă</w:t>
+              <w:t>DEVIZ_MISMATCH</w:t>
             </w:r>
           </w:p>
         </w:tc>
@@ -5093,7 +5280,6 @@
         <w:tc>
           <w:tcPr>
             <w:tcW w:type="dxa" w:w="397"/>
-            <w:shd w:fill="FFB3B3" w:val="clear"/>
           </w:tcPr>
           <w:p>
             <w:r>
@@ -5108,7 +5294,6 @@
         <w:tc>
           <w:tcPr>
             <w:tcW w:type="dxa" w:w="1701"/>
-            <w:shd w:fill="FFB3B3" w:val="clear"/>
           </w:tcPr>
           <w:p>
             <w:r>
@@ -5123,7 +5308,6 @@
         <w:tc>
           <w:tcPr>
             <w:tcW w:type="dxa" w:w="850"/>
-            <w:shd w:fill="FFB3B3" w:val="clear"/>
           </w:tcPr>
           <w:p>
             <w:r>
@@ -5151,7 +5335,6 @@
         <w:tc>
           <w:tcPr>
             <w:tcW w:type="dxa" w:w="1984"/>
-            <w:shd w:fill="FFB3B3" w:val="clear"/>
           </w:tcPr>
           <w:p>
             <w:r>
@@ -5166,7 +5349,6 @@
         <w:tc>
           <w:tcPr>
             <w:tcW w:type="dxa" w:w="454"/>
-            <w:shd w:fill="FFB3B3" w:val="clear"/>
           </w:tcPr>
           <w:p>
             <w:r>
@@ -5181,7 +5363,6 @@
         <w:tc>
           <w:tcPr>
             <w:tcW w:type="dxa" w:w="680"/>
-            <w:shd w:fill="FFB3B3" w:val="clear"/>
           </w:tcPr>
           <w:p>
             <w:r>
@@ -5196,35 +5377,58 @@
         <w:tc>
           <w:tcPr>
             <w:tcW w:type="dxa" w:w="850"/>
-            <w:shd w:fill="FFB3B3" w:val="clear"/>
-          </w:tcPr>
-          <w:p/>
+          </w:tcPr>
+          <w:p>
+            <w:r>
+              <w:rPr>
+                <w:b w:val="0"/>
+                <w:sz w:val="16"/>
+              </w:rPr>
+            </w:r>
+          </w:p>
         </w:tc>
         <w:tc>
           <w:tcPr>
             <w:tcW w:type="dxa" w:w="1984"/>
-            <w:shd w:fill="FFB3B3" w:val="clear"/>
-          </w:tcPr>
-          <w:p/>
+          </w:tcPr>
+          <w:p>
+            <w:r>
+              <w:rPr>
+                <w:b w:val="0"/>
+                <w:sz w:val="16"/>
+              </w:rPr>
+            </w:r>
+          </w:p>
         </w:tc>
         <w:tc>
           <w:tcPr>
             <w:tcW w:type="dxa" w:w="454"/>
-            <w:shd w:fill="FFB3B3" w:val="clear"/>
-          </w:tcPr>
-          <w:p/>
+          </w:tcPr>
+          <w:p>
+            <w:r>
+              <w:rPr>
+                <w:b w:val="0"/>
+                <w:sz w:val="16"/>
+              </w:rPr>
+            </w:r>
+          </w:p>
         </w:tc>
         <w:tc>
           <w:tcPr>
             <w:tcW w:type="dxa" w:w="680"/>
-            <w:shd w:fill="FFB3B3" w:val="clear"/>
-          </w:tcPr>
-          <w:p/>
+          </w:tcPr>
+          <w:p>
+            <w:r>
+              <w:rPr>
+                <w:b w:val="0"/>
+                <w:sz w:val="16"/>
+              </w:rPr>
+            </w:r>
+          </w:p>
         </w:tc>
         <w:tc>
           <w:tcPr>
             <w:tcW w:type="dxa" w:w="3572"/>
-            <w:shd w:fill="FFB3B3" w:val="clear"/>
           </w:tcPr>
           <w:p>
             <w:r>
@@ -5233,7 +5437,7 @@
                 <w:color w:val="CC0000"/>
                 <w:sz w:val="16"/>
               </w:rPr>
-              <w:t>Articol lipsă din ofertă</w:t>
+              <w:t>DEVIZ_MISMATCH</w:t>
             </w:r>
           </w:p>
         </w:tc>
@@ -5242,7 +5446,6 @@
         <w:tc>
           <w:tcPr>
             <w:tcW w:type="dxa" w:w="397"/>
-            <w:shd w:fill="FFB3B3" w:val="clear"/>
           </w:tcPr>
           <w:p>
             <w:r>
@@ -5257,7 +5460,6 @@
         <w:tc>
           <w:tcPr>
             <w:tcW w:type="dxa" w:w="1701"/>
-            <w:shd w:fill="FFB3B3" w:val="clear"/>
           </w:tcPr>
           <w:p>
             <w:r>
@@ -5272,7 +5474,6 @@
         <w:tc>
           <w:tcPr>
             <w:tcW w:type="dxa" w:w="850"/>
-            <w:shd w:fill="FFB3B3" w:val="clear"/>
           </w:tcPr>
           <w:p>
             <w:r>
@@ -5300,7 +5501,6 @@
         <w:tc>
           <w:tcPr>
             <w:tcW w:type="dxa" w:w="1984"/>
-            <w:shd w:fill="FFB3B3" w:val="clear"/>
           </w:tcPr>
           <w:p>
             <w:r>
@@ -5315,7 +5515,6 @@
         <w:tc>
           <w:tcPr>
             <w:tcW w:type="dxa" w:w="454"/>
-            <w:shd w:fill="FFB3B3" w:val="clear"/>
           </w:tcPr>
           <w:p>
             <w:r>
@@ -5330,7 +5529,6 @@
         <w:tc>
           <w:tcPr>
             <w:tcW w:type="dxa" w:w="680"/>
-            <w:shd w:fill="FFB3B3" w:val="clear"/>
           </w:tcPr>
           <w:p>
             <w:r>
@@ -5345,35 +5543,58 @@
         <w:tc>
           <w:tcPr>
             <w:tcW w:type="dxa" w:w="850"/>
-            <w:shd w:fill="FFB3B3" w:val="clear"/>
-          </w:tcPr>
-          <w:p/>
+          </w:tcPr>
+          <w:p>
+            <w:r>
+              <w:rPr>
+                <w:b w:val="0"/>
+                <w:sz w:val="16"/>
+              </w:rPr>
+            </w:r>
+          </w:p>
         </w:tc>
         <w:tc>
           <w:tcPr>
             <w:tcW w:type="dxa" w:w="1984"/>
-            <w:shd w:fill="FFB3B3" w:val="clear"/>
-          </w:tcPr>
-          <w:p/>
+          </w:tcPr>
+          <w:p>
+            <w:r>
+              <w:rPr>
+                <w:b w:val="0"/>
+                <w:sz w:val="16"/>
+              </w:rPr>
+            </w:r>
+          </w:p>
         </w:tc>
         <w:tc>
           <w:tcPr>
             <w:tcW w:type="dxa" w:w="454"/>
-            <w:shd w:fill="FFB3B3" w:val="clear"/>
-          </w:tcPr>
-          <w:p/>
+          </w:tcPr>
+          <w:p>
+            <w:r>
+              <w:rPr>
+                <w:b w:val="0"/>
+                <w:sz w:val="16"/>
+              </w:rPr>
+            </w:r>
+          </w:p>
         </w:tc>
         <w:tc>
           <w:tcPr>
             <w:tcW w:type="dxa" w:w="680"/>
-            <w:shd w:fill="FFB3B3" w:val="clear"/>
-          </w:tcPr>
-          <w:p/>
+          </w:tcPr>
+          <w:p>
+            <w:r>
+              <w:rPr>
+                <w:b w:val="0"/>
+                <w:sz w:val="16"/>
+              </w:rPr>
+            </w:r>
+          </w:p>
         </w:tc>
         <w:tc>
           <w:tcPr>
             <w:tcW w:type="dxa" w:w="3572"/>
-            <w:shd w:fill="FFB3B3" w:val="clear"/>
           </w:tcPr>
           <w:p>
             <w:r>
@@ -5382,7 +5603,7 @@
                 <w:color w:val="CC0000"/>
                 <w:sz w:val="16"/>
               </w:rPr>
-              <w:t>Articol lipsă din ofertă</w:t>
+              <w:t>DEVIZ_MISMATCH</w:t>
             </w:r>
           </w:p>
         </w:tc>
@@ -5391,7 +5612,6 @@
         <w:tc>
           <w:tcPr>
             <w:tcW w:type="dxa" w:w="397"/>
-            <w:shd w:fill="FFB3B3" w:val="clear"/>
           </w:tcPr>
           <w:p>
             <w:r>
@@ -5406,7 +5626,6 @@
         <w:tc>
           <w:tcPr>
             <w:tcW w:type="dxa" w:w="1701"/>
-            <w:shd w:fill="FFB3B3" w:val="clear"/>
           </w:tcPr>
           <w:p>
             <w:r>
@@ -5421,7 +5640,6 @@
         <w:tc>
           <w:tcPr>
             <w:tcW w:type="dxa" w:w="850"/>
-            <w:shd w:fill="FFB3B3" w:val="clear"/>
           </w:tcPr>
           <w:p>
             <w:r>
@@ -5436,7 +5654,6 @@
         <w:tc>
           <w:tcPr>
             <w:tcW w:type="dxa" w:w="1984"/>
-            <w:shd w:fill="FFB3B3" w:val="clear"/>
           </w:tcPr>
           <w:p>
             <w:r>
@@ -5451,7 +5668,6 @@
         <w:tc>
           <w:tcPr>
             <w:tcW w:type="dxa" w:w="454"/>
-            <w:shd w:fill="FFB3B3" w:val="clear"/>
           </w:tcPr>
           <w:p>
             <w:r>
@@ -5466,7 +5682,6 @@
         <w:tc>
           <w:tcPr>
             <w:tcW w:type="dxa" w:w="680"/>
-            <w:shd w:fill="FFB3B3" w:val="clear"/>
           </w:tcPr>
           <w:p>
             <w:r>
@@ -5481,35 +5696,58 @@
         <w:tc>
           <w:tcPr>
             <w:tcW w:type="dxa" w:w="850"/>
-            <w:shd w:fill="FFB3B3" w:val="clear"/>
-          </w:tcPr>
-          <w:p/>
+          </w:tcPr>
+          <w:p>
+            <w:r>
+              <w:rPr>
+                <w:b w:val="0"/>
+                <w:sz w:val="16"/>
+              </w:rPr>
+            </w:r>
+          </w:p>
         </w:tc>
         <w:tc>
           <w:tcPr>
             <w:tcW w:type="dxa" w:w="1984"/>
-            <w:shd w:fill="FFB3B3" w:val="clear"/>
-          </w:tcPr>
-          <w:p/>
+          </w:tcPr>
+          <w:p>
+            <w:r>
+              <w:rPr>
+                <w:b w:val="0"/>
+                <w:sz w:val="16"/>
+              </w:rPr>
+            </w:r>
+          </w:p>
         </w:tc>
         <w:tc>
           <w:tcPr>
             <w:tcW w:type="dxa" w:w="454"/>
-            <w:shd w:fill="FFB3B3" w:val="clear"/>
-          </w:tcPr>
-          <w:p/>
+          </w:tcPr>
+          <w:p>
+            <w:r>
+              <w:rPr>
+                <w:b w:val="0"/>
+                <w:sz w:val="16"/>
+              </w:rPr>
+            </w:r>
+          </w:p>
         </w:tc>
         <w:tc>
           <w:tcPr>
             <w:tcW w:type="dxa" w:w="680"/>
-            <w:shd w:fill="FFB3B3" w:val="clear"/>
-          </w:tcPr>
-          <w:p/>
+          </w:tcPr>
+          <w:p>
+            <w:r>
+              <w:rPr>
+                <w:b w:val="0"/>
+                <w:sz w:val="16"/>
+              </w:rPr>
+            </w:r>
+          </w:p>
         </w:tc>
         <w:tc>
           <w:tcPr>
             <w:tcW w:type="dxa" w:w="3572"/>
-            <w:shd w:fill="FFB3B3" w:val="clear"/>
           </w:tcPr>
           <w:p>
             <w:r>
@@ -5518,7 +5756,7 @@
                 <w:color w:val="CC0000"/>
                 <w:sz w:val="16"/>
               </w:rPr>
-              <w:t>Articol lipsă din ofertă</w:t>
+              <w:t>DEVIZ_MISMATCH</w:t>
             </w:r>
           </w:p>
         </w:tc>
@@ -5527,7 +5765,6 @@
         <w:tc>
           <w:tcPr>
             <w:tcW w:type="dxa" w:w="397"/>
-            <w:shd w:fill="FFB3B3" w:val="clear"/>
           </w:tcPr>
           <w:p>
             <w:r>
@@ -5542,7 +5779,6 @@
         <w:tc>
           <w:tcPr>
             <w:tcW w:type="dxa" w:w="1701"/>
-            <w:shd w:fill="FFB3B3" w:val="clear"/>
           </w:tcPr>
           <w:p>
             <w:r>
@@ -5557,7 +5793,6 @@
         <w:tc>
           <w:tcPr>
             <w:tcW w:type="dxa" w:w="850"/>
-            <w:shd w:fill="FFB3B3" w:val="clear"/>
           </w:tcPr>
           <w:p>
             <w:r>
@@ -5585,7 +5820,6 @@
         <w:tc>
           <w:tcPr>
             <w:tcW w:type="dxa" w:w="1984"/>
-            <w:shd w:fill="FFB3B3" w:val="clear"/>
           </w:tcPr>
           <w:p>
             <w:r>
@@ -5600,7 +5834,6 @@
         <w:tc>
           <w:tcPr>
             <w:tcW w:type="dxa" w:w="454"/>
-            <w:shd w:fill="FFB3B3" w:val="clear"/>
           </w:tcPr>
           <w:p>
             <w:r>
@@ -5615,7 +5848,6 @@
         <w:tc>
           <w:tcPr>
             <w:tcW w:type="dxa" w:w="680"/>
-            <w:shd w:fill="FFB3B3" w:val="clear"/>
           </w:tcPr>
           <w:p>
             <w:r>
@@ -5630,35 +5862,58 @@
         <w:tc>
           <w:tcPr>
             <w:tcW w:type="dxa" w:w="850"/>
-            <w:shd w:fill="FFB3B3" w:val="clear"/>
-          </w:tcPr>
-          <w:p/>
+          </w:tcPr>
+          <w:p>
+            <w:r>
+              <w:rPr>
+                <w:b w:val="0"/>
+                <w:sz w:val="16"/>
+              </w:rPr>
+            </w:r>
+          </w:p>
         </w:tc>
         <w:tc>
           <w:tcPr>
             <w:tcW w:type="dxa" w:w="1984"/>
-            <w:shd w:fill="FFB3B3" w:val="clear"/>
-          </w:tcPr>
-          <w:p/>
+          </w:tcPr>
+          <w:p>
+            <w:r>
+              <w:rPr>
+                <w:b w:val="0"/>
+                <w:sz w:val="16"/>
+              </w:rPr>
+            </w:r>
+          </w:p>
         </w:tc>
         <w:tc>
           <w:tcPr>
             <w:tcW w:type="dxa" w:w="454"/>
-            <w:shd w:fill="FFB3B3" w:val="clear"/>
-          </w:tcPr>
-          <w:p/>
+          </w:tcPr>
+          <w:p>
+            <w:r>
+              <w:rPr>
+                <w:b w:val="0"/>
+                <w:sz w:val="16"/>
+              </w:rPr>
+            </w:r>
+          </w:p>
         </w:tc>
         <w:tc>
           <w:tcPr>
             <w:tcW w:type="dxa" w:w="680"/>
-            <w:shd w:fill="FFB3B3" w:val="clear"/>
-          </w:tcPr>
-          <w:p/>
+          </w:tcPr>
+          <w:p>
+            <w:r>
+              <w:rPr>
+                <w:b w:val="0"/>
+                <w:sz w:val="16"/>
+              </w:rPr>
+            </w:r>
+          </w:p>
         </w:tc>
         <w:tc>
           <w:tcPr>
             <w:tcW w:type="dxa" w:w="3572"/>
-            <w:shd w:fill="FFB3B3" w:val="clear"/>
           </w:tcPr>
           <w:p>
             <w:r>
@@ -5667,7 +5922,7 @@
                 <w:color w:val="CC0000"/>
                 <w:sz w:val="16"/>
               </w:rPr>
-              <w:t>Articol lipsă din ofertă</w:t>
+              <w:t>DEVIZ_MISMATCH</w:t>
             </w:r>
           </w:p>
         </w:tc>
@@ -5676,7 +5931,6 @@
         <w:tc>
           <w:tcPr>
             <w:tcW w:type="dxa" w:w="397"/>
-            <w:shd w:fill="FFB3B3" w:val="clear"/>
           </w:tcPr>
           <w:p>
             <w:r>
@@ -5691,7 +5945,6 @@
         <w:tc>
           <w:tcPr>
             <w:tcW w:type="dxa" w:w="1701"/>
-            <w:shd w:fill="FFB3B3" w:val="clear"/>
           </w:tcPr>
           <w:p>
             <w:r>
@@ -5706,7 +5959,6 @@
         <w:tc>
           <w:tcPr>
             <w:tcW w:type="dxa" w:w="850"/>
-            <w:shd w:fill="FFB3B3" w:val="clear"/>
           </w:tcPr>
           <w:p>
             <w:r>
@@ -5734,7 +5986,6 @@
         <w:tc>
           <w:tcPr>
             <w:tcW w:type="dxa" w:w="1984"/>
-            <w:shd w:fill="FFB3B3" w:val="clear"/>
           </w:tcPr>
           <w:p>
             <w:r>
@@ -5749,7 +6000,6 @@
         <w:tc>
           <w:tcPr>
             <w:tcW w:type="dxa" w:w="454"/>
-            <w:shd w:fill="FFB3B3" w:val="clear"/>
           </w:tcPr>
           <w:p>
             <w:r>
@@ -5764,7 +6014,6 @@
         <w:tc>
           <w:tcPr>
             <w:tcW w:type="dxa" w:w="680"/>
-            <w:shd w:fill="FFB3B3" w:val="clear"/>
           </w:tcPr>
           <w:p>
             <w:r>
@@ -5779,35 +6028,58 @@
         <w:tc>
           <w:tcPr>
             <w:tcW w:type="dxa" w:w="850"/>
-            <w:shd w:fill="FFB3B3" w:val="clear"/>
-          </w:tcPr>
-          <w:p/>
+          </w:tcPr>
+          <w:p>
+            <w:r>
+              <w:rPr>
+                <w:b w:val="0"/>
+                <w:sz w:val="16"/>
+              </w:rPr>
+            </w:r>
+          </w:p>
         </w:tc>
         <w:tc>
           <w:tcPr>
             <w:tcW w:type="dxa" w:w="1984"/>
-            <w:shd w:fill="FFB3B3" w:val="clear"/>
-          </w:tcPr>
-          <w:p/>
+          </w:tcPr>
+          <w:p>
+            <w:r>
+              <w:rPr>
+                <w:b w:val="0"/>
+                <w:sz w:val="16"/>
+              </w:rPr>
+            </w:r>
+          </w:p>
         </w:tc>
         <w:tc>
           <w:tcPr>
             <w:tcW w:type="dxa" w:w="454"/>
-            <w:shd w:fill="FFB3B3" w:val="clear"/>
-          </w:tcPr>
-          <w:p/>
+          </w:tcPr>
+          <w:p>
+            <w:r>
+              <w:rPr>
+                <w:b w:val="0"/>
+                <w:sz w:val="16"/>
+              </w:rPr>
+            </w:r>
+          </w:p>
         </w:tc>
         <w:tc>
           <w:tcPr>
             <w:tcW w:type="dxa" w:w="680"/>
-            <w:shd w:fill="FFB3B3" w:val="clear"/>
-          </w:tcPr>
-          <w:p/>
+          </w:tcPr>
+          <w:p>
+            <w:r>
+              <w:rPr>
+                <w:b w:val="0"/>
+                <w:sz w:val="16"/>
+              </w:rPr>
+            </w:r>
+          </w:p>
         </w:tc>
         <w:tc>
           <w:tcPr>
             <w:tcW w:type="dxa" w:w="3572"/>
-            <w:shd w:fill="FFB3B3" w:val="clear"/>
           </w:tcPr>
           <w:p>
             <w:r>
@@ -5816,7 +6088,7 @@
                 <w:color w:val="CC0000"/>
                 <w:sz w:val="16"/>
               </w:rPr>
-              <w:t>Articol lipsă din ofertă</w:t>
+              <w:t>DEVIZ_MISMATCH</w:t>
             </w:r>
           </w:p>
         </w:tc>
@@ -5825,7 +6097,6 @@
         <w:tc>
           <w:tcPr>
             <w:tcW w:type="dxa" w:w="397"/>
-            <w:shd w:fill="FFB3B3" w:val="clear"/>
           </w:tcPr>
           <w:p>
             <w:r>
@@ -5840,7 +6111,6 @@
         <w:tc>
           <w:tcPr>
             <w:tcW w:type="dxa" w:w="1701"/>
-            <w:shd w:fill="FFB3B3" w:val="clear"/>
           </w:tcPr>
           <w:p>
             <w:r>
@@ -5855,7 +6125,6 @@
         <w:tc>
           <w:tcPr>
             <w:tcW w:type="dxa" w:w="850"/>
-            <w:shd w:fill="FFB3B3" w:val="clear"/>
           </w:tcPr>
           <w:p>
             <w:r>
@@ -5883,7 +6152,6 @@
         <w:tc>
           <w:tcPr>
             <w:tcW w:type="dxa" w:w="1984"/>
-            <w:shd w:fill="FFB3B3" w:val="clear"/>
           </w:tcPr>
           <w:p>
             <w:r>
@@ -5898,7 +6166,6 @@
         <w:tc>
           <w:tcPr>
             <w:tcW w:type="dxa" w:w="454"/>
-            <w:shd w:fill="FFB3B3" w:val="clear"/>
           </w:tcPr>
           <w:p>
             <w:r>
@@ -5913,7 +6180,6 @@
         <w:tc>
           <w:tcPr>
             <w:tcW w:type="dxa" w:w="680"/>
-            <w:shd w:fill="FFB3B3" w:val="clear"/>
           </w:tcPr>
           <w:p>
             <w:r>
@@ -5928,35 +6194,58 @@
         <w:tc>
           <w:tcPr>
             <w:tcW w:type="dxa" w:w="850"/>
-            <w:shd w:fill="FFB3B3" w:val="clear"/>
-          </w:tcPr>
-          <w:p/>
+          </w:tcPr>
+          <w:p>
+            <w:r>
+              <w:rPr>
+                <w:b w:val="0"/>
+                <w:sz w:val="16"/>
+              </w:rPr>
+            </w:r>
+          </w:p>
         </w:tc>
         <w:tc>
           <w:tcPr>
             <w:tcW w:type="dxa" w:w="1984"/>
-            <w:shd w:fill="FFB3B3" w:val="clear"/>
-          </w:tcPr>
-          <w:p/>
+          </w:tcPr>
+          <w:p>
+            <w:r>
+              <w:rPr>
+                <w:b w:val="0"/>
+                <w:sz w:val="16"/>
+              </w:rPr>
+            </w:r>
+          </w:p>
         </w:tc>
         <w:tc>
           <w:tcPr>
             <w:tcW w:type="dxa" w:w="454"/>
-            <w:shd w:fill="FFB3B3" w:val="clear"/>
-          </w:tcPr>
-          <w:p/>
+          </w:tcPr>
+          <w:p>
+            <w:r>
+              <w:rPr>
+                <w:b w:val="0"/>
+                <w:sz w:val="16"/>
+              </w:rPr>
+            </w:r>
+          </w:p>
         </w:tc>
         <w:tc>
           <w:tcPr>
             <w:tcW w:type="dxa" w:w="680"/>
-            <w:shd w:fill="FFB3B3" w:val="clear"/>
-          </w:tcPr>
-          <w:p/>
+          </w:tcPr>
+          <w:p>
+            <w:r>
+              <w:rPr>
+                <w:b w:val="0"/>
+                <w:sz w:val="16"/>
+              </w:rPr>
+            </w:r>
+          </w:p>
         </w:tc>
         <w:tc>
           <w:tcPr>
             <w:tcW w:type="dxa" w:w="3572"/>
-            <w:shd w:fill="FFB3B3" w:val="clear"/>
           </w:tcPr>
           <w:p>
             <w:r>
@@ -5965,7 +6254,7 @@
                 <w:color w:val="CC0000"/>
                 <w:sz w:val="16"/>
               </w:rPr>
-              <w:t>Articol lipsă din ofertă</w:t>
+              <w:t>DEVIZ_MISMATCH</w:t>
             </w:r>
           </w:p>
         </w:tc>
@@ -5974,7 +6263,6 @@
         <w:tc>
           <w:tcPr>
             <w:tcW w:type="dxa" w:w="397"/>
-            <w:shd w:fill="FFB3B3" w:val="clear"/>
           </w:tcPr>
           <w:p>
             <w:r>
@@ -5989,7 +6277,6 @@
         <w:tc>
           <w:tcPr>
             <w:tcW w:type="dxa" w:w="1701"/>
-            <w:shd w:fill="FFB3B3" w:val="clear"/>
           </w:tcPr>
           <w:p>
             <w:r>
@@ -6004,7 +6291,6 @@
         <w:tc>
           <w:tcPr>
             <w:tcW w:type="dxa" w:w="850"/>
-            <w:shd w:fill="FFB3B3" w:val="clear"/>
           </w:tcPr>
           <w:p>
             <w:r>
@@ -6032,7 +6318,6 @@
         <w:tc>
           <w:tcPr>
             <w:tcW w:type="dxa" w:w="1984"/>
-            <w:shd w:fill="FFB3B3" w:val="clear"/>
           </w:tcPr>
           <w:p>
             <w:r>
@@ -6047,7 +6332,6 @@
         <w:tc>
           <w:tcPr>
             <w:tcW w:type="dxa" w:w="454"/>
-            <w:shd w:fill="FFB3B3" w:val="clear"/>
           </w:tcPr>
           <w:p>
             <w:r>
@@ -6062,7 +6346,6 @@
         <w:tc>
           <w:tcPr>
             <w:tcW w:type="dxa" w:w="680"/>
-            <w:shd w:fill="FFB3B3" w:val="clear"/>
           </w:tcPr>
           <w:p>
             <w:r>
@@ -6077,35 +6360,58 @@
         <w:tc>
           <w:tcPr>
             <w:tcW w:type="dxa" w:w="850"/>
-            <w:shd w:fill="FFB3B3" w:val="clear"/>
-          </w:tcPr>
-          <w:p/>
+          </w:tcPr>
+          <w:p>
+            <w:r>
+              <w:rPr>
+                <w:b w:val="0"/>
+                <w:sz w:val="16"/>
+              </w:rPr>
+            </w:r>
+          </w:p>
         </w:tc>
         <w:tc>
           <w:tcPr>
             <w:tcW w:type="dxa" w:w="1984"/>
-            <w:shd w:fill="FFB3B3" w:val="clear"/>
-          </w:tcPr>
-          <w:p/>
+          </w:tcPr>
+          <w:p>
+            <w:r>
+              <w:rPr>
+                <w:b w:val="0"/>
+                <w:sz w:val="16"/>
+              </w:rPr>
+            </w:r>
+          </w:p>
         </w:tc>
         <w:tc>
           <w:tcPr>
             <w:tcW w:type="dxa" w:w="454"/>
-            <w:shd w:fill="FFB3B3" w:val="clear"/>
-          </w:tcPr>
-          <w:p/>
+          </w:tcPr>
+          <w:p>
+            <w:r>
+              <w:rPr>
+                <w:b w:val="0"/>
+                <w:sz w:val="16"/>
+              </w:rPr>
+            </w:r>
+          </w:p>
         </w:tc>
         <w:tc>
           <w:tcPr>
             <w:tcW w:type="dxa" w:w="680"/>
-            <w:shd w:fill="FFB3B3" w:val="clear"/>
-          </w:tcPr>
-          <w:p/>
+          </w:tcPr>
+          <w:p>
+            <w:r>
+              <w:rPr>
+                <w:b w:val="0"/>
+                <w:sz w:val="16"/>
+              </w:rPr>
+            </w:r>
+          </w:p>
         </w:tc>
         <w:tc>
           <w:tcPr>
             <w:tcW w:type="dxa" w:w="3572"/>
-            <w:shd w:fill="FFB3B3" w:val="clear"/>
           </w:tcPr>
           <w:p>
             <w:r>
@@ -6114,7 +6420,7 @@
                 <w:color w:val="CC0000"/>
                 <w:sz w:val="16"/>
               </w:rPr>
-              <w:t>Articol lipsă din ofertă</w:t>
+              <w:t>DEVIZ_MISMATCH</w:t>
             </w:r>
           </w:p>
         </w:tc>
@@ -6123,7 +6429,6 @@
         <w:tc>
           <w:tcPr>
             <w:tcW w:type="dxa" w:w="397"/>
-            <w:shd w:fill="FFB3B3" w:val="clear"/>
           </w:tcPr>
           <w:p>
             <w:r>
@@ -6138,7 +6443,6 @@
         <w:tc>
           <w:tcPr>
             <w:tcW w:type="dxa" w:w="1701"/>
-            <w:shd w:fill="FFB3B3" w:val="clear"/>
           </w:tcPr>
           <w:p>
             <w:r>
@@ -6153,7 +6457,6 @@
         <w:tc>
           <w:tcPr>
             <w:tcW w:type="dxa" w:w="850"/>
-            <w:shd w:fill="FFB3B3" w:val="clear"/>
           </w:tcPr>
           <w:p>
             <w:r>
@@ -6181,7 +6484,6 @@
         <w:tc>
           <w:tcPr>
             <w:tcW w:type="dxa" w:w="1984"/>
-            <w:shd w:fill="FFB3B3" w:val="clear"/>
           </w:tcPr>
           <w:p>
             <w:r>
@@ -6196,7 +6498,6 @@
         <w:tc>
           <w:tcPr>
             <w:tcW w:type="dxa" w:w="454"/>
-            <w:shd w:fill="FFB3B3" w:val="clear"/>
           </w:tcPr>
           <w:p>
             <w:r>
@@ -6211,7 +6512,6 @@
         <w:tc>
           <w:tcPr>
             <w:tcW w:type="dxa" w:w="680"/>
-            <w:shd w:fill="FFB3B3" w:val="clear"/>
           </w:tcPr>
           <w:p>
             <w:r>
@@ -6226,35 +6526,58 @@
         <w:tc>
           <w:tcPr>
             <w:tcW w:type="dxa" w:w="850"/>
-            <w:shd w:fill="FFB3B3" w:val="clear"/>
-          </w:tcPr>
-          <w:p/>
+          </w:tcPr>
+          <w:p>
+            <w:r>
+              <w:rPr>
+                <w:b w:val="0"/>
+                <w:sz w:val="16"/>
+              </w:rPr>
+            </w:r>
+          </w:p>
         </w:tc>
         <w:tc>
           <w:tcPr>
             <w:tcW w:type="dxa" w:w="1984"/>
-            <w:shd w:fill="FFB3B3" w:val="clear"/>
-          </w:tcPr>
-          <w:p/>
+          </w:tcPr>
+          <w:p>
+            <w:r>
+              <w:rPr>
+                <w:b w:val="0"/>
+                <w:sz w:val="16"/>
+              </w:rPr>
+            </w:r>
+          </w:p>
         </w:tc>
         <w:tc>
           <w:tcPr>
             <w:tcW w:type="dxa" w:w="454"/>
-            <w:shd w:fill="FFB3B3" w:val="clear"/>
-          </w:tcPr>
-          <w:p/>
+          </w:tcPr>
+          <w:p>
+            <w:r>
+              <w:rPr>
+                <w:b w:val="0"/>
+                <w:sz w:val="16"/>
+              </w:rPr>
+            </w:r>
+          </w:p>
         </w:tc>
         <w:tc>
           <w:tcPr>
             <w:tcW w:type="dxa" w:w="680"/>
-            <w:shd w:fill="FFB3B3" w:val="clear"/>
-          </w:tcPr>
-          <w:p/>
+          </w:tcPr>
+          <w:p>
+            <w:r>
+              <w:rPr>
+                <w:b w:val="0"/>
+                <w:sz w:val="16"/>
+              </w:rPr>
+            </w:r>
+          </w:p>
         </w:tc>
         <w:tc>
           <w:tcPr>
             <w:tcW w:type="dxa" w:w="3572"/>
-            <w:shd w:fill="FFB3B3" w:val="clear"/>
           </w:tcPr>
           <w:p>
             <w:r>
@@ -6263,7 +6586,7 @@
                 <w:color w:val="CC0000"/>
                 <w:sz w:val="16"/>
               </w:rPr>
-              <w:t>Articol lipsă din ofertă</w:t>
+              <w:t>DEVIZ_MISMATCH</w:t>
             </w:r>
           </w:p>
         </w:tc>
@@ -6272,7 +6595,6 @@
         <w:tc>
           <w:tcPr>
             <w:tcW w:type="dxa" w:w="397"/>
-            <w:shd w:fill="FFB3B3" w:val="clear"/>
           </w:tcPr>
           <w:p>
             <w:r>
@@ -6287,7 +6609,6 @@
         <w:tc>
           <w:tcPr>
             <w:tcW w:type="dxa" w:w="1701"/>
-            <w:shd w:fill="FFB3B3" w:val="clear"/>
           </w:tcPr>
           <w:p>
             <w:r>
@@ -6302,7 +6623,6 @@
         <w:tc>
           <w:tcPr>
             <w:tcW w:type="dxa" w:w="850"/>
-            <w:shd w:fill="FFB3B3" w:val="clear"/>
           </w:tcPr>
           <w:p>
             <w:r>
@@ -6330,7 +6650,6 @@
         <w:tc>
           <w:tcPr>
             <w:tcW w:type="dxa" w:w="1984"/>
-            <w:shd w:fill="FFB3B3" w:val="clear"/>
           </w:tcPr>
           <w:p>
             <w:r>
@@ -6345,7 +6664,6 @@
         <w:tc>
           <w:tcPr>
             <w:tcW w:type="dxa" w:w="454"/>
-            <w:shd w:fill="FFB3B3" w:val="clear"/>
           </w:tcPr>
           <w:p>
             <w:r>
@@ -6360,7 +6678,6 @@
         <w:tc>
           <w:tcPr>
             <w:tcW w:type="dxa" w:w="680"/>
-            <w:shd w:fill="FFB3B3" w:val="clear"/>
           </w:tcPr>
           <w:p>
             <w:r>
@@ -6375,35 +6692,58 @@
         <w:tc>
           <w:tcPr>
             <w:tcW w:type="dxa" w:w="850"/>
-            <w:shd w:fill="FFB3B3" w:val="clear"/>
-          </w:tcPr>
-          <w:p/>
+          </w:tcPr>
+          <w:p>
+            <w:r>
+              <w:rPr>
+                <w:b w:val="0"/>
+                <w:sz w:val="16"/>
+              </w:rPr>
+            </w:r>
+          </w:p>
         </w:tc>
         <w:tc>
           <w:tcPr>
             <w:tcW w:type="dxa" w:w="1984"/>
-            <w:shd w:fill="FFB3B3" w:val="clear"/>
-          </w:tcPr>
-          <w:p/>
+          </w:tcPr>
+          <w:p>
+            <w:r>
+              <w:rPr>
+                <w:b w:val="0"/>
+                <w:sz w:val="16"/>
+              </w:rPr>
+            </w:r>
+          </w:p>
         </w:tc>
         <w:tc>
           <w:tcPr>
             <w:tcW w:type="dxa" w:w="454"/>
-            <w:shd w:fill="FFB3B3" w:val="clear"/>
-          </w:tcPr>
-          <w:p/>
+          </w:tcPr>
+          <w:p>
+            <w:r>
+              <w:rPr>
+                <w:b w:val="0"/>
+                <w:sz w:val="16"/>
+              </w:rPr>
+            </w:r>
+          </w:p>
         </w:tc>
         <w:tc>
           <w:tcPr>
             <w:tcW w:type="dxa" w:w="680"/>
-            <w:shd w:fill="FFB3B3" w:val="clear"/>
-          </w:tcPr>
-          <w:p/>
+          </w:tcPr>
+          <w:p>
+            <w:r>
+              <w:rPr>
+                <w:b w:val="0"/>
+                <w:sz w:val="16"/>
+              </w:rPr>
+            </w:r>
+          </w:p>
         </w:tc>
         <w:tc>
           <w:tcPr>
             <w:tcW w:type="dxa" w:w="3572"/>
-            <w:shd w:fill="FFB3B3" w:val="clear"/>
           </w:tcPr>
           <w:p>
             <w:r>
@@ -6412,7 +6752,7 @@
                 <w:color w:val="CC0000"/>
                 <w:sz w:val="16"/>
               </w:rPr>
-              <w:t>Articol lipsă din ofertă</w:t>
+              <w:t>DEVIZ_MISMATCH</w:t>
             </w:r>
           </w:p>
         </w:tc>
@@ -6421,7 +6761,6 @@
         <w:tc>
           <w:tcPr>
             <w:tcW w:type="dxa" w:w="397"/>
-            <w:shd w:fill="FFB3B3" w:val="clear"/>
           </w:tcPr>
           <w:p>
             <w:r>
@@ -6436,7 +6775,6 @@
         <w:tc>
           <w:tcPr>
             <w:tcW w:type="dxa" w:w="1701"/>
-            <w:shd w:fill="FFB3B3" w:val="clear"/>
           </w:tcPr>
           <w:p>
             <w:r>
@@ -6451,7 +6789,6 @@
         <w:tc>
           <w:tcPr>
             <w:tcW w:type="dxa" w:w="850"/>
-            <w:shd w:fill="FFB3B3" w:val="clear"/>
           </w:tcPr>
           <w:p>
             <w:r>
@@ -6466,7 +6803,6 @@
         <w:tc>
           <w:tcPr>
             <w:tcW w:type="dxa" w:w="1984"/>
-            <w:shd w:fill="FFB3B3" w:val="clear"/>
           </w:tcPr>
           <w:p>
             <w:r>
@@ -6481,7 +6817,6 @@
         <w:tc>
           <w:tcPr>
             <w:tcW w:type="dxa" w:w="454"/>
-            <w:shd w:fill="FFB3B3" w:val="clear"/>
           </w:tcPr>
           <w:p>
             <w:r>
@@ -6496,7 +6831,6 @@
         <w:tc>
           <w:tcPr>
             <w:tcW w:type="dxa" w:w="680"/>
-            <w:shd w:fill="FFB3B3" w:val="clear"/>
           </w:tcPr>
           <w:p>
             <w:r>
@@ -6511,35 +6845,58 @@
         <w:tc>
           <w:tcPr>
             <w:tcW w:type="dxa" w:w="850"/>
-            <w:shd w:fill="FFB3B3" w:val="clear"/>
-          </w:tcPr>
-          <w:p/>
+          </w:tcPr>
+          <w:p>
+            <w:r>
+              <w:rPr>
+                <w:b w:val="0"/>
+                <w:sz w:val="16"/>
+              </w:rPr>
+            </w:r>
+          </w:p>
         </w:tc>
         <w:tc>
           <w:tcPr>
             <w:tcW w:type="dxa" w:w="1984"/>
-            <w:shd w:fill="FFB3B3" w:val="clear"/>
-          </w:tcPr>
-          <w:p/>
+          </w:tcPr>
+          <w:p>
+            <w:r>
+              <w:rPr>
+                <w:b w:val="0"/>
+                <w:sz w:val="16"/>
+              </w:rPr>
+            </w:r>
+          </w:p>
         </w:tc>
         <w:tc>
           <w:tcPr>
             <w:tcW w:type="dxa" w:w="454"/>
-            <w:shd w:fill="FFB3B3" w:val="clear"/>
-          </w:tcPr>
-          <w:p/>
+          </w:tcPr>
+          <w:p>
+            <w:r>
+              <w:rPr>
+                <w:b w:val="0"/>
+                <w:sz w:val="16"/>
+              </w:rPr>
+            </w:r>
+          </w:p>
         </w:tc>
         <w:tc>
           <w:tcPr>
             <w:tcW w:type="dxa" w:w="680"/>
-            <w:shd w:fill="FFB3B3" w:val="clear"/>
-          </w:tcPr>
-          <w:p/>
+          </w:tcPr>
+          <w:p>
+            <w:r>
+              <w:rPr>
+                <w:b w:val="0"/>
+                <w:sz w:val="16"/>
+              </w:rPr>
+            </w:r>
+          </w:p>
         </w:tc>
         <w:tc>
           <w:tcPr>
             <w:tcW w:type="dxa" w:w="3572"/>
-            <w:shd w:fill="FFB3B3" w:val="clear"/>
           </w:tcPr>
           <w:p>
             <w:r>
@@ -6548,7 +6905,7 @@
                 <w:color w:val="CC0000"/>
                 <w:sz w:val="16"/>
               </w:rPr>
-              <w:t>Articol lipsă din ofertă</w:t>
+              <w:t>DEVIZ_MISMATCH</w:t>
             </w:r>
           </w:p>
         </w:tc>
@@ -6557,7 +6914,6 @@
         <w:tc>
           <w:tcPr>
             <w:tcW w:type="dxa" w:w="397"/>
-            <w:shd w:fill="FFB3B3" w:val="clear"/>
           </w:tcPr>
           <w:p>
             <w:r>
@@ -6572,7 +6928,6 @@
         <w:tc>
           <w:tcPr>
             <w:tcW w:type="dxa" w:w="1701"/>
-            <w:shd w:fill="FFB3B3" w:val="clear"/>
           </w:tcPr>
           <w:p>
             <w:r>
@@ -6587,7 +6942,6 @@
         <w:tc>
           <w:tcPr>
             <w:tcW w:type="dxa" w:w="850"/>
-            <w:shd w:fill="FFB3B3" w:val="clear"/>
           </w:tcPr>
           <w:p>
             <w:r>
@@ -6615,7 +6969,6 @@
         <w:tc>
           <w:tcPr>
             <w:tcW w:type="dxa" w:w="1984"/>
-            <w:shd w:fill="FFB3B3" w:val="clear"/>
           </w:tcPr>
           <w:p>
             <w:r>
@@ -6630,7 +6983,6 @@
         <w:tc>
           <w:tcPr>
             <w:tcW w:type="dxa" w:w="454"/>
-            <w:shd w:fill="FFB3B3" w:val="clear"/>
           </w:tcPr>
           <w:p>
             <w:r>
@@ -6645,7 +6997,6 @@
         <w:tc>
           <w:tcPr>
             <w:tcW w:type="dxa" w:w="680"/>
-            <w:shd w:fill="FFB3B3" w:val="clear"/>
           </w:tcPr>
           <w:p>
             <w:r>
@@ -6660,35 +7011,58 @@
         <w:tc>
           <w:tcPr>
             <w:tcW w:type="dxa" w:w="850"/>
-            <w:shd w:fill="FFB3B3" w:val="clear"/>
-          </w:tcPr>
-          <w:p/>
+          </w:tcPr>
+          <w:p>
+            <w:r>
+              <w:rPr>
+                <w:b w:val="0"/>
+                <w:sz w:val="16"/>
+              </w:rPr>
+            </w:r>
+          </w:p>
         </w:tc>
         <w:tc>
           <w:tcPr>
             <w:tcW w:type="dxa" w:w="1984"/>
-            <w:shd w:fill="FFB3B3" w:val="clear"/>
-          </w:tcPr>
-          <w:p/>
+          </w:tcPr>
+          <w:p>
+            <w:r>
+              <w:rPr>
+                <w:b w:val="0"/>
+                <w:sz w:val="16"/>
+              </w:rPr>
+            </w:r>
+          </w:p>
         </w:tc>
         <w:tc>
           <w:tcPr>
             <w:tcW w:type="dxa" w:w="454"/>
-            <w:shd w:fill="FFB3B3" w:val="clear"/>
-          </w:tcPr>
-          <w:p/>
+          </w:tcPr>
+          <w:p>
+            <w:r>
+              <w:rPr>
+                <w:b w:val="0"/>
+                <w:sz w:val="16"/>
+              </w:rPr>
+            </w:r>
+          </w:p>
         </w:tc>
         <w:tc>
           <w:tcPr>
             <w:tcW w:type="dxa" w:w="680"/>
-            <w:shd w:fill="FFB3B3" w:val="clear"/>
-          </w:tcPr>
-          <w:p/>
+          </w:tcPr>
+          <w:p>
+            <w:r>
+              <w:rPr>
+                <w:b w:val="0"/>
+                <w:sz w:val="16"/>
+              </w:rPr>
+            </w:r>
+          </w:p>
         </w:tc>
         <w:tc>
           <w:tcPr>
             <w:tcW w:type="dxa" w:w="3572"/>
-            <w:shd w:fill="FFB3B3" w:val="clear"/>
           </w:tcPr>
           <w:p>
             <w:r>
@@ -6697,7 +7071,7 @@
                 <w:color w:val="CC0000"/>
                 <w:sz w:val="16"/>
               </w:rPr>
-              <w:t>Articol lipsă din ofertă</w:t>
+              <w:t>DEVIZ_MISMATCH</w:t>
             </w:r>
           </w:p>
         </w:tc>
@@ -6706,7 +7080,6 @@
         <w:tc>
           <w:tcPr>
             <w:tcW w:type="dxa" w:w="397"/>
-            <w:shd w:fill="FFB3B3" w:val="clear"/>
           </w:tcPr>
           <w:p>
             <w:r>
@@ -6721,7 +7094,6 @@
         <w:tc>
           <w:tcPr>
             <w:tcW w:type="dxa" w:w="1701"/>
-            <w:shd w:fill="FFB3B3" w:val="clear"/>
           </w:tcPr>
           <w:p>
             <w:r>
@@ -6736,7 +7108,6 @@
         <w:tc>
           <w:tcPr>
             <w:tcW w:type="dxa" w:w="850"/>
-            <w:shd w:fill="FFB3B3" w:val="clear"/>
           </w:tcPr>
           <w:p>
             <w:r>
@@ -6764,7 +7135,6 @@
         <w:tc>
           <w:tcPr>
             <w:tcW w:type="dxa" w:w="1984"/>
-            <w:shd w:fill="FFB3B3" w:val="clear"/>
           </w:tcPr>
           <w:p>
             <w:r>
@@ -6779,7 +7149,6 @@
         <w:tc>
           <w:tcPr>
             <w:tcW w:type="dxa" w:w="454"/>
-            <w:shd w:fill="FFB3B3" w:val="clear"/>
           </w:tcPr>
           <w:p>
             <w:r>
@@ -6794,7 +7163,6 @@
         <w:tc>
           <w:tcPr>
             <w:tcW w:type="dxa" w:w="680"/>
-            <w:shd w:fill="FFB3B3" w:val="clear"/>
           </w:tcPr>
           <w:p>
             <w:r>
@@ -6809,35 +7177,58 @@
         <w:tc>
           <w:tcPr>
             <w:tcW w:type="dxa" w:w="850"/>
-            <w:shd w:fill="FFB3B3" w:val="clear"/>
-          </w:tcPr>
-          <w:p/>
+          </w:tcPr>
+          <w:p>
+            <w:r>
+              <w:rPr>
+                <w:b w:val="0"/>
+                <w:sz w:val="16"/>
+              </w:rPr>
+            </w:r>
+          </w:p>
         </w:tc>
         <w:tc>
           <w:tcPr>
             <w:tcW w:type="dxa" w:w="1984"/>
-            <w:shd w:fill="FFB3B3" w:val="clear"/>
-          </w:tcPr>
-          <w:p/>
+          </w:tcPr>
+          <w:p>
+            <w:r>
+              <w:rPr>
+                <w:b w:val="0"/>
+                <w:sz w:val="16"/>
+              </w:rPr>
+            </w:r>
+          </w:p>
         </w:tc>
         <w:tc>
           <w:tcPr>
             <w:tcW w:type="dxa" w:w="454"/>
-            <w:shd w:fill="FFB3B3" w:val="clear"/>
-          </w:tcPr>
-          <w:p/>
+          </w:tcPr>
+          <w:p>
+            <w:r>
+              <w:rPr>
+                <w:b w:val="0"/>
+                <w:sz w:val="16"/>
+              </w:rPr>
+            </w:r>
+          </w:p>
         </w:tc>
         <w:tc>
           <w:tcPr>
             <w:tcW w:type="dxa" w:w="680"/>
-            <w:shd w:fill="FFB3B3" w:val="clear"/>
-          </w:tcPr>
-          <w:p/>
+          </w:tcPr>
+          <w:p>
+            <w:r>
+              <w:rPr>
+                <w:b w:val="0"/>
+                <w:sz w:val="16"/>
+              </w:rPr>
+            </w:r>
+          </w:p>
         </w:tc>
         <w:tc>
           <w:tcPr>
             <w:tcW w:type="dxa" w:w="3572"/>
-            <w:shd w:fill="FFB3B3" w:val="clear"/>
           </w:tcPr>
           <w:p>
             <w:r>
@@ -6846,7 +7237,7 @@
                 <w:color w:val="CC0000"/>
                 <w:sz w:val="16"/>
               </w:rPr>
-              <w:t>Articol lipsă din ofertă</w:t>
+              <w:t>DEVIZ_MISMATCH</w:t>
             </w:r>
           </w:p>
         </w:tc>
@@ -6855,7 +7246,6 @@
         <w:tc>
           <w:tcPr>
             <w:tcW w:type="dxa" w:w="397"/>
-            <w:shd w:fill="FFB3B3" w:val="clear"/>
           </w:tcPr>
           <w:p>
             <w:r>
@@ -6870,7 +7260,6 @@
         <w:tc>
           <w:tcPr>
             <w:tcW w:type="dxa" w:w="1701"/>
-            <w:shd w:fill="FFB3B3" w:val="clear"/>
           </w:tcPr>
           <w:p>
             <w:r>
@@ -6885,7 +7274,6 @@
         <w:tc>
           <w:tcPr>
             <w:tcW w:type="dxa" w:w="850"/>
-            <w:shd w:fill="FFB3B3" w:val="clear"/>
           </w:tcPr>
           <w:p>
             <w:r>
@@ -6913,7 +7301,6 @@
         <w:tc>
           <w:tcPr>
             <w:tcW w:type="dxa" w:w="1984"/>
-            <w:shd w:fill="FFB3B3" w:val="clear"/>
           </w:tcPr>
           <w:p>
             <w:r>
@@ -6928,7 +7315,6 @@
         <w:tc>
           <w:tcPr>
             <w:tcW w:type="dxa" w:w="454"/>
-            <w:shd w:fill="FFB3B3" w:val="clear"/>
           </w:tcPr>
           <w:p>
             <w:r>
@@ -6943,7 +7329,6 @@
         <w:tc>
           <w:tcPr>
             <w:tcW w:type="dxa" w:w="680"/>
-            <w:shd w:fill="FFB3B3" w:val="clear"/>
           </w:tcPr>
           <w:p>
             <w:r>
@@ -6958,35 +7343,58 @@
         <w:tc>
           <w:tcPr>
             <w:tcW w:type="dxa" w:w="850"/>
-            <w:shd w:fill="FFB3B3" w:val="clear"/>
-          </w:tcPr>
-          <w:p/>
+          </w:tcPr>
+          <w:p>
+            <w:r>
+              <w:rPr>
+                <w:b w:val="0"/>
+                <w:sz w:val="16"/>
+              </w:rPr>
+            </w:r>
+          </w:p>
         </w:tc>
         <w:tc>
           <w:tcPr>
             <w:tcW w:type="dxa" w:w="1984"/>
-            <w:shd w:fill="FFB3B3" w:val="clear"/>
-          </w:tcPr>
-          <w:p/>
+          </w:tcPr>
+          <w:p>
+            <w:r>
+              <w:rPr>
+                <w:b w:val="0"/>
+                <w:sz w:val="16"/>
+              </w:rPr>
+            </w:r>
+          </w:p>
         </w:tc>
         <w:tc>
           <w:tcPr>
             <w:tcW w:type="dxa" w:w="454"/>
-            <w:shd w:fill="FFB3B3" w:val="clear"/>
-          </w:tcPr>
-          <w:p/>
+          </w:tcPr>
+          <w:p>
+            <w:r>
+              <w:rPr>
+                <w:b w:val="0"/>
+                <w:sz w:val="16"/>
+              </w:rPr>
+            </w:r>
+          </w:p>
         </w:tc>
         <w:tc>
           <w:tcPr>
             <w:tcW w:type="dxa" w:w="680"/>
-            <w:shd w:fill="FFB3B3" w:val="clear"/>
-          </w:tcPr>
-          <w:p/>
+          </w:tcPr>
+          <w:p>
+            <w:r>
+              <w:rPr>
+                <w:b w:val="0"/>
+                <w:sz w:val="16"/>
+              </w:rPr>
+            </w:r>
+          </w:p>
         </w:tc>
         <w:tc>
           <w:tcPr>
             <w:tcW w:type="dxa" w:w="3572"/>
-            <w:shd w:fill="FFB3B3" w:val="clear"/>
           </w:tcPr>
           <w:p>
             <w:r>
@@ -6995,7 +7403,7 @@
                 <w:color w:val="CC0000"/>
                 <w:sz w:val="16"/>
               </w:rPr>
-              <w:t>Articol lipsă din ofertă</w:t>
+              <w:t>DEVIZ_MISMATCH</w:t>
             </w:r>
           </w:p>
         </w:tc>
@@ -7004,7 +7412,6 @@
         <w:tc>
           <w:tcPr>
             <w:tcW w:type="dxa" w:w="397"/>
-            <w:shd w:fill="FFB3B3" w:val="clear"/>
           </w:tcPr>
           <w:p>
             <w:r>
@@ -7019,7 +7426,6 @@
         <w:tc>
           <w:tcPr>
             <w:tcW w:type="dxa" w:w="1701"/>
-            <w:shd w:fill="FFB3B3" w:val="clear"/>
           </w:tcPr>
           <w:p>
             <w:r>
@@ -7034,7 +7440,6 @@
         <w:tc>
           <w:tcPr>
             <w:tcW w:type="dxa" w:w="850"/>
-            <w:shd w:fill="FFB3B3" w:val="clear"/>
           </w:tcPr>
           <w:p>
             <w:r>
@@ -7062,7 +7467,6 @@
         <w:tc>
           <w:tcPr>
             <w:tcW w:type="dxa" w:w="1984"/>
-            <w:shd w:fill="FFB3B3" w:val="clear"/>
           </w:tcPr>
           <w:p>
             <w:r>
@@ -7077,7 +7481,6 @@
         <w:tc>
           <w:tcPr>
             <w:tcW w:type="dxa" w:w="454"/>
-            <w:shd w:fill="FFB3B3" w:val="clear"/>
           </w:tcPr>
           <w:p>
             <w:r>
@@ -7092,7 +7495,6 @@
         <w:tc>
           <w:tcPr>
             <w:tcW w:type="dxa" w:w="680"/>
-            <w:shd w:fill="FFB3B3" w:val="clear"/>
           </w:tcPr>
           <w:p>
             <w:r>
@@ -7107,35 +7509,58 @@
         <w:tc>
           <w:tcPr>
             <w:tcW w:type="dxa" w:w="850"/>
-            <w:shd w:fill="FFB3B3" w:val="clear"/>
-          </w:tcPr>
-          <w:p/>
+          </w:tcPr>
+          <w:p>
+            <w:r>
+              <w:rPr>
+                <w:b w:val="0"/>
+                <w:sz w:val="16"/>
+              </w:rPr>
+            </w:r>
+          </w:p>
         </w:tc>
         <w:tc>
           <w:tcPr>
             <w:tcW w:type="dxa" w:w="1984"/>
-            <w:shd w:fill="FFB3B3" w:val="clear"/>
-          </w:tcPr>
-          <w:p/>
+          </w:tcPr>
+          <w:p>
+            <w:r>
+              <w:rPr>
+                <w:b w:val="0"/>
+                <w:sz w:val="16"/>
+              </w:rPr>
+            </w:r>
+          </w:p>
         </w:tc>
         <w:tc>
           <w:tcPr>
             <w:tcW w:type="dxa" w:w="454"/>
-            <w:shd w:fill="FFB3B3" w:val="clear"/>
-          </w:tcPr>
-          <w:p/>
+          </w:tcPr>
+          <w:p>
+            <w:r>
+              <w:rPr>
+                <w:b w:val="0"/>
+                <w:sz w:val="16"/>
+              </w:rPr>
+            </w:r>
+          </w:p>
         </w:tc>
         <w:tc>
           <w:tcPr>
             <w:tcW w:type="dxa" w:w="680"/>
-            <w:shd w:fill="FFB3B3" w:val="clear"/>
-          </w:tcPr>
-          <w:p/>
+          </w:tcPr>
+          <w:p>
+            <w:r>
+              <w:rPr>
+                <w:b w:val="0"/>
+                <w:sz w:val="16"/>
+              </w:rPr>
+            </w:r>
+          </w:p>
         </w:tc>
         <w:tc>
           <w:tcPr>
             <w:tcW w:type="dxa" w:w="3572"/>
-            <w:shd w:fill="FFB3B3" w:val="clear"/>
           </w:tcPr>
           <w:p>
             <w:r>
@@ -7144,7 +7569,7 @@
                 <w:color w:val="CC0000"/>
                 <w:sz w:val="16"/>
               </w:rPr>
-              <w:t>Articol lipsă din ofertă</w:t>
+              <w:t>DEVIZ_MISMATCH</w:t>
             </w:r>
           </w:p>
         </w:tc>
@@ -7153,7 +7578,6 @@
         <w:tc>
           <w:tcPr>
             <w:tcW w:type="dxa" w:w="397"/>
-            <w:shd w:fill="FFB3B3" w:val="clear"/>
           </w:tcPr>
           <w:p>
             <w:r>
@@ -7168,7 +7592,6 @@
         <w:tc>
           <w:tcPr>
             <w:tcW w:type="dxa" w:w="1701"/>
-            <w:shd w:fill="FFB3B3" w:val="clear"/>
           </w:tcPr>
           <w:p>
             <w:r>
@@ -7183,7 +7606,6 @@
         <w:tc>
           <w:tcPr>
             <w:tcW w:type="dxa" w:w="850"/>
-            <w:shd w:fill="FFB3B3" w:val="clear"/>
           </w:tcPr>
           <w:p>
             <w:r>
@@ -7211,7 +7633,6 @@
         <w:tc>
           <w:tcPr>
             <w:tcW w:type="dxa" w:w="1984"/>
-            <w:shd w:fill="FFB3B3" w:val="clear"/>
           </w:tcPr>
           <w:p>
             <w:r>
@@ -7226,7 +7647,6 @@
         <w:tc>
           <w:tcPr>
             <w:tcW w:type="dxa" w:w="454"/>
-            <w:shd w:fill="FFB3B3" w:val="clear"/>
           </w:tcPr>
           <w:p>
             <w:r>
@@ -7241,7 +7661,6 @@
         <w:tc>
           <w:tcPr>
             <w:tcW w:type="dxa" w:w="680"/>
-            <w:shd w:fill="FFB3B3" w:val="clear"/>
           </w:tcPr>
           <w:p>
             <w:r>
@@ -7256,35 +7675,58 @@
         <w:tc>
           <w:tcPr>
             <w:tcW w:type="dxa" w:w="850"/>
-            <w:shd w:fill="FFB3B3" w:val="clear"/>
-          </w:tcPr>
-          <w:p/>
+          </w:tcPr>
+          <w:p>
+            <w:r>
+              <w:rPr>
+                <w:b w:val="0"/>
+                <w:sz w:val="16"/>
+              </w:rPr>
+            </w:r>
+          </w:p>
         </w:tc>
         <w:tc>
           <w:tcPr>
             <w:tcW w:type="dxa" w:w="1984"/>
-            <w:shd w:fill="FFB3B3" w:val="clear"/>
-          </w:tcPr>
-          <w:p/>
+          </w:tcPr>
+          <w:p>
+            <w:r>
+              <w:rPr>
+                <w:b w:val="0"/>
+                <w:sz w:val="16"/>
+              </w:rPr>
+            </w:r>
+          </w:p>
         </w:tc>
         <w:tc>
           <w:tcPr>
             <w:tcW w:type="dxa" w:w="454"/>
-            <w:shd w:fill="FFB3B3" w:val="clear"/>
-          </w:tcPr>
-          <w:p/>
+          </w:tcPr>
+          <w:p>
+            <w:r>
+              <w:rPr>
+                <w:b w:val="0"/>
+                <w:sz w:val="16"/>
+              </w:rPr>
+            </w:r>
+          </w:p>
         </w:tc>
         <w:tc>
           <w:tcPr>
             <w:tcW w:type="dxa" w:w="680"/>
-            <w:shd w:fill="FFB3B3" w:val="clear"/>
-          </w:tcPr>
-          <w:p/>
+          </w:tcPr>
+          <w:p>
+            <w:r>
+              <w:rPr>
+                <w:b w:val="0"/>
+                <w:sz w:val="16"/>
+              </w:rPr>
+            </w:r>
+          </w:p>
         </w:tc>
         <w:tc>
           <w:tcPr>
             <w:tcW w:type="dxa" w:w="3572"/>
-            <w:shd w:fill="FFB3B3" w:val="clear"/>
           </w:tcPr>
           <w:p>
             <w:r>
@@ -7293,7 +7735,7 @@
                 <w:color w:val="CC0000"/>
                 <w:sz w:val="16"/>
               </w:rPr>
-              <w:t>Articol lipsă din ofertă</w:t>
+              <w:t>DEVIZ_MISMATCH</w:t>
             </w:r>
           </w:p>
         </w:tc>
@@ -7302,7 +7744,6 @@
         <w:tc>
           <w:tcPr>
             <w:tcW w:type="dxa" w:w="397"/>
-            <w:shd w:fill="FFB3B3" w:val="clear"/>
           </w:tcPr>
           <w:p>
             <w:r>
@@ -7317,7 +7758,6 @@
         <w:tc>
           <w:tcPr>
             <w:tcW w:type="dxa" w:w="1701"/>
-            <w:shd w:fill="FFB3B3" w:val="clear"/>
           </w:tcPr>
           <w:p>
             <w:r>
@@ -7332,7 +7772,6 @@
         <w:tc>
           <w:tcPr>
             <w:tcW w:type="dxa" w:w="850"/>
-            <w:shd w:fill="FFB3B3" w:val="clear"/>
           </w:tcPr>
           <w:p>
             <w:r>
@@ -7360,7 +7799,6 @@
         <w:tc>
           <w:tcPr>
             <w:tcW w:type="dxa" w:w="1984"/>
-            <w:shd w:fill="FFB3B3" w:val="clear"/>
           </w:tcPr>
           <w:p>
             <w:r>
@@ -7375,7 +7813,6 @@
         <w:tc>
           <w:tcPr>
             <w:tcW w:type="dxa" w:w="454"/>
-            <w:shd w:fill="FFB3B3" w:val="clear"/>
           </w:tcPr>
           <w:p>
             <w:r>
@@ -7390,7 +7827,6 @@
         <w:tc>
           <w:tcPr>
             <w:tcW w:type="dxa" w:w="680"/>
-            <w:shd w:fill="FFB3B3" w:val="clear"/>
           </w:tcPr>
           <w:p>
             <w:r>
@@ -7405,35 +7841,58 @@
         <w:tc>
           <w:tcPr>
             <w:tcW w:type="dxa" w:w="850"/>
-            <w:shd w:fill="FFB3B3" w:val="clear"/>
-          </w:tcPr>
-          <w:p/>
+          </w:tcPr>
+          <w:p>
+            <w:r>
+              <w:rPr>
+                <w:b w:val="0"/>
+                <w:sz w:val="16"/>
+              </w:rPr>
+            </w:r>
+          </w:p>
         </w:tc>
         <w:tc>
           <w:tcPr>
             <w:tcW w:type="dxa" w:w="1984"/>
-            <w:shd w:fill="FFB3B3" w:val="clear"/>
-          </w:tcPr>
-          <w:p/>
+          </w:tcPr>
+          <w:p>
+            <w:r>
+              <w:rPr>
+                <w:b w:val="0"/>
+                <w:sz w:val="16"/>
+              </w:rPr>
+            </w:r>
+          </w:p>
         </w:tc>
         <w:tc>
           <w:tcPr>
             <w:tcW w:type="dxa" w:w="454"/>
-            <w:shd w:fill="FFB3B3" w:val="clear"/>
-          </w:tcPr>
-          <w:p/>
+          </w:tcPr>
+          <w:p>
+            <w:r>
+              <w:rPr>
+                <w:b w:val="0"/>
+                <w:sz w:val="16"/>
+              </w:rPr>
+            </w:r>
+          </w:p>
         </w:tc>
         <w:tc>
           <w:tcPr>
             <w:tcW w:type="dxa" w:w="680"/>
-            <w:shd w:fill="FFB3B3" w:val="clear"/>
-          </w:tcPr>
-          <w:p/>
+          </w:tcPr>
+          <w:p>
+            <w:r>
+              <w:rPr>
+                <w:b w:val="0"/>
+                <w:sz w:val="16"/>
+              </w:rPr>
+            </w:r>
+          </w:p>
         </w:tc>
         <w:tc>
           <w:tcPr>
             <w:tcW w:type="dxa" w:w="3572"/>
-            <w:shd w:fill="FFB3B3" w:val="clear"/>
           </w:tcPr>
           <w:p>
             <w:r>
@@ -7442,7 +7901,7 @@
                 <w:color w:val="CC0000"/>
                 <w:sz w:val="16"/>
               </w:rPr>
-              <w:t>Articol lipsă din ofertă</w:t>
+              <w:t>DEVIZ_MISMATCH</w:t>
             </w:r>
           </w:p>
         </w:tc>
@@ -7451,7 +7910,6 @@
         <w:tc>
           <w:tcPr>
             <w:tcW w:type="dxa" w:w="397"/>
-            <w:shd w:fill="FFB3B3" w:val="clear"/>
           </w:tcPr>
           <w:p>
             <w:r>
@@ -7466,7 +7924,6 @@
         <w:tc>
           <w:tcPr>
             <w:tcW w:type="dxa" w:w="1701"/>
-            <w:shd w:fill="FFB3B3" w:val="clear"/>
           </w:tcPr>
           <w:p>
             <w:r>
@@ -7481,7 +7938,6 @@
         <w:tc>
           <w:tcPr>
             <w:tcW w:type="dxa" w:w="850"/>
-            <w:shd w:fill="FFB3B3" w:val="clear"/>
           </w:tcPr>
           <w:p>
             <w:r>
@@ -7496,7 +7952,6 @@
         <w:tc>
           <w:tcPr>
             <w:tcW w:type="dxa" w:w="1984"/>
-            <w:shd w:fill="FFB3B3" w:val="clear"/>
           </w:tcPr>
           <w:p>
             <w:r>
@@ -7511,7 +7966,6 @@
         <w:tc>
           <w:tcPr>
             <w:tcW w:type="dxa" w:w="454"/>
-            <w:shd w:fill="FFB3B3" w:val="clear"/>
           </w:tcPr>
           <w:p>
             <w:r>
@@ -7526,7 +7980,6 @@
         <w:tc>
           <w:tcPr>
             <w:tcW w:type="dxa" w:w="680"/>
-            <w:shd w:fill="FFB3B3" w:val="clear"/>
           </w:tcPr>
           <w:p>
             <w:r>
@@ -7541,35 +7994,58 @@
         <w:tc>
           <w:tcPr>
             <w:tcW w:type="dxa" w:w="850"/>
-            <w:shd w:fill="FFB3B3" w:val="clear"/>
-          </w:tcPr>
-          <w:p/>
+          </w:tcPr>
+          <w:p>
+            <w:r>
+              <w:rPr>
+                <w:b w:val="0"/>
+                <w:sz w:val="16"/>
+              </w:rPr>
+            </w:r>
+          </w:p>
         </w:tc>
         <w:tc>
           <w:tcPr>
             <w:tcW w:type="dxa" w:w="1984"/>
-            <w:shd w:fill="FFB3B3" w:val="clear"/>
-          </w:tcPr>
-          <w:p/>
+          </w:tcPr>
+          <w:p>
+            <w:r>
+              <w:rPr>
+                <w:b w:val="0"/>
+                <w:sz w:val="16"/>
+              </w:rPr>
+            </w:r>
+          </w:p>
         </w:tc>
         <w:tc>
           <w:tcPr>
             <w:tcW w:type="dxa" w:w="454"/>
-            <w:shd w:fill="FFB3B3" w:val="clear"/>
-          </w:tcPr>
-          <w:p/>
+          </w:tcPr>
+          <w:p>
+            <w:r>
+              <w:rPr>
+                <w:b w:val="0"/>
+                <w:sz w:val="16"/>
+              </w:rPr>
+            </w:r>
+          </w:p>
         </w:tc>
         <w:tc>
           <w:tcPr>
             <w:tcW w:type="dxa" w:w="680"/>
-            <w:shd w:fill="FFB3B3" w:val="clear"/>
-          </w:tcPr>
-          <w:p/>
+          </w:tcPr>
+          <w:p>
+            <w:r>
+              <w:rPr>
+                <w:b w:val="0"/>
+                <w:sz w:val="16"/>
+              </w:rPr>
+            </w:r>
+          </w:p>
         </w:tc>
         <w:tc>
           <w:tcPr>
             <w:tcW w:type="dxa" w:w="3572"/>
-            <w:shd w:fill="FFB3B3" w:val="clear"/>
           </w:tcPr>
           <w:p>
             <w:r>
@@ -7578,7 +8054,7 @@
                 <w:color w:val="CC0000"/>
                 <w:sz w:val="16"/>
               </w:rPr>
-              <w:t>Articol lipsă din ofertă</w:t>
+              <w:t>DEVIZ_MISMATCH</w:t>
             </w:r>
           </w:p>
         </w:tc>
@@ -7587,7 +8063,6 @@
         <w:tc>
           <w:tcPr>
             <w:tcW w:type="dxa" w:w="397"/>
-            <w:shd w:fill="FFB3B3" w:val="clear"/>
           </w:tcPr>
           <w:p>
             <w:r>
@@ -7602,7 +8077,6 @@
         <w:tc>
           <w:tcPr>
             <w:tcW w:type="dxa" w:w="1701"/>
-            <w:shd w:fill="FFB3B3" w:val="clear"/>
           </w:tcPr>
           <w:p>
             <w:r>
@@ -7617,7 +8091,6 @@
         <w:tc>
           <w:tcPr>
             <w:tcW w:type="dxa" w:w="850"/>
-            <w:shd w:fill="FFB3B3" w:val="clear"/>
           </w:tcPr>
           <w:p>
             <w:r>
@@ -7632,7 +8105,6 @@
         <w:tc>
           <w:tcPr>
             <w:tcW w:type="dxa" w:w="1984"/>
-            <w:shd w:fill="FFB3B3" w:val="clear"/>
           </w:tcPr>
           <w:p>
             <w:r>
@@ -7647,7 +8119,6 @@
         <w:tc>
           <w:tcPr>
             <w:tcW w:type="dxa" w:w="454"/>
-            <w:shd w:fill="FFB3B3" w:val="clear"/>
           </w:tcPr>
           <w:p>
             <w:r>
@@ -7662,7 +8133,6 @@
         <w:tc>
           <w:tcPr>
             <w:tcW w:type="dxa" w:w="680"/>
-            <w:shd w:fill="FFB3B3" w:val="clear"/>
           </w:tcPr>
           <w:p>
             <w:r>
@@ -7677,35 +8147,58 @@
         <w:tc>
           <w:tcPr>
             <w:tcW w:type="dxa" w:w="850"/>
-            <w:shd w:fill="FFB3B3" w:val="clear"/>
-          </w:tcPr>
-          <w:p/>
+          </w:tcPr>
+          <w:p>
+            <w:r>
+              <w:rPr>
+                <w:b w:val="0"/>
+                <w:sz w:val="16"/>
+              </w:rPr>
+            </w:r>
+          </w:p>
         </w:tc>
         <w:tc>
           <w:tcPr>
             <w:tcW w:type="dxa" w:w="1984"/>
-            <w:shd w:fill="FFB3B3" w:val="clear"/>
-          </w:tcPr>
-          <w:p/>
+          </w:tcPr>
+          <w:p>
+            <w:r>
+              <w:rPr>
+                <w:b w:val="0"/>
+                <w:sz w:val="16"/>
+              </w:rPr>
+            </w:r>
+          </w:p>
         </w:tc>
         <w:tc>
           <w:tcPr>
             <w:tcW w:type="dxa" w:w="454"/>
-            <w:shd w:fill="FFB3B3" w:val="clear"/>
-          </w:tcPr>
-          <w:p/>
+          </w:tcPr>
+          <w:p>
+            <w:r>
+              <w:rPr>
+                <w:b w:val="0"/>
+                <w:sz w:val="16"/>
+              </w:rPr>
+            </w:r>
+          </w:p>
         </w:tc>
         <w:tc>
           <w:tcPr>
             <w:tcW w:type="dxa" w:w="680"/>
-            <w:shd w:fill="FFB3B3" w:val="clear"/>
-          </w:tcPr>
-          <w:p/>
+          </w:tcPr>
+          <w:p>
+            <w:r>
+              <w:rPr>
+                <w:b w:val="0"/>
+                <w:sz w:val="16"/>
+              </w:rPr>
+            </w:r>
+          </w:p>
         </w:tc>
         <w:tc>
           <w:tcPr>
             <w:tcW w:type="dxa" w:w="3572"/>
-            <w:shd w:fill="FFB3B3" w:val="clear"/>
           </w:tcPr>
           <w:p>
             <w:r>
@@ -7714,7 +8207,7 @@
                 <w:color w:val="CC0000"/>
                 <w:sz w:val="16"/>
               </w:rPr>
-              <w:t>Articol lipsă din ofertă</w:t>
+              <w:t>DEVIZ_MISMATCH</w:t>
             </w:r>
           </w:p>
         </w:tc>
@@ -7723,7 +8216,6 @@
         <w:tc>
           <w:tcPr>
             <w:tcW w:type="dxa" w:w="397"/>
-            <w:shd w:fill="FFB3B3" w:val="clear"/>
           </w:tcPr>
           <w:p>
             <w:r>
@@ -7738,7 +8230,6 @@
         <w:tc>
           <w:tcPr>
             <w:tcW w:type="dxa" w:w="1701"/>
-            <w:shd w:fill="FFB3B3" w:val="clear"/>
           </w:tcPr>
           <w:p>
             <w:r>
@@ -7753,7 +8244,6 @@
         <w:tc>
           <w:tcPr>
             <w:tcW w:type="dxa" w:w="850"/>
-            <w:shd w:fill="FFB3B3" w:val="clear"/>
           </w:tcPr>
           <w:p>
             <w:r>
@@ -7781,7 +8271,6 @@
         <w:tc>
           <w:tcPr>
             <w:tcW w:type="dxa" w:w="1984"/>
-            <w:shd w:fill="FFB3B3" w:val="clear"/>
           </w:tcPr>
           <w:p>
             <w:r>
@@ -7796,7 +8285,6 @@
         <w:tc>
           <w:tcPr>
             <w:tcW w:type="dxa" w:w="454"/>
-            <w:shd w:fill="FFB3B3" w:val="clear"/>
           </w:tcPr>
           <w:p>
             <w:r>
@@ -7811,7 +8299,6 @@
         <w:tc>
           <w:tcPr>
             <w:tcW w:type="dxa" w:w="680"/>
-            <w:shd w:fill="FFB3B3" w:val="clear"/>
           </w:tcPr>
           <w:p>
             <w:r>
@@ -7826,35 +8313,58 @@
         <w:tc>
           <w:tcPr>
             <w:tcW w:type="dxa" w:w="850"/>
-            <w:shd w:fill="FFB3B3" w:val="clear"/>
-          </w:tcPr>
-          <w:p/>
+          </w:tcPr>
+          <w:p>
+            <w:r>
+              <w:rPr>
+                <w:b w:val="0"/>
+                <w:sz w:val="16"/>
+              </w:rPr>
+            </w:r>
+          </w:p>
         </w:tc>
         <w:tc>
           <w:tcPr>
             <w:tcW w:type="dxa" w:w="1984"/>
-            <w:shd w:fill="FFB3B3" w:val="clear"/>
-          </w:tcPr>
-          <w:p/>
+          </w:tcPr>
+          <w:p>
+            <w:r>
+              <w:rPr>
+                <w:b w:val="0"/>
+                <w:sz w:val="16"/>
+              </w:rPr>
+            </w:r>
+          </w:p>
         </w:tc>
         <w:tc>
           <w:tcPr>
             <w:tcW w:type="dxa" w:w="454"/>
-            <w:shd w:fill="FFB3B3" w:val="clear"/>
-          </w:tcPr>
-          <w:p/>
+          </w:tcPr>
+          <w:p>
+            <w:r>
+              <w:rPr>
+                <w:b w:val="0"/>
+                <w:sz w:val="16"/>
+              </w:rPr>
+            </w:r>
+          </w:p>
         </w:tc>
         <w:tc>
           <w:tcPr>
             <w:tcW w:type="dxa" w:w="680"/>
-            <w:shd w:fill="FFB3B3" w:val="clear"/>
-          </w:tcPr>
-          <w:p/>
+          </w:tcPr>
+          <w:p>
+            <w:r>
+              <w:rPr>
+                <w:b w:val="0"/>
+                <w:sz w:val="16"/>
+              </w:rPr>
+            </w:r>
+          </w:p>
         </w:tc>
         <w:tc>
           <w:tcPr>
             <w:tcW w:type="dxa" w:w="3572"/>
-            <w:shd w:fill="FFB3B3" w:val="clear"/>
           </w:tcPr>
           <w:p>
             <w:r>
@@ -7863,7 +8373,7 @@
                 <w:color w:val="CC0000"/>
                 <w:sz w:val="16"/>
               </w:rPr>
-              <w:t>Articol lipsă din ofertă</w:t>
+              <w:t>DEVIZ_MISMATCH</w:t>
             </w:r>
           </w:p>
         </w:tc>
@@ -7872,7 +8382,6 @@
         <w:tc>
           <w:tcPr>
             <w:tcW w:type="dxa" w:w="397"/>
-            <w:shd w:fill="FFB3B3" w:val="clear"/>
           </w:tcPr>
           <w:p>
             <w:r>
@@ -7887,7 +8396,6 @@
         <w:tc>
           <w:tcPr>
             <w:tcW w:type="dxa" w:w="1701"/>
-            <w:shd w:fill="FFB3B3" w:val="clear"/>
           </w:tcPr>
           <w:p>
             <w:r>
@@ -7902,7 +8410,6 @@
         <w:tc>
           <w:tcPr>
             <w:tcW w:type="dxa" w:w="850"/>
-            <w:shd w:fill="FFB3B3" w:val="clear"/>
           </w:tcPr>
           <w:p>
             <w:r>
@@ -7930,7 +8437,6 @@
         <w:tc>
           <w:tcPr>
             <w:tcW w:type="dxa" w:w="1984"/>
-            <w:shd w:fill="FFB3B3" w:val="clear"/>
           </w:tcPr>
           <w:p>
             <w:r>
@@ -7945,7 +8451,6 @@
         <w:tc>
           <w:tcPr>
             <w:tcW w:type="dxa" w:w="454"/>
-            <w:shd w:fill="FFB3B3" w:val="clear"/>
           </w:tcPr>
           <w:p>
             <w:r>
@@ -7960,7 +8465,6 @@
         <w:tc>
           <w:tcPr>
             <w:tcW w:type="dxa" w:w="680"/>
-            <w:shd w:fill="FFB3B3" w:val="clear"/>
           </w:tcPr>
           <w:p>
             <w:r>
@@ -7975,35 +8479,58 @@
         <w:tc>
           <w:tcPr>
             <w:tcW w:type="dxa" w:w="850"/>
-            <w:shd w:fill="FFB3B3" w:val="clear"/>
-          </w:tcPr>
-          <w:p/>
+          </w:tcPr>
+          <w:p>
+            <w:r>
+              <w:rPr>
+                <w:b w:val="0"/>
+                <w:sz w:val="16"/>
+              </w:rPr>
+            </w:r>
+          </w:p>
         </w:tc>
         <w:tc>
           <w:tcPr>
             <w:tcW w:type="dxa" w:w="1984"/>
-            <w:shd w:fill="FFB3B3" w:val="clear"/>
-          </w:tcPr>
-          <w:p/>
+          </w:tcPr>
+          <w:p>
+            <w:r>
+              <w:rPr>
+                <w:b w:val="0"/>
+                <w:sz w:val="16"/>
+              </w:rPr>
+            </w:r>
+          </w:p>
         </w:tc>
         <w:tc>
           <w:tcPr>
             <w:tcW w:type="dxa" w:w="454"/>
-            <w:shd w:fill="FFB3B3" w:val="clear"/>
-          </w:tcPr>
-          <w:p/>
+          </w:tcPr>
+          <w:p>
+            <w:r>
+              <w:rPr>
+                <w:b w:val="0"/>
+                <w:sz w:val="16"/>
+              </w:rPr>
+            </w:r>
+          </w:p>
         </w:tc>
         <w:tc>
           <w:tcPr>
             <w:tcW w:type="dxa" w:w="680"/>
-            <w:shd w:fill="FFB3B3" w:val="clear"/>
-          </w:tcPr>
-          <w:p/>
+          </w:tcPr>
+          <w:p>
+            <w:r>
+              <w:rPr>
+                <w:b w:val="0"/>
+                <w:sz w:val="16"/>
+              </w:rPr>
+            </w:r>
+          </w:p>
         </w:tc>
         <w:tc>
           <w:tcPr>
             <w:tcW w:type="dxa" w:w="3572"/>
-            <w:shd w:fill="FFB3B3" w:val="clear"/>
           </w:tcPr>
           <w:p>
             <w:r>
@@ -8012,7 +8539,7 @@
                 <w:color w:val="CC0000"/>
                 <w:sz w:val="16"/>
               </w:rPr>
-              <w:t>Articol lipsă din ofertă</w:t>
+              <w:t>DEVIZ_MISMATCH</w:t>
             </w:r>
           </w:p>
         </w:tc>
@@ -8021,7 +8548,6 @@
         <w:tc>
           <w:tcPr>
             <w:tcW w:type="dxa" w:w="397"/>
-            <w:shd w:fill="FFB3B3" w:val="clear"/>
           </w:tcPr>
           <w:p>
             <w:r>
@@ -8036,7 +8562,6 @@
         <w:tc>
           <w:tcPr>
             <w:tcW w:type="dxa" w:w="1701"/>
-            <w:shd w:fill="FFB3B3" w:val="clear"/>
           </w:tcPr>
           <w:p>
             <w:r>
@@ -8051,7 +8576,6 @@
         <w:tc>
           <w:tcPr>
             <w:tcW w:type="dxa" w:w="850"/>
-            <w:shd w:fill="FFB3B3" w:val="clear"/>
           </w:tcPr>
           <w:p>
             <w:r>
@@ -8066,7 +8590,6 @@
         <w:tc>
           <w:tcPr>
             <w:tcW w:type="dxa" w:w="1984"/>
-            <w:shd w:fill="FFB3B3" w:val="clear"/>
           </w:tcPr>
           <w:p>
             <w:r>
@@ -8081,7 +8604,6 @@
         <w:tc>
           <w:tcPr>
             <w:tcW w:type="dxa" w:w="454"/>
-            <w:shd w:fill="FFB3B3" w:val="clear"/>
           </w:tcPr>
           <w:p>
             <w:r>
@@ -8096,7 +8618,6 @@
         <w:tc>
           <w:tcPr>
             <w:tcW w:type="dxa" w:w="680"/>
-            <w:shd w:fill="FFB3B3" w:val="clear"/>
           </w:tcPr>
           <w:p>
             <w:r>
@@ -8111,35 +8632,58 @@
         <w:tc>
           <w:tcPr>
             <w:tcW w:type="dxa" w:w="850"/>
-            <w:shd w:fill="FFB3B3" w:val="clear"/>
-          </w:tcPr>
-          <w:p/>
+          </w:tcPr>
+          <w:p>
+            <w:r>
+              <w:rPr>
+                <w:b w:val="0"/>
+                <w:sz w:val="16"/>
+              </w:rPr>
+            </w:r>
+          </w:p>
         </w:tc>
         <w:tc>
           <w:tcPr>
             <w:tcW w:type="dxa" w:w="1984"/>
-            <w:shd w:fill="FFB3B3" w:val="clear"/>
-          </w:tcPr>
-          <w:p/>
+          </w:tcPr>
+          <w:p>
+            <w:r>
+              <w:rPr>
+                <w:b w:val="0"/>
+                <w:sz w:val="16"/>
+              </w:rPr>
+            </w:r>
+          </w:p>
         </w:tc>
         <w:tc>
           <w:tcPr>
             <w:tcW w:type="dxa" w:w="454"/>
-            <w:shd w:fill="FFB3B3" w:val="clear"/>
-          </w:tcPr>
-          <w:p/>
+          </w:tcPr>
+          <w:p>
+            <w:r>
+              <w:rPr>
+                <w:b w:val="0"/>
+                <w:sz w:val="16"/>
+              </w:rPr>
+            </w:r>
+          </w:p>
         </w:tc>
         <w:tc>
           <w:tcPr>
             <w:tcW w:type="dxa" w:w="680"/>
-            <w:shd w:fill="FFB3B3" w:val="clear"/>
-          </w:tcPr>
-          <w:p/>
+          </w:tcPr>
+          <w:p>
+            <w:r>
+              <w:rPr>
+                <w:b w:val="0"/>
+                <w:sz w:val="16"/>
+              </w:rPr>
+            </w:r>
+          </w:p>
         </w:tc>
         <w:tc>
           <w:tcPr>
             <w:tcW w:type="dxa" w:w="3572"/>
-            <w:shd w:fill="FFB3B3" w:val="clear"/>
           </w:tcPr>
           <w:p>
             <w:r>
@@ -8148,7 +8692,7 @@
                 <w:color w:val="CC0000"/>
                 <w:sz w:val="16"/>
               </w:rPr>
-              <w:t>Articol lipsă din ofertă</w:t>
+              <w:t>DEVIZ_MISMATCH</w:t>
             </w:r>
           </w:p>
         </w:tc>
@@ -8157,7 +8701,6 @@
         <w:tc>
           <w:tcPr>
             <w:tcW w:type="dxa" w:w="397"/>
-            <w:shd w:fill="FFB3B3" w:val="clear"/>
           </w:tcPr>
           <w:p>
             <w:r>
@@ -8172,7 +8715,6 @@
         <w:tc>
           <w:tcPr>
             <w:tcW w:type="dxa" w:w="1701"/>
-            <w:shd w:fill="FFB3B3" w:val="clear"/>
           </w:tcPr>
           <w:p>
             <w:r>
@@ -8187,7 +8729,6 @@
         <w:tc>
           <w:tcPr>
             <w:tcW w:type="dxa" w:w="850"/>
-            <w:shd w:fill="FFB3B3" w:val="clear"/>
           </w:tcPr>
           <w:p>
             <w:r>
@@ -8215,7 +8756,6 @@
         <w:tc>
           <w:tcPr>
             <w:tcW w:type="dxa" w:w="1984"/>
-            <w:shd w:fill="FFB3B3" w:val="clear"/>
           </w:tcPr>
           <w:p>
             <w:r>
@@ -8230,7 +8770,6 @@
         <w:tc>
           <w:tcPr>
             <w:tcW w:type="dxa" w:w="454"/>
-            <w:shd w:fill="FFB3B3" w:val="clear"/>
           </w:tcPr>
           <w:p>
             <w:r>
@@ -8245,7 +8784,6 @@
         <w:tc>
           <w:tcPr>
             <w:tcW w:type="dxa" w:w="680"/>
-            <w:shd w:fill="FFB3B3" w:val="clear"/>
           </w:tcPr>
           <w:p>
             <w:r>
@@ -8260,35 +8798,58 @@
         <w:tc>
           <w:tcPr>
             <w:tcW w:type="dxa" w:w="850"/>
-            <w:shd w:fill="FFB3B3" w:val="clear"/>
-          </w:tcPr>
-          <w:p/>
+          </w:tcPr>
+          <w:p>
+            <w:r>
+              <w:rPr>
+                <w:b w:val="0"/>
+                <w:sz w:val="16"/>
+              </w:rPr>
+            </w:r>
+          </w:p>
         </w:tc>
         <w:tc>
           <w:tcPr>
             <w:tcW w:type="dxa" w:w="1984"/>
-            <w:shd w:fill="FFB3B3" w:val="clear"/>
-          </w:tcPr>
-          <w:p/>
+          </w:tcPr>
+          <w:p>
+            <w:r>
+              <w:rPr>
+                <w:b w:val="0"/>
+                <w:sz w:val="16"/>
+              </w:rPr>
+            </w:r>
+          </w:p>
         </w:tc>
         <w:tc>
           <w:tcPr>
             <w:tcW w:type="dxa" w:w="454"/>
-            <w:shd w:fill="FFB3B3" w:val="clear"/>
-          </w:tcPr>
-          <w:p/>
+          </w:tcPr>
+          <w:p>
+            <w:r>
+              <w:rPr>
+                <w:b w:val="0"/>
+                <w:sz w:val="16"/>
+              </w:rPr>
+            </w:r>
+          </w:p>
         </w:tc>
         <w:tc>
           <w:tcPr>
             <w:tcW w:type="dxa" w:w="680"/>
-            <w:shd w:fill="FFB3B3" w:val="clear"/>
-          </w:tcPr>
-          <w:p/>
+          </w:tcPr>
+          <w:p>
+            <w:r>
+              <w:rPr>
+                <w:b w:val="0"/>
+                <w:sz w:val="16"/>
+              </w:rPr>
+            </w:r>
+          </w:p>
         </w:tc>
         <w:tc>
           <w:tcPr>
             <w:tcW w:type="dxa" w:w="3572"/>
-            <w:shd w:fill="FFB3B3" w:val="clear"/>
           </w:tcPr>
           <w:p>
             <w:r>
@@ -8297,7 +8858,7 @@
                 <w:color w:val="CC0000"/>
                 <w:sz w:val="16"/>
               </w:rPr>
-              <w:t>Articol lipsă din ofertă</w:t>
+              <w:t>DEVIZ_MISMATCH</w:t>
             </w:r>
           </w:p>
         </w:tc>
@@ -8306,7 +8867,6 @@
         <w:tc>
           <w:tcPr>
             <w:tcW w:type="dxa" w:w="397"/>
-            <w:shd w:fill="FFB3B3" w:val="clear"/>
           </w:tcPr>
           <w:p>
             <w:r>
@@ -8321,7 +8881,6 @@
         <w:tc>
           <w:tcPr>
             <w:tcW w:type="dxa" w:w="1701"/>
-            <w:shd w:fill="FFB3B3" w:val="clear"/>
           </w:tcPr>
           <w:p>
             <w:r>
@@ -8336,7 +8895,6 @@
         <w:tc>
           <w:tcPr>
             <w:tcW w:type="dxa" w:w="850"/>
-            <w:shd w:fill="FFB3B3" w:val="clear"/>
           </w:tcPr>
           <w:p>
             <w:r>
@@ -8364,7 +8922,6 @@
         <w:tc>
           <w:tcPr>
             <w:tcW w:type="dxa" w:w="1984"/>
-            <w:shd w:fill="FFB3B3" w:val="clear"/>
           </w:tcPr>
           <w:p>
             <w:r>
@@ -8379,7 +8936,6 @@
         <w:tc>
           <w:tcPr>
             <w:tcW w:type="dxa" w:w="454"/>
-            <w:shd w:fill="FFB3B3" w:val="clear"/>
           </w:tcPr>
           <w:p>
             <w:r>
@@ -8394,7 +8950,6 @@
         <w:tc>
           <w:tcPr>
             <w:tcW w:type="dxa" w:w="680"/>
-            <w:shd w:fill="FFB3B3" w:val="clear"/>
           </w:tcPr>
           <w:p>
             <w:r>
@@ -8409,35 +8964,58 @@
         <w:tc>
           <w:tcPr>
             <w:tcW w:type="dxa" w:w="850"/>
-            <w:shd w:fill="FFB3B3" w:val="clear"/>
-          </w:tcPr>
-          <w:p/>
+          </w:tcPr>
+          <w:p>
+            <w:r>
+              <w:rPr>
+                <w:b w:val="0"/>
+                <w:sz w:val="16"/>
+              </w:rPr>
+            </w:r>
+          </w:p>
         </w:tc>
         <w:tc>
           <w:tcPr>
             <w:tcW w:type="dxa" w:w="1984"/>
-            <w:shd w:fill="FFB3B3" w:val="clear"/>
-          </w:tcPr>
-          <w:p/>
+          </w:tcPr>
+          <w:p>
+            <w:r>
+              <w:rPr>
+                <w:b w:val="0"/>
+                <w:sz w:val="16"/>
+              </w:rPr>
+            </w:r>
+          </w:p>
         </w:tc>
         <w:tc>
           <w:tcPr>
             <w:tcW w:type="dxa" w:w="454"/>
-            <w:shd w:fill="FFB3B3" w:val="clear"/>
-          </w:tcPr>
-          <w:p/>
+          </w:tcPr>
+          <w:p>
+            <w:r>
+              <w:rPr>
+                <w:b w:val="0"/>
+                <w:sz w:val="16"/>
+              </w:rPr>
+            </w:r>
+          </w:p>
         </w:tc>
         <w:tc>
           <w:tcPr>
             <w:tcW w:type="dxa" w:w="680"/>
-            <w:shd w:fill="FFB3B3" w:val="clear"/>
-          </w:tcPr>
-          <w:p/>
+          </w:tcPr>
+          <w:p>
+            <w:r>
+              <w:rPr>
+                <w:b w:val="0"/>
+                <w:sz w:val="16"/>
+              </w:rPr>
+            </w:r>
+          </w:p>
         </w:tc>
         <w:tc>
           <w:tcPr>
             <w:tcW w:type="dxa" w:w="3572"/>
-            <w:shd w:fill="FFB3B3" w:val="clear"/>
           </w:tcPr>
           <w:p>
             <w:r>
@@ -8446,7 +9024,7 @@
                 <w:color w:val="CC0000"/>
                 <w:sz w:val="16"/>
               </w:rPr>
-              <w:t>Articol lipsă din ofertă</w:t>
+              <w:t>DEVIZ_MISMATCH</w:t>
             </w:r>
           </w:p>
         </w:tc>
@@ -8455,7 +9033,6 @@
         <w:tc>
           <w:tcPr>
             <w:tcW w:type="dxa" w:w="397"/>
-            <w:shd w:fill="FFB3B3" w:val="clear"/>
           </w:tcPr>
           <w:p>
             <w:r>
@@ -8470,7 +9047,6 @@
         <w:tc>
           <w:tcPr>
             <w:tcW w:type="dxa" w:w="1701"/>
-            <w:shd w:fill="FFB3B3" w:val="clear"/>
           </w:tcPr>
           <w:p>
             <w:r>
@@ -8485,7 +9061,6 @@
         <w:tc>
           <w:tcPr>
             <w:tcW w:type="dxa" w:w="850"/>
-            <w:shd w:fill="FFB3B3" w:val="clear"/>
           </w:tcPr>
           <w:p>
             <w:r>
@@ -8513,7 +9088,6 @@
         <w:tc>
           <w:tcPr>
             <w:tcW w:type="dxa" w:w="1984"/>
-            <w:shd w:fill="FFB3B3" w:val="clear"/>
           </w:tcPr>
           <w:p>
             <w:r>
@@ -8528,7 +9102,6 @@
         <w:tc>
           <w:tcPr>
             <w:tcW w:type="dxa" w:w="454"/>
-            <w:shd w:fill="FFB3B3" w:val="clear"/>
           </w:tcPr>
           <w:p>
             <w:r>
@@ -8543,7 +9116,6 @@
         <w:tc>
           <w:tcPr>
             <w:tcW w:type="dxa" w:w="680"/>
-            <w:shd w:fill="FFB3B3" w:val="clear"/>
           </w:tcPr>
           <w:p>
             <w:r>
@@ -8558,35 +9130,58 @@
         <w:tc>
           <w:tcPr>
             <w:tcW w:type="dxa" w:w="850"/>
-            <w:shd w:fill="FFB3B3" w:val="clear"/>
-          </w:tcPr>
-          <w:p/>
+          </w:tcPr>
+          <w:p>
+            <w:r>
+              <w:rPr>
+                <w:b w:val="0"/>
+                <w:sz w:val="16"/>
+              </w:rPr>
+            </w:r>
+          </w:p>
         </w:tc>
         <w:tc>
           <w:tcPr>
             <w:tcW w:type="dxa" w:w="1984"/>
-            <w:shd w:fill="FFB3B3" w:val="clear"/>
-          </w:tcPr>
-          <w:p/>
+          </w:tcPr>
+          <w:p>
+            <w:r>
+              <w:rPr>
+                <w:b w:val="0"/>
+                <w:sz w:val="16"/>
+              </w:rPr>
+            </w:r>
+          </w:p>
         </w:tc>
         <w:tc>
           <w:tcPr>
             <w:tcW w:type="dxa" w:w="454"/>
-            <w:shd w:fill="FFB3B3" w:val="clear"/>
-          </w:tcPr>
-          <w:p/>
+          </w:tcPr>
+          <w:p>
+            <w:r>
+              <w:rPr>
+                <w:b w:val="0"/>
+                <w:sz w:val="16"/>
+              </w:rPr>
+            </w:r>
+          </w:p>
         </w:tc>
         <w:tc>
           <w:tcPr>
             <w:tcW w:type="dxa" w:w="680"/>
-            <w:shd w:fill="FFB3B3" w:val="clear"/>
-          </w:tcPr>
-          <w:p/>
+          </w:tcPr>
+          <w:p>
+            <w:r>
+              <w:rPr>
+                <w:b w:val="0"/>
+                <w:sz w:val="16"/>
+              </w:rPr>
+            </w:r>
+          </w:p>
         </w:tc>
         <w:tc>
           <w:tcPr>
             <w:tcW w:type="dxa" w:w="3572"/>
-            <w:shd w:fill="FFB3B3" w:val="clear"/>
           </w:tcPr>
           <w:p>
             <w:r>
@@ -8595,7 +9190,7 @@
                 <w:color w:val="CC0000"/>
                 <w:sz w:val="16"/>
               </w:rPr>
-              <w:t>Articol lipsă din ofertă</w:t>
+              <w:t>DEVIZ_MISMATCH</w:t>
             </w:r>
           </w:p>
         </w:tc>
@@ -8604,7 +9199,6 @@
         <w:tc>
           <w:tcPr>
             <w:tcW w:type="dxa" w:w="397"/>
-            <w:shd w:fill="FFB3B3" w:val="clear"/>
           </w:tcPr>
           <w:p>
             <w:r>
@@ -8619,7 +9213,6 @@
         <w:tc>
           <w:tcPr>
             <w:tcW w:type="dxa" w:w="1701"/>
-            <w:shd w:fill="FFB3B3" w:val="clear"/>
           </w:tcPr>
           <w:p>
             <w:r>
@@ -8634,7 +9227,6 @@
         <w:tc>
           <w:tcPr>
             <w:tcW w:type="dxa" w:w="850"/>
-            <w:shd w:fill="FFB3B3" w:val="clear"/>
           </w:tcPr>
           <w:p>
             <w:r>
@@ -8662,7 +9254,6 @@
         <w:tc>
           <w:tcPr>
             <w:tcW w:type="dxa" w:w="1984"/>
-            <w:shd w:fill="FFB3B3" w:val="clear"/>
           </w:tcPr>
           <w:p>
             <w:r>
@@ -8677,7 +9268,6 @@
         <w:tc>
           <w:tcPr>
             <w:tcW w:type="dxa" w:w="454"/>
-            <w:shd w:fill="FFB3B3" w:val="clear"/>
           </w:tcPr>
           <w:p>
             <w:r>
@@ -8692,7 +9282,6 @@
         <w:tc>
           <w:tcPr>
             <w:tcW w:type="dxa" w:w="680"/>
-            <w:shd w:fill="FFB3B3" w:val="clear"/>
           </w:tcPr>
           <w:p>
             <w:r>
@@ -8707,35 +9296,58 @@
         <w:tc>
           <w:tcPr>
             <w:tcW w:type="dxa" w:w="850"/>
-            <w:shd w:fill="FFB3B3" w:val="clear"/>
-          </w:tcPr>
-          <w:p/>
+          </w:tcPr>
+          <w:p>
+            <w:r>
+              <w:rPr>
+                <w:b w:val="0"/>
+                <w:sz w:val="16"/>
+              </w:rPr>
+            </w:r>
+          </w:p>
         </w:tc>
         <w:tc>
           <w:tcPr>
             <w:tcW w:type="dxa" w:w="1984"/>
-            <w:shd w:fill="FFB3B3" w:val="clear"/>
-          </w:tcPr>
-          <w:p/>
+          </w:tcPr>
+          <w:p>
+            <w:r>
+              <w:rPr>
+                <w:b w:val="0"/>
+                <w:sz w:val="16"/>
+              </w:rPr>
+            </w:r>
+          </w:p>
         </w:tc>
         <w:tc>
           <w:tcPr>
             <w:tcW w:type="dxa" w:w="454"/>
-            <w:shd w:fill="FFB3B3" w:val="clear"/>
-          </w:tcPr>
-          <w:p/>
+          </w:tcPr>
+          <w:p>
+            <w:r>
+              <w:rPr>
+                <w:b w:val="0"/>
+                <w:sz w:val="16"/>
+              </w:rPr>
+            </w:r>
+          </w:p>
         </w:tc>
         <w:tc>
           <w:tcPr>
             <w:tcW w:type="dxa" w:w="680"/>
-            <w:shd w:fill="FFB3B3" w:val="clear"/>
-          </w:tcPr>
-          <w:p/>
+          </w:tcPr>
+          <w:p>
+            <w:r>
+              <w:rPr>
+                <w:b w:val="0"/>
+                <w:sz w:val="16"/>
+              </w:rPr>
+            </w:r>
+          </w:p>
         </w:tc>
         <w:tc>
           <w:tcPr>
             <w:tcW w:type="dxa" w:w="3572"/>
-            <w:shd w:fill="FFB3B3" w:val="clear"/>
           </w:tcPr>
           <w:p>
             <w:r>
@@ -8744,7 +9356,7 @@
                 <w:color w:val="CC0000"/>
                 <w:sz w:val="16"/>
               </w:rPr>
-              <w:t>Articol lipsă din ofertă</w:t>
+              <w:t>DEVIZ_MISMATCH</w:t>
             </w:r>
           </w:p>
         </w:tc>
@@ -8753,7 +9365,6 @@
         <w:tc>
           <w:tcPr>
             <w:tcW w:type="dxa" w:w="397"/>
-            <w:shd w:fill="FFB3B3" w:val="clear"/>
           </w:tcPr>
           <w:p>
             <w:r>
@@ -8768,7 +9379,6 @@
         <w:tc>
           <w:tcPr>
             <w:tcW w:type="dxa" w:w="1701"/>
-            <w:shd w:fill="FFB3B3" w:val="clear"/>
           </w:tcPr>
           <w:p>
             <w:r>
@@ -8783,7 +9393,6 @@
         <w:tc>
           <w:tcPr>
             <w:tcW w:type="dxa" w:w="850"/>
-            <w:shd w:fill="FFB3B3" w:val="clear"/>
           </w:tcPr>
           <w:p>
             <w:r>
@@ -8811,7 +9420,6 @@
         <w:tc>
           <w:tcPr>
             <w:tcW w:type="dxa" w:w="1984"/>
-            <w:shd w:fill="FFB3B3" w:val="clear"/>
           </w:tcPr>
           <w:p>
             <w:r>
@@ -8826,7 +9434,6 @@
         <w:tc>
           <w:tcPr>
             <w:tcW w:type="dxa" w:w="454"/>
-            <w:shd w:fill="FFB3B3" w:val="clear"/>
           </w:tcPr>
           <w:p>
             <w:r>
@@ -8841,7 +9448,6 @@
         <w:tc>
           <w:tcPr>
             <w:tcW w:type="dxa" w:w="680"/>
-            <w:shd w:fill="FFB3B3" w:val="clear"/>
           </w:tcPr>
           <w:p>
             <w:r>
@@ -8856,35 +9462,58 @@
         <w:tc>
           <w:tcPr>
             <w:tcW w:type="dxa" w:w="850"/>
-            <w:shd w:fill="FFB3B3" w:val="clear"/>
-          </w:tcPr>
-          <w:p/>
+          </w:tcPr>
+          <w:p>
+            <w:r>
+              <w:rPr>
+                <w:b w:val="0"/>
+                <w:sz w:val="16"/>
+              </w:rPr>
+            </w:r>
+          </w:p>
         </w:tc>
         <w:tc>
           <w:tcPr>
             <w:tcW w:type="dxa" w:w="1984"/>
-            <w:shd w:fill="FFB3B3" w:val="clear"/>
-          </w:tcPr>
-          <w:p/>
+          </w:tcPr>
+          <w:p>
+            <w:r>
+              <w:rPr>
+                <w:b w:val="0"/>
+                <w:sz w:val="16"/>
+              </w:rPr>
+            </w:r>
+          </w:p>
         </w:tc>
         <w:tc>
           <w:tcPr>
             <w:tcW w:type="dxa" w:w="454"/>
-            <w:shd w:fill="FFB3B3" w:val="clear"/>
-          </w:tcPr>
-          <w:p/>
+          </w:tcPr>
+          <w:p>
+            <w:r>
+              <w:rPr>
+                <w:b w:val="0"/>
+                <w:sz w:val="16"/>
+              </w:rPr>
+            </w:r>
+          </w:p>
         </w:tc>
         <w:tc>
           <w:tcPr>
             <w:tcW w:type="dxa" w:w="680"/>
-            <w:shd w:fill="FFB3B3" w:val="clear"/>
-          </w:tcPr>
-          <w:p/>
+          </w:tcPr>
+          <w:p>
+            <w:r>
+              <w:rPr>
+                <w:b w:val="0"/>
+                <w:sz w:val="16"/>
+              </w:rPr>
+            </w:r>
+          </w:p>
         </w:tc>
         <w:tc>
           <w:tcPr>
             <w:tcW w:type="dxa" w:w="3572"/>
-            <w:shd w:fill="FFB3B3" w:val="clear"/>
           </w:tcPr>
           <w:p>
             <w:r>
@@ -8893,7 +9522,7 @@
                 <w:color w:val="CC0000"/>
                 <w:sz w:val="16"/>
               </w:rPr>
-              <w:t>Articol lipsă din ofertă</w:t>
+              <w:t>DEVIZ_MISMATCH</w:t>
             </w:r>
           </w:p>
         </w:tc>
@@ -8902,7 +9531,6 @@
         <w:tc>
           <w:tcPr>
             <w:tcW w:type="dxa" w:w="397"/>
-            <w:shd w:fill="FFB3B3" w:val="clear"/>
           </w:tcPr>
           <w:p>
             <w:r>
@@ -8917,7 +9545,6 @@
         <w:tc>
           <w:tcPr>
             <w:tcW w:type="dxa" w:w="1701"/>
-            <w:shd w:fill="FFB3B3" w:val="clear"/>
           </w:tcPr>
           <w:p>
             <w:r>
@@ -8932,7 +9559,6 @@
         <w:tc>
           <w:tcPr>
             <w:tcW w:type="dxa" w:w="850"/>
-            <w:shd w:fill="FFB3B3" w:val="clear"/>
           </w:tcPr>
           <w:p>
             <w:r>
@@ -8947,7 +9573,6 @@
         <w:tc>
           <w:tcPr>
             <w:tcW w:type="dxa" w:w="1984"/>
-            <w:shd w:fill="FFB3B3" w:val="clear"/>
           </w:tcPr>
           <w:p>
             <w:r>
@@ -8962,7 +9587,6 @@
         <w:tc>
           <w:tcPr>
             <w:tcW w:type="dxa" w:w="454"/>
-            <w:shd w:fill="FFB3B3" w:val="clear"/>
           </w:tcPr>
           <w:p>
             <w:r>
@@ -8977,7 +9601,6 @@
         <w:tc>
           <w:tcPr>
             <w:tcW w:type="dxa" w:w="680"/>
-            <w:shd w:fill="FFB3B3" w:val="clear"/>
           </w:tcPr>
           <w:p>
             <w:r>
@@ -8992,35 +9615,58 @@
         <w:tc>
           <w:tcPr>
             <w:tcW w:type="dxa" w:w="850"/>
-            <w:shd w:fill="FFB3B3" w:val="clear"/>
-          </w:tcPr>
-          <w:p/>
+          </w:tcPr>
+          <w:p>
+            <w:r>
+              <w:rPr>
+                <w:b w:val="0"/>
+                <w:sz w:val="16"/>
+              </w:rPr>
+            </w:r>
+          </w:p>
         </w:tc>
         <w:tc>
           <w:tcPr>
             <w:tcW w:type="dxa" w:w="1984"/>
-            <w:shd w:fill="FFB3B3" w:val="clear"/>
-          </w:tcPr>
-          <w:p/>
+          </w:tcPr>
+          <w:p>
+            <w:r>
+              <w:rPr>
+                <w:b w:val="0"/>
+                <w:sz w:val="16"/>
+              </w:rPr>
+            </w:r>
+          </w:p>
         </w:tc>
         <w:tc>
           <w:tcPr>
             <w:tcW w:type="dxa" w:w="454"/>
-            <w:shd w:fill="FFB3B3" w:val="clear"/>
-          </w:tcPr>
-          <w:p/>
+          </w:tcPr>
+          <w:p>
+            <w:r>
+              <w:rPr>
+                <w:b w:val="0"/>
+                <w:sz w:val="16"/>
+              </w:rPr>
+            </w:r>
+          </w:p>
         </w:tc>
         <w:tc>
           <w:tcPr>
             <w:tcW w:type="dxa" w:w="680"/>
-            <w:shd w:fill="FFB3B3" w:val="clear"/>
-          </w:tcPr>
-          <w:p/>
+          </w:tcPr>
+          <w:p>
+            <w:r>
+              <w:rPr>
+                <w:b w:val="0"/>
+                <w:sz w:val="16"/>
+              </w:rPr>
+            </w:r>
+          </w:p>
         </w:tc>
         <w:tc>
           <w:tcPr>
             <w:tcW w:type="dxa" w:w="3572"/>
-            <w:shd w:fill="FFB3B3" w:val="clear"/>
           </w:tcPr>
           <w:p>
             <w:r>
@@ -9029,7 +9675,7 @@
                 <w:color w:val="CC0000"/>
                 <w:sz w:val="16"/>
               </w:rPr>
-              <w:t>Articol lipsă din ofertă</w:t>
+              <w:t>DEVIZ_MISMATCH</w:t>
             </w:r>
           </w:p>
         </w:tc>
@@ -9038,7 +9684,6 @@
         <w:tc>
           <w:tcPr>
             <w:tcW w:type="dxa" w:w="397"/>
-            <w:shd w:fill="FFB3B3" w:val="clear"/>
           </w:tcPr>
           <w:p>
             <w:r>
@@ -9053,7 +9698,6 @@
         <w:tc>
           <w:tcPr>
             <w:tcW w:type="dxa" w:w="1701"/>
-            <w:shd w:fill="FFB3B3" w:val="clear"/>
           </w:tcPr>
           <w:p>
             <w:r>
@@ -9068,7 +9712,6 @@
         <w:tc>
           <w:tcPr>
             <w:tcW w:type="dxa" w:w="850"/>
-            <w:shd w:fill="FFB3B3" w:val="clear"/>
           </w:tcPr>
           <w:p>
             <w:r>
@@ -9096,7 +9739,6 @@
         <w:tc>
           <w:tcPr>
             <w:tcW w:type="dxa" w:w="1984"/>
-            <w:shd w:fill="FFB3B3" w:val="clear"/>
           </w:tcPr>
           <w:p>
             <w:r>
@@ -9111,7 +9753,6 @@
         <w:tc>
           <w:tcPr>
             <w:tcW w:type="dxa" w:w="454"/>
-            <w:shd w:fill="FFB3B3" w:val="clear"/>
           </w:tcPr>
           <w:p>
             <w:r>
@@ -9126,7 +9767,6 @@
         <w:tc>
           <w:tcPr>
             <w:tcW w:type="dxa" w:w="680"/>
-            <w:shd w:fill="FFB3B3" w:val="clear"/>
           </w:tcPr>
           <w:p>
             <w:r>
@@ -9141,35 +9781,58 @@
         <w:tc>
           <w:tcPr>
             <w:tcW w:type="dxa" w:w="850"/>
-            <w:shd w:fill="FFB3B3" w:val="clear"/>
-          </w:tcPr>
-          <w:p/>
+          </w:tcPr>
+          <w:p>
+            <w:r>
+              <w:rPr>
+                <w:b w:val="0"/>
+                <w:sz w:val="16"/>
+              </w:rPr>
+            </w:r>
+          </w:p>
         </w:tc>
         <w:tc>
           <w:tcPr>
             <w:tcW w:type="dxa" w:w="1984"/>
-            <w:shd w:fill="FFB3B3" w:val="clear"/>
-          </w:tcPr>
-          <w:p/>
+          </w:tcPr>
+          <w:p>
+            <w:r>
+              <w:rPr>
+                <w:b w:val="0"/>
+                <w:sz w:val="16"/>
+              </w:rPr>
+            </w:r>
+          </w:p>
         </w:tc>
         <w:tc>
           <w:tcPr>
             <w:tcW w:type="dxa" w:w="454"/>
-            <w:shd w:fill="FFB3B3" w:val="clear"/>
-          </w:tcPr>
-          <w:p/>
+          </w:tcPr>
+          <w:p>
+            <w:r>
+              <w:rPr>
+                <w:b w:val="0"/>
+                <w:sz w:val="16"/>
+              </w:rPr>
+            </w:r>
+          </w:p>
         </w:tc>
         <w:tc>
           <w:tcPr>
             <w:tcW w:type="dxa" w:w="680"/>
-            <w:shd w:fill="FFB3B3" w:val="clear"/>
-          </w:tcPr>
-          <w:p/>
+          </w:tcPr>
+          <w:p>
+            <w:r>
+              <w:rPr>
+                <w:b w:val="0"/>
+                <w:sz w:val="16"/>
+              </w:rPr>
+            </w:r>
+          </w:p>
         </w:tc>
         <w:tc>
           <w:tcPr>
             <w:tcW w:type="dxa" w:w="3572"/>
-            <w:shd w:fill="FFB3B3" w:val="clear"/>
           </w:tcPr>
           <w:p>
             <w:r>
@@ -9178,7 +9841,7 @@
                 <w:color w:val="CC0000"/>
                 <w:sz w:val="16"/>
               </w:rPr>
-              <w:t>Articol lipsă din ofertă</w:t>
+              <w:t>DEVIZ_MISMATCH</w:t>
             </w:r>
           </w:p>
         </w:tc>
@@ -9187,7 +9850,6 @@
         <w:tc>
           <w:tcPr>
             <w:tcW w:type="dxa" w:w="397"/>
-            <w:shd w:fill="FFB3B3" w:val="clear"/>
           </w:tcPr>
           <w:p>
             <w:r>
@@ -9202,7 +9864,6 @@
         <w:tc>
           <w:tcPr>
             <w:tcW w:type="dxa" w:w="1701"/>
-            <w:shd w:fill="FFB3B3" w:val="clear"/>
           </w:tcPr>
           <w:p>
             <w:r>
@@ -9217,7 +9878,6 @@
         <w:tc>
           <w:tcPr>
             <w:tcW w:type="dxa" w:w="850"/>
-            <w:shd w:fill="FFB3B3" w:val="clear"/>
           </w:tcPr>
           <w:p>
             <w:r>
@@ -9245,7 +9905,6 @@
         <w:tc>
           <w:tcPr>
             <w:tcW w:type="dxa" w:w="1984"/>
-            <w:shd w:fill="FFB3B3" w:val="clear"/>
           </w:tcPr>
           <w:p>
             <w:r>
@@ -9260,7 +9919,6 @@
         <w:tc>
           <w:tcPr>
             <w:tcW w:type="dxa" w:w="454"/>
-            <w:shd w:fill="FFB3B3" w:val="clear"/>
           </w:tcPr>
           <w:p>
             <w:r>
@@ -9275,7 +9933,6 @@
         <w:tc>
           <w:tcPr>
             <w:tcW w:type="dxa" w:w="680"/>
-            <w:shd w:fill="FFB3B3" w:val="clear"/>
           </w:tcPr>
           <w:p>
             <w:r>
@@ -9290,35 +9947,58 @@
         <w:tc>
           <w:tcPr>
             <w:tcW w:type="dxa" w:w="850"/>
-            <w:shd w:fill="FFB3B3" w:val="clear"/>
-          </w:tcPr>
-          <w:p/>
+          </w:tcPr>
+          <w:p>
+            <w:r>
+              <w:rPr>
+                <w:b w:val="0"/>
+                <w:sz w:val="16"/>
+              </w:rPr>
+            </w:r>
+          </w:p>
         </w:tc>
         <w:tc>
           <w:tcPr>
             <w:tcW w:type="dxa" w:w="1984"/>
-            <w:shd w:fill="FFB3B3" w:val="clear"/>
-          </w:tcPr>
-          <w:p/>
+          </w:tcPr>
+          <w:p>
+            <w:r>
+              <w:rPr>
+                <w:b w:val="0"/>
+                <w:sz w:val="16"/>
+              </w:rPr>
+            </w:r>
+          </w:p>
         </w:tc>
         <w:tc>
           <w:tcPr>
             <w:tcW w:type="dxa" w:w="454"/>
-            <w:shd w:fill="FFB3B3" w:val="clear"/>
-          </w:tcPr>
-          <w:p/>
+          </w:tcPr>
+          <w:p>
+            <w:r>
+              <w:rPr>
+                <w:b w:val="0"/>
+                <w:sz w:val="16"/>
+              </w:rPr>
+            </w:r>
+          </w:p>
         </w:tc>
         <w:tc>
           <w:tcPr>
             <w:tcW w:type="dxa" w:w="680"/>
-            <w:shd w:fill="FFB3B3" w:val="clear"/>
-          </w:tcPr>
-          <w:p/>
+          </w:tcPr>
+          <w:p>
+            <w:r>
+              <w:rPr>
+                <w:b w:val="0"/>
+                <w:sz w:val="16"/>
+              </w:rPr>
+            </w:r>
+          </w:p>
         </w:tc>
         <w:tc>
           <w:tcPr>
             <w:tcW w:type="dxa" w:w="3572"/>
-            <w:shd w:fill="FFB3B3" w:val="clear"/>
           </w:tcPr>
           <w:p>
             <w:r>
@@ -9327,7 +10007,7 @@
                 <w:color w:val="CC0000"/>
                 <w:sz w:val="16"/>
               </w:rPr>
-              <w:t>Articol lipsă din ofertă</w:t>
+              <w:t>DEVIZ_MISMATCH</w:t>
             </w:r>
           </w:p>
         </w:tc>
@@ -9336,7 +10016,6 @@
         <w:tc>
           <w:tcPr>
             <w:tcW w:type="dxa" w:w="397"/>
-            <w:shd w:fill="FFB3B3" w:val="clear"/>
           </w:tcPr>
           <w:p>
             <w:r>
@@ -9351,7 +10030,6 @@
         <w:tc>
           <w:tcPr>
             <w:tcW w:type="dxa" w:w="1701"/>
-            <w:shd w:fill="FFB3B3" w:val="clear"/>
           </w:tcPr>
           <w:p>
             <w:r>
@@ -9366,7 +10044,6 @@
         <w:tc>
           <w:tcPr>
             <w:tcW w:type="dxa" w:w="850"/>
-            <w:shd w:fill="FFB3B3" w:val="clear"/>
           </w:tcPr>
           <w:p>
             <w:r>
@@ -9394,7 +10071,6 @@
         <w:tc>
           <w:tcPr>
             <w:tcW w:type="dxa" w:w="1984"/>
-            <w:shd w:fill="FFB3B3" w:val="clear"/>
           </w:tcPr>
           <w:p>
             <w:r>
@@ -9409,7 +10085,6 @@
         <w:tc>
           <w:tcPr>
             <w:tcW w:type="dxa" w:w="454"/>
-            <w:shd w:fill="FFB3B3" w:val="clear"/>
           </w:tcPr>
           <w:p>
             <w:r>
@@ -9424,7 +10099,6 @@
         <w:tc>
           <w:tcPr>
             <w:tcW w:type="dxa" w:w="680"/>
-            <w:shd w:fill="FFB3B3" w:val="clear"/>
           </w:tcPr>
           <w:p>
             <w:r>
@@ -9439,35 +10113,58 @@
         <w:tc>
           <w:tcPr>
             <w:tcW w:type="dxa" w:w="850"/>
-            <w:shd w:fill="FFB3B3" w:val="clear"/>
-          </w:tcPr>
-          <w:p/>
+          </w:tcPr>
+          <w:p>
+            <w:r>
+              <w:rPr>
+                <w:b w:val="0"/>
+                <w:sz w:val="16"/>
+              </w:rPr>
+            </w:r>
+          </w:p>
         </w:tc>
         <w:tc>
           <w:tcPr>
             <w:tcW w:type="dxa" w:w="1984"/>
-            <w:shd w:fill="FFB3B3" w:val="clear"/>
-          </w:tcPr>
-          <w:p/>
+          </w:tcPr>
+          <w:p>
+            <w:r>
+              <w:rPr>
+                <w:b w:val="0"/>
+                <w:sz w:val="16"/>
+              </w:rPr>
+            </w:r>
+          </w:p>
         </w:tc>
         <w:tc>
           <w:tcPr>
             <w:tcW w:type="dxa" w:w="454"/>
-            <w:shd w:fill="FFB3B3" w:val="clear"/>
-          </w:tcPr>
-          <w:p/>
+          </w:tcPr>
+          <w:p>
+            <w:r>
+              <w:rPr>
+                <w:b w:val="0"/>
+                <w:sz w:val="16"/>
+              </w:rPr>
+            </w:r>
+          </w:p>
         </w:tc>
         <w:tc>
           <w:tcPr>
             <w:tcW w:type="dxa" w:w="680"/>
-            <w:shd w:fill="FFB3B3" w:val="clear"/>
-          </w:tcPr>
-          <w:p/>
+          </w:tcPr>
+          <w:p>
+            <w:r>
+              <w:rPr>
+                <w:b w:val="0"/>
+                <w:sz w:val="16"/>
+              </w:rPr>
+            </w:r>
+          </w:p>
         </w:tc>
         <w:tc>
           <w:tcPr>
             <w:tcW w:type="dxa" w:w="3572"/>
-            <w:shd w:fill="FFB3B3" w:val="clear"/>
           </w:tcPr>
           <w:p>
             <w:r>
@@ -9476,7 +10173,7 @@
                 <w:color w:val="CC0000"/>
                 <w:sz w:val="16"/>
               </w:rPr>
-              <w:t>Articol lipsă din ofertă</w:t>
+              <w:t>DEVIZ_MISMATCH</w:t>
             </w:r>
           </w:p>
         </w:tc>
@@ -9485,7 +10182,6 @@
         <w:tc>
           <w:tcPr>
             <w:tcW w:type="dxa" w:w="397"/>
-            <w:shd w:fill="FFB3B3" w:val="clear"/>
           </w:tcPr>
           <w:p>
             <w:r>
@@ -9500,7 +10196,6 @@
         <w:tc>
           <w:tcPr>
             <w:tcW w:type="dxa" w:w="1701"/>
-            <w:shd w:fill="FFB3B3" w:val="clear"/>
           </w:tcPr>
           <w:p>
             <w:r>
@@ -9515,7 +10210,6 @@
         <w:tc>
           <w:tcPr>
             <w:tcW w:type="dxa" w:w="850"/>
-            <w:shd w:fill="FFB3B3" w:val="clear"/>
           </w:tcPr>
           <w:p>
             <w:r>
@@ -9543,7 +10237,6 @@
         <w:tc>
           <w:tcPr>
             <w:tcW w:type="dxa" w:w="1984"/>
-            <w:shd w:fill="FFB3B3" w:val="clear"/>
           </w:tcPr>
           <w:p>
             <w:r>
@@ -9558,7 +10251,6 @@
         <w:tc>
           <w:tcPr>
             <w:tcW w:type="dxa" w:w="454"/>
-            <w:shd w:fill="FFB3B3" w:val="clear"/>
           </w:tcPr>
           <w:p>
             <w:r>
@@ -9573,7 +10265,6 @@
         <w:tc>
           <w:tcPr>
             <w:tcW w:type="dxa" w:w="680"/>
-            <w:shd w:fill="FFB3B3" w:val="clear"/>
           </w:tcPr>
           <w:p>
             <w:r>
@@ -9588,35 +10279,58 @@
         <w:tc>
           <w:tcPr>
             <w:tcW w:type="dxa" w:w="850"/>
-            <w:shd w:fill="FFB3B3" w:val="clear"/>
-          </w:tcPr>
-          <w:p/>
+          </w:tcPr>
+          <w:p>
+            <w:r>
+              <w:rPr>
+                <w:b w:val="0"/>
+                <w:sz w:val="16"/>
+              </w:rPr>
+            </w:r>
+          </w:p>
         </w:tc>
         <w:tc>
           <w:tcPr>
             <w:tcW w:type="dxa" w:w="1984"/>
-            <w:shd w:fill="FFB3B3" w:val="clear"/>
-          </w:tcPr>
-          <w:p/>
+          </w:tcPr>
+          <w:p>
+            <w:r>
+              <w:rPr>
+                <w:b w:val="0"/>
+                <w:sz w:val="16"/>
+              </w:rPr>
+            </w:r>
+          </w:p>
         </w:tc>
         <w:tc>
           <w:tcPr>
             <w:tcW w:type="dxa" w:w="454"/>
-            <w:shd w:fill="FFB3B3" w:val="clear"/>
-          </w:tcPr>
-          <w:p/>
+          </w:tcPr>
+          <w:p>
+            <w:r>
+              <w:rPr>
+                <w:b w:val="0"/>
+                <w:sz w:val="16"/>
+              </w:rPr>
+            </w:r>
+          </w:p>
         </w:tc>
         <w:tc>
           <w:tcPr>
             <w:tcW w:type="dxa" w:w="680"/>
-            <w:shd w:fill="FFB3B3" w:val="clear"/>
-          </w:tcPr>
-          <w:p/>
+          </w:tcPr>
+          <w:p>
+            <w:r>
+              <w:rPr>
+                <w:b w:val="0"/>
+                <w:sz w:val="16"/>
+              </w:rPr>
+            </w:r>
+          </w:p>
         </w:tc>
         <w:tc>
           <w:tcPr>
             <w:tcW w:type="dxa" w:w="3572"/>
-            <w:shd w:fill="FFB3B3" w:val="clear"/>
           </w:tcPr>
           <w:p>
             <w:r>
@@ -9625,7 +10339,7 @@
                 <w:color w:val="CC0000"/>
                 <w:sz w:val="16"/>
               </w:rPr>
-              <w:t>Articol lipsă din ofertă</w:t>
+              <w:t>DEVIZ_MISMATCH</w:t>
             </w:r>
           </w:p>
         </w:tc>
@@ -9634,7 +10348,6 @@
         <w:tc>
           <w:tcPr>
             <w:tcW w:type="dxa" w:w="397"/>
-            <w:shd w:fill="FFB3B3" w:val="clear"/>
           </w:tcPr>
           <w:p>
             <w:r>
@@ -9649,7 +10362,6 @@
         <w:tc>
           <w:tcPr>
             <w:tcW w:type="dxa" w:w="1701"/>
-            <w:shd w:fill="FFB3B3" w:val="clear"/>
           </w:tcPr>
           <w:p>
             <w:r>
@@ -9664,7 +10376,6 @@
         <w:tc>
           <w:tcPr>
             <w:tcW w:type="dxa" w:w="850"/>
-            <w:shd w:fill="FFB3B3" w:val="clear"/>
           </w:tcPr>
           <w:p>
             <w:r>
@@ -9692,7 +10403,6 @@
         <w:tc>
           <w:tcPr>
             <w:tcW w:type="dxa" w:w="1984"/>
-            <w:shd w:fill="FFB3B3" w:val="clear"/>
           </w:tcPr>
           <w:p>
             <w:r>
@@ -9707,7 +10417,6 @@
         <w:tc>
           <w:tcPr>
             <w:tcW w:type="dxa" w:w="454"/>
-            <w:shd w:fill="FFB3B3" w:val="clear"/>
           </w:tcPr>
           <w:p>
             <w:r>
@@ -9722,7 +10431,6 @@
         <w:tc>
           <w:tcPr>
             <w:tcW w:type="dxa" w:w="680"/>
-            <w:shd w:fill="FFB3B3" w:val="clear"/>
           </w:tcPr>
           <w:p>
             <w:r>
@@ -9737,35 +10445,58 @@
         <w:tc>
           <w:tcPr>
             <w:tcW w:type="dxa" w:w="850"/>
-            <w:shd w:fill="FFB3B3" w:val="clear"/>
-          </w:tcPr>
-          <w:p/>
+          </w:tcPr>
+          <w:p>
+            <w:r>
+              <w:rPr>
+                <w:b w:val="0"/>
+                <w:sz w:val="16"/>
+              </w:rPr>
+            </w:r>
+          </w:p>
         </w:tc>
         <w:tc>
           <w:tcPr>
             <w:tcW w:type="dxa" w:w="1984"/>
-            <w:shd w:fill="FFB3B3" w:val="clear"/>
-          </w:tcPr>
-          <w:p/>
+          </w:tcPr>
+          <w:p>
+            <w:r>
+              <w:rPr>
+                <w:b w:val="0"/>
+                <w:sz w:val="16"/>
+              </w:rPr>
+            </w:r>
+          </w:p>
         </w:tc>
         <w:tc>
           <w:tcPr>
             <w:tcW w:type="dxa" w:w="454"/>
-            <w:shd w:fill="FFB3B3" w:val="clear"/>
-          </w:tcPr>
-          <w:p/>
+          </w:tcPr>
+          <w:p>
+            <w:r>
+              <w:rPr>
+                <w:b w:val="0"/>
+                <w:sz w:val="16"/>
+              </w:rPr>
+            </w:r>
+          </w:p>
         </w:tc>
         <w:tc>
           <w:tcPr>
             <w:tcW w:type="dxa" w:w="680"/>
-            <w:shd w:fill="FFB3B3" w:val="clear"/>
-          </w:tcPr>
-          <w:p/>
+          </w:tcPr>
+          <w:p>
+            <w:r>
+              <w:rPr>
+                <w:b w:val="0"/>
+                <w:sz w:val="16"/>
+              </w:rPr>
+            </w:r>
+          </w:p>
         </w:tc>
         <w:tc>
           <w:tcPr>
             <w:tcW w:type="dxa" w:w="3572"/>
-            <w:shd w:fill="FFB3B3" w:val="clear"/>
           </w:tcPr>
           <w:p>
             <w:r>
@@ -9774,7 +10505,7 @@
                 <w:color w:val="CC0000"/>
                 <w:sz w:val="16"/>
               </w:rPr>
-              <w:t>Articol lipsă din ofertă</w:t>
+              <w:t>DEVIZ_MISMATCH</w:t>
             </w:r>
           </w:p>
         </w:tc>
@@ -9783,7 +10514,6 @@
         <w:tc>
           <w:tcPr>
             <w:tcW w:type="dxa" w:w="397"/>
-            <w:shd w:fill="FFB3B3" w:val="clear"/>
           </w:tcPr>
           <w:p>
             <w:r>
@@ -9798,7 +10528,6 @@
         <w:tc>
           <w:tcPr>
             <w:tcW w:type="dxa" w:w="1701"/>
-            <w:shd w:fill="FFB3B3" w:val="clear"/>
           </w:tcPr>
           <w:p>
             <w:r>
@@ -9813,7 +10542,6 @@
         <w:tc>
           <w:tcPr>
             <w:tcW w:type="dxa" w:w="850"/>
-            <w:shd w:fill="FFB3B3" w:val="clear"/>
           </w:tcPr>
           <w:p>
             <w:r>
@@ -9828,7 +10556,6 @@
         <w:tc>
           <w:tcPr>
             <w:tcW w:type="dxa" w:w="1984"/>
-            <w:shd w:fill="FFB3B3" w:val="clear"/>
           </w:tcPr>
           <w:p>
             <w:r>
@@ -9843,7 +10570,6 @@
         <w:tc>
           <w:tcPr>
             <w:tcW w:type="dxa" w:w="454"/>
-            <w:shd w:fill="FFB3B3" w:val="clear"/>
           </w:tcPr>
           <w:p>
             <w:r>
@@ -9858,7 +10584,6 @@
         <w:tc>
           <w:tcPr>
             <w:tcW w:type="dxa" w:w="680"/>
-            <w:shd w:fill="FFB3B3" w:val="clear"/>
           </w:tcPr>
           <w:p>
             <w:r>
@@ -9873,35 +10598,58 @@
         <w:tc>
           <w:tcPr>
             <w:tcW w:type="dxa" w:w="850"/>
-            <w:shd w:fill="FFB3B3" w:val="clear"/>
-          </w:tcPr>
-          <w:p/>
+          </w:tcPr>
+          <w:p>
+            <w:r>
+              <w:rPr>
+                <w:b w:val="0"/>
+                <w:sz w:val="16"/>
+              </w:rPr>
+            </w:r>
+          </w:p>
         </w:tc>
         <w:tc>
           <w:tcPr>
             <w:tcW w:type="dxa" w:w="1984"/>
-            <w:shd w:fill="FFB3B3" w:val="clear"/>
-          </w:tcPr>
-          <w:p/>
+          </w:tcPr>
+          <w:p>
+            <w:r>
+              <w:rPr>
+                <w:b w:val="0"/>
+                <w:sz w:val="16"/>
+              </w:rPr>
+            </w:r>
+          </w:p>
         </w:tc>
         <w:tc>
           <w:tcPr>
             <w:tcW w:type="dxa" w:w="454"/>
-            <w:shd w:fill="FFB3B3" w:val="clear"/>
-          </w:tcPr>
-          <w:p/>
+          </w:tcPr>
+          <w:p>
+            <w:r>
+              <w:rPr>
+                <w:b w:val="0"/>
+                <w:sz w:val="16"/>
+              </w:rPr>
+            </w:r>
+          </w:p>
         </w:tc>
         <w:tc>
           <w:tcPr>
             <w:tcW w:type="dxa" w:w="680"/>
-            <w:shd w:fill="FFB3B3" w:val="clear"/>
-          </w:tcPr>
-          <w:p/>
+          </w:tcPr>
+          <w:p>
+            <w:r>
+              <w:rPr>
+                <w:b w:val="0"/>
+                <w:sz w:val="16"/>
+              </w:rPr>
+            </w:r>
+          </w:p>
         </w:tc>
         <w:tc>
           <w:tcPr>
             <w:tcW w:type="dxa" w:w="3572"/>
-            <w:shd w:fill="FFB3B3" w:val="clear"/>
           </w:tcPr>
           <w:p>
             <w:r>
@@ -9910,7 +10658,7 @@
                 <w:color w:val="CC0000"/>
                 <w:sz w:val="16"/>
               </w:rPr>
-              <w:t>Articol lipsă din ofertă</w:t>
+              <w:t>DEVIZ_MISMATCH</w:t>
             </w:r>
           </w:p>
         </w:tc>
@@ -9919,7 +10667,6 @@
         <w:tc>
           <w:tcPr>
             <w:tcW w:type="dxa" w:w="397"/>
-            <w:shd w:fill="FFB3B3" w:val="clear"/>
           </w:tcPr>
           <w:p>
             <w:r>
@@ -9934,7 +10681,6 @@
         <w:tc>
           <w:tcPr>
             <w:tcW w:type="dxa" w:w="1701"/>
-            <w:shd w:fill="FFB3B3" w:val="clear"/>
           </w:tcPr>
           <w:p>
             <w:r>
@@ -9949,7 +10695,6 @@
         <w:tc>
           <w:tcPr>
             <w:tcW w:type="dxa" w:w="850"/>
-            <w:shd w:fill="FFB3B3" w:val="clear"/>
           </w:tcPr>
           <w:p>
             <w:r>
@@ -9977,7 +10722,6 @@
         <w:tc>
           <w:tcPr>
             <w:tcW w:type="dxa" w:w="1984"/>
-            <w:shd w:fill="FFB3B3" w:val="clear"/>
           </w:tcPr>
           <w:p>
             <w:r>
@@ -9992,7 +10736,6 @@
         <w:tc>
           <w:tcPr>
             <w:tcW w:type="dxa" w:w="454"/>
-            <w:shd w:fill="FFB3B3" w:val="clear"/>
           </w:tcPr>
           <w:p>
             <w:r>
@@ -10007,7 +10750,6 @@
         <w:tc>
           <w:tcPr>
             <w:tcW w:type="dxa" w:w="680"/>
-            <w:shd w:fill="FFB3B3" w:val="clear"/>
           </w:tcPr>
           <w:p>
             <w:r>
@@ -10022,35 +10764,58 @@
         <w:tc>
           <w:tcPr>
             <w:tcW w:type="dxa" w:w="850"/>
-            <w:shd w:fill="FFB3B3" w:val="clear"/>
-          </w:tcPr>
-          <w:p/>
+          </w:tcPr>
+          <w:p>
+            <w:r>
+              <w:rPr>
+                <w:b w:val="0"/>
+                <w:sz w:val="16"/>
+              </w:rPr>
+            </w:r>
+          </w:p>
         </w:tc>
         <w:tc>
           <w:tcPr>
             <w:tcW w:type="dxa" w:w="1984"/>
-            <w:shd w:fill="FFB3B3" w:val="clear"/>
-          </w:tcPr>
-          <w:p/>
+          </w:tcPr>
+          <w:p>
+            <w:r>
+              <w:rPr>
+                <w:b w:val="0"/>
+                <w:sz w:val="16"/>
+              </w:rPr>
+            </w:r>
+          </w:p>
         </w:tc>
         <w:tc>
           <w:tcPr>
             <w:tcW w:type="dxa" w:w="454"/>
-            <w:shd w:fill="FFB3B3" w:val="clear"/>
-          </w:tcPr>
-          <w:p/>
+          </w:tcPr>
+          <w:p>
+            <w:r>
+              <w:rPr>
+                <w:b w:val="0"/>
+                <w:sz w:val="16"/>
+              </w:rPr>
+            </w:r>
+          </w:p>
         </w:tc>
         <w:tc>
           <w:tcPr>
             <w:tcW w:type="dxa" w:w="680"/>
-            <w:shd w:fill="FFB3B3" w:val="clear"/>
-          </w:tcPr>
-          <w:p/>
+          </w:tcPr>
+          <w:p>
+            <w:r>
+              <w:rPr>
+                <w:b w:val="0"/>
+                <w:sz w:val="16"/>
+              </w:rPr>
+            </w:r>
+          </w:p>
         </w:tc>
         <w:tc>
           <w:tcPr>
             <w:tcW w:type="dxa" w:w="3572"/>
-            <w:shd w:fill="FFB3B3" w:val="clear"/>
           </w:tcPr>
           <w:p>
             <w:r>
@@ -10059,7 +10824,7 @@
                 <w:color w:val="CC0000"/>
                 <w:sz w:val="16"/>
               </w:rPr>
-              <w:t>Articol lipsă din ofertă</w:t>
+              <w:t>DEVIZ_MISMATCH</w:t>
             </w:r>
           </w:p>
         </w:tc>
@@ -10068,7 +10833,6 @@
         <w:tc>
           <w:tcPr>
             <w:tcW w:type="dxa" w:w="397"/>
-            <w:shd w:fill="FFB3B3" w:val="clear"/>
           </w:tcPr>
           <w:p>
             <w:r>
@@ -10083,7 +10847,6 @@
         <w:tc>
           <w:tcPr>
             <w:tcW w:type="dxa" w:w="1701"/>
-            <w:shd w:fill="FFB3B3" w:val="clear"/>
           </w:tcPr>
           <w:p>
             <w:r>
@@ -10098,7 +10861,6 @@
         <w:tc>
           <w:tcPr>
             <w:tcW w:type="dxa" w:w="850"/>
-            <w:shd w:fill="FFB3B3" w:val="clear"/>
           </w:tcPr>
           <w:p>
             <w:r>
@@ -10126,7 +10888,6 @@
         <w:tc>
           <w:tcPr>
             <w:tcW w:type="dxa" w:w="1984"/>
-            <w:shd w:fill="FFB3B3" w:val="clear"/>
           </w:tcPr>
           <w:p>
             <w:r>
@@ -10141,7 +10902,6 @@
         <w:tc>
           <w:tcPr>
             <w:tcW w:type="dxa" w:w="454"/>
-            <w:shd w:fill="FFB3B3" w:val="clear"/>
           </w:tcPr>
           <w:p>
             <w:r>
@@ -10156,7 +10916,6 @@
         <w:tc>
           <w:tcPr>
             <w:tcW w:type="dxa" w:w="680"/>
-            <w:shd w:fill="FFB3B3" w:val="clear"/>
           </w:tcPr>
           <w:p>
             <w:r>
@@ -10171,35 +10930,58 @@
         <w:tc>
           <w:tcPr>
             <w:tcW w:type="dxa" w:w="850"/>
-            <w:shd w:fill="FFB3B3" w:val="clear"/>
-          </w:tcPr>
-          <w:p/>
+          </w:tcPr>
+          <w:p>
+            <w:r>
+              <w:rPr>
+                <w:b w:val="0"/>
+                <w:sz w:val="16"/>
+              </w:rPr>
+            </w:r>
+          </w:p>
         </w:tc>
         <w:tc>
           <w:tcPr>
             <w:tcW w:type="dxa" w:w="1984"/>
-            <w:shd w:fill="FFB3B3" w:val="clear"/>
-          </w:tcPr>
-          <w:p/>
+          </w:tcPr>
+          <w:p>
+            <w:r>
+              <w:rPr>
+                <w:b w:val="0"/>
+                <w:sz w:val="16"/>
+              </w:rPr>
+            </w:r>
+          </w:p>
         </w:tc>
         <w:tc>
           <w:tcPr>
             <w:tcW w:type="dxa" w:w="454"/>
-            <w:shd w:fill="FFB3B3" w:val="clear"/>
-          </w:tcPr>
-          <w:p/>
+          </w:tcPr>
+          <w:p>
+            <w:r>
+              <w:rPr>
+                <w:b w:val="0"/>
+                <w:sz w:val="16"/>
+              </w:rPr>
+            </w:r>
+          </w:p>
         </w:tc>
         <w:tc>
           <w:tcPr>
             <w:tcW w:type="dxa" w:w="680"/>
-            <w:shd w:fill="FFB3B3" w:val="clear"/>
-          </w:tcPr>
-          <w:p/>
+          </w:tcPr>
+          <w:p>
+            <w:r>
+              <w:rPr>
+                <w:b w:val="0"/>
+                <w:sz w:val="16"/>
+              </w:rPr>
+            </w:r>
+          </w:p>
         </w:tc>
         <w:tc>
           <w:tcPr>
             <w:tcW w:type="dxa" w:w="3572"/>
-            <w:shd w:fill="FFB3B3" w:val="clear"/>
           </w:tcPr>
           <w:p>
             <w:r>
@@ -10208,7 +10990,7 @@
                 <w:color w:val="CC0000"/>
                 <w:sz w:val="16"/>
               </w:rPr>
-              <w:t>Articol lipsă din ofertă</w:t>
+              <w:t>DEVIZ_MISMATCH</w:t>
             </w:r>
           </w:p>
         </w:tc>
@@ -10217,7 +10999,6 @@
         <w:tc>
           <w:tcPr>
             <w:tcW w:type="dxa" w:w="397"/>
-            <w:shd w:fill="FFB3B3" w:val="clear"/>
           </w:tcPr>
           <w:p>
             <w:r>
@@ -10232,7 +11013,6 @@
         <w:tc>
           <w:tcPr>
             <w:tcW w:type="dxa" w:w="1701"/>
-            <w:shd w:fill="FFB3B3" w:val="clear"/>
           </w:tcPr>
           <w:p>
             <w:r>
@@ -10247,7 +11027,6 @@
         <w:tc>
           <w:tcPr>
             <w:tcW w:type="dxa" w:w="850"/>
-            <w:shd w:fill="FFB3B3" w:val="clear"/>
           </w:tcPr>
           <w:p>
             <w:r>
@@ -10262,7 +11041,6 @@
         <w:tc>
           <w:tcPr>
             <w:tcW w:type="dxa" w:w="1984"/>
-            <w:shd w:fill="FFB3B3" w:val="clear"/>
           </w:tcPr>
           <w:p>
             <w:r>
@@ -10277,7 +11055,6 @@
         <w:tc>
           <w:tcPr>
             <w:tcW w:type="dxa" w:w="454"/>
-            <w:shd w:fill="FFB3B3" w:val="clear"/>
           </w:tcPr>
           <w:p>
             <w:r>
@@ -10292,7 +11069,6 @@
         <w:tc>
           <w:tcPr>
             <w:tcW w:type="dxa" w:w="680"/>
-            <w:shd w:fill="FFB3B3" w:val="clear"/>
           </w:tcPr>
           <w:p>
             <w:r>
@@ -10307,35 +11083,58 @@
         <w:tc>
           <w:tcPr>
             <w:tcW w:type="dxa" w:w="850"/>
-            <w:shd w:fill="FFB3B3" w:val="clear"/>
-          </w:tcPr>
-          <w:p/>
+          </w:tcPr>
+          <w:p>
+            <w:r>
+              <w:rPr>
+                <w:b w:val="0"/>
+                <w:sz w:val="16"/>
+              </w:rPr>
+            </w:r>
+          </w:p>
         </w:tc>
         <w:tc>
           <w:tcPr>
             <w:tcW w:type="dxa" w:w="1984"/>
-            <w:shd w:fill="FFB3B3" w:val="clear"/>
-          </w:tcPr>
-          <w:p/>
+          </w:tcPr>
+          <w:p>
+            <w:r>
+              <w:rPr>
+                <w:b w:val="0"/>
+                <w:sz w:val="16"/>
+              </w:rPr>
+            </w:r>
+          </w:p>
         </w:tc>
         <w:tc>
           <w:tcPr>
             <w:tcW w:type="dxa" w:w="454"/>
-            <w:shd w:fill="FFB3B3" w:val="clear"/>
-          </w:tcPr>
-          <w:p/>
+          </w:tcPr>
+          <w:p>
+            <w:r>
+              <w:rPr>
+                <w:b w:val="0"/>
+                <w:sz w:val="16"/>
+              </w:rPr>
+            </w:r>
+          </w:p>
         </w:tc>
         <w:tc>
           <w:tcPr>
             <w:tcW w:type="dxa" w:w="680"/>
-            <w:shd w:fill="FFB3B3" w:val="clear"/>
-          </w:tcPr>
-          <w:p/>
+          </w:tcPr>
+          <w:p>
+            <w:r>
+              <w:rPr>
+                <w:b w:val="0"/>
+                <w:sz w:val="16"/>
+              </w:rPr>
+            </w:r>
+          </w:p>
         </w:tc>
         <w:tc>
           <w:tcPr>
             <w:tcW w:type="dxa" w:w="3572"/>
-            <w:shd w:fill="FFB3B3" w:val="clear"/>
           </w:tcPr>
           <w:p>
             <w:r>
@@ -10344,7 +11143,7 @@
                 <w:color w:val="CC0000"/>
                 <w:sz w:val="16"/>
               </w:rPr>
-              <w:t>Articol lipsă din ofertă</w:t>
+              <w:t>DEVIZ_MISMATCH</w:t>
             </w:r>
           </w:p>
         </w:tc>
@@ -10353,7 +11152,6 @@
         <w:tc>
           <w:tcPr>
             <w:tcW w:type="dxa" w:w="397"/>
-            <w:shd w:fill="FFB3B3" w:val="clear"/>
           </w:tcPr>
           <w:p>
             <w:r>
@@ -10368,7 +11166,6 @@
         <w:tc>
           <w:tcPr>
             <w:tcW w:type="dxa" w:w="1701"/>
-            <w:shd w:fill="FFB3B3" w:val="clear"/>
           </w:tcPr>
           <w:p>
             <w:r>
@@ -10383,7 +11180,6 @@
         <w:tc>
           <w:tcPr>
             <w:tcW w:type="dxa" w:w="850"/>
-            <w:shd w:fill="FFB3B3" w:val="clear"/>
           </w:tcPr>
           <w:p>
             <w:r>
@@ -10411,7 +11207,6 @@
         <w:tc>
           <w:tcPr>
             <w:tcW w:type="dxa" w:w="1984"/>
-            <w:shd w:fill="FFB3B3" w:val="clear"/>
           </w:tcPr>
           <w:p>
             <w:r>
@@ -10426,7 +11221,6 @@
         <w:tc>
           <w:tcPr>
             <w:tcW w:type="dxa" w:w="454"/>
-            <w:shd w:fill="FFB3B3" w:val="clear"/>
           </w:tcPr>
           <w:p>
             <w:r>
@@ -10441,7 +11235,6 @@
         <w:tc>
           <w:tcPr>
             <w:tcW w:type="dxa" w:w="680"/>
-            <w:shd w:fill="FFB3B3" w:val="clear"/>
           </w:tcPr>
           <w:p>
             <w:r>
@@ -10456,35 +11249,58 @@
         <w:tc>
           <w:tcPr>
             <w:tcW w:type="dxa" w:w="850"/>
-            <w:shd w:fill="FFB3B3" w:val="clear"/>
-          </w:tcPr>
-          <w:p/>
+          </w:tcPr>
+          <w:p>
+            <w:r>
+              <w:rPr>
+                <w:b w:val="0"/>
+                <w:sz w:val="16"/>
+              </w:rPr>
+            </w:r>
+          </w:p>
         </w:tc>
         <w:tc>
           <w:tcPr>
             <w:tcW w:type="dxa" w:w="1984"/>
-            <w:shd w:fill="FFB3B3" w:val="clear"/>
-          </w:tcPr>
-          <w:p/>
+          </w:tcPr>
+          <w:p>
+            <w:r>
+              <w:rPr>
+                <w:b w:val="0"/>
+                <w:sz w:val="16"/>
+              </w:rPr>
+            </w:r>
+          </w:p>
         </w:tc>
         <w:tc>
           <w:tcPr>
             <w:tcW w:type="dxa" w:w="454"/>
-            <w:shd w:fill="FFB3B3" w:val="clear"/>
-          </w:tcPr>
-          <w:p/>
+          </w:tcPr>
+          <w:p>
+            <w:r>
+              <w:rPr>
+                <w:b w:val="0"/>
+                <w:sz w:val="16"/>
+              </w:rPr>
+            </w:r>
+          </w:p>
         </w:tc>
         <w:tc>
           <w:tcPr>
             <w:tcW w:type="dxa" w:w="680"/>
-            <w:shd w:fill="FFB3B3" w:val="clear"/>
-          </w:tcPr>
-          <w:p/>
+          </w:tcPr>
+          <w:p>
+            <w:r>
+              <w:rPr>
+                <w:b w:val="0"/>
+                <w:sz w:val="16"/>
+              </w:rPr>
+            </w:r>
+          </w:p>
         </w:tc>
         <w:tc>
           <w:tcPr>
             <w:tcW w:type="dxa" w:w="3572"/>
-            <w:shd w:fill="FFB3B3" w:val="clear"/>
           </w:tcPr>
           <w:p>
             <w:r>
@@ -10493,7 +11309,7 @@
                 <w:color w:val="CC0000"/>
                 <w:sz w:val="16"/>
               </w:rPr>
-              <w:t>Articol lipsă din ofertă</w:t>
+              <w:t>DEVIZ_MISMATCH</w:t>
             </w:r>
           </w:p>
         </w:tc>
@@ -10502,7 +11318,6 @@
         <w:tc>
           <w:tcPr>
             <w:tcW w:type="dxa" w:w="397"/>
-            <w:shd w:fill="FFB3B3" w:val="clear"/>
           </w:tcPr>
           <w:p>
             <w:r>
@@ -10517,7 +11332,6 @@
         <w:tc>
           <w:tcPr>
             <w:tcW w:type="dxa" w:w="1701"/>
-            <w:shd w:fill="FFB3B3" w:val="clear"/>
           </w:tcPr>
           <w:p>
             <w:r>
@@ -10532,7 +11346,6 @@
         <w:tc>
           <w:tcPr>
             <w:tcW w:type="dxa" w:w="850"/>
-            <w:shd w:fill="FFB3B3" w:val="clear"/>
           </w:tcPr>
           <w:p>
             <w:r>
@@ -10560,7 +11373,6 @@
         <w:tc>
           <w:tcPr>
             <w:tcW w:type="dxa" w:w="1984"/>
-            <w:shd w:fill="FFB3B3" w:val="clear"/>
           </w:tcPr>
           <w:p>
             <w:r>
@@ -10575,7 +11387,6 @@
         <w:tc>
           <w:tcPr>
             <w:tcW w:type="dxa" w:w="454"/>
-            <w:shd w:fill="FFB3B3" w:val="clear"/>
           </w:tcPr>
           <w:p>
             <w:r>
@@ -10590,7 +11401,6 @@
         <w:tc>
           <w:tcPr>
             <w:tcW w:type="dxa" w:w="680"/>
-            <w:shd w:fill="FFB3B3" w:val="clear"/>
           </w:tcPr>
           <w:p>
             <w:r>
@@ -10605,35 +11415,58 @@
         <w:tc>
           <w:tcPr>
             <w:tcW w:type="dxa" w:w="850"/>
-            <w:shd w:fill="FFB3B3" w:val="clear"/>
-          </w:tcPr>
-          <w:p/>
+          </w:tcPr>
+          <w:p>
+            <w:r>
+              <w:rPr>
+                <w:b w:val="0"/>
+                <w:sz w:val="16"/>
+              </w:rPr>
+            </w:r>
+          </w:p>
         </w:tc>
         <w:tc>
           <w:tcPr>
             <w:tcW w:type="dxa" w:w="1984"/>
-            <w:shd w:fill="FFB3B3" w:val="clear"/>
-          </w:tcPr>
-          <w:p/>
+          </w:tcPr>
+          <w:p>
+            <w:r>
+              <w:rPr>
+                <w:b w:val="0"/>
+                <w:sz w:val="16"/>
+              </w:rPr>
+            </w:r>
+          </w:p>
         </w:tc>
         <w:tc>
           <w:tcPr>
             <w:tcW w:type="dxa" w:w="454"/>
-            <w:shd w:fill="FFB3B3" w:val="clear"/>
-          </w:tcPr>
-          <w:p/>
+          </w:tcPr>
+          <w:p>
+            <w:r>
+              <w:rPr>
+                <w:b w:val="0"/>
+                <w:sz w:val="16"/>
+              </w:rPr>
+            </w:r>
+          </w:p>
         </w:tc>
         <w:tc>
           <w:tcPr>
             <w:tcW w:type="dxa" w:w="680"/>
-            <w:shd w:fill="FFB3B3" w:val="clear"/>
-          </w:tcPr>
-          <w:p/>
+          </w:tcPr>
+          <w:p>
+            <w:r>
+              <w:rPr>
+                <w:b w:val="0"/>
+                <w:sz w:val="16"/>
+              </w:rPr>
+            </w:r>
+          </w:p>
         </w:tc>
         <w:tc>
           <w:tcPr>
             <w:tcW w:type="dxa" w:w="3572"/>
-            <w:shd w:fill="FFB3B3" w:val="clear"/>
           </w:tcPr>
           <w:p>
             <w:r>
@@ -10642,7 +11475,7 @@
                 <w:color w:val="CC0000"/>
                 <w:sz w:val="16"/>
               </w:rPr>
-              <w:t>Articol lipsă din ofertă</w:t>
+              <w:t>DEVIZ_MISMATCH</w:t>
             </w:r>
           </w:p>
         </w:tc>
@@ -10651,7 +11484,6 @@
         <w:tc>
           <w:tcPr>
             <w:tcW w:type="dxa" w:w="397"/>
-            <w:shd w:fill="FFB3B3" w:val="clear"/>
           </w:tcPr>
           <w:p>
             <w:r>
@@ -10666,7 +11498,6 @@
         <w:tc>
           <w:tcPr>
             <w:tcW w:type="dxa" w:w="1701"/>
-            <w:shd w:fill="FFB3B3" w:val="clear"/>
           </w:tcPr>
           <w:p>
             <w:r>
@@ -10681,7 +11512,6 @@
         <w:tc>
           <w:tcPr>
             <w:tcW w:type="dxa" w:w="850"/>
-            <w:shd w:fill="FFB3B3" w:val="clear"/>
           </w:tcPr>
           <w:p>
             <w:r>
@@ -10696,7 +11526,6 @@
         <w:tc>
           <w:tcPr>
             <w:tcW w:type="dxa" w:w="1984"/>
-            <w:shd w:fill="FFB3B3" w:val="clear"/>
           </w:tcPr>
           <w:p>
             <w:r>
@@ -10711,7 +11540,6 @@
         <w:tc>
           <w:tcPr>
             <w:tcW w:type="dxa" w:w="454"/>
-            <w:shd w:fill="FFB3B3" w:val="clear"/>
           </w:tcPr>
           <w:p>
             <w:r>
@@ -10726,7 +11554,6 @@
         <w:tc>
           <w:tcPr>
             <w:tcW w:type="dxa" w:w="680"/>
-            <w:shd w:fill="FFB3B3" w:val="clear"/>
           </w:tcPr>
           <w:p>
             <w:r>
@@ -10741,35 +11568,58 @@
         <w:tc>
           <w:tcPr>
             <w:tcW w:type="dxa" w:w="850"/>
-            <w:shd w:fill="FFB3B3" w:val="clear"/>
-          </w:tcPr>
-          <w:p/>
+          </w:tcPr>
+          <w:p>
+            <w:r>
+              <w:rPr>
+                <w:b w:val="0"/>
+                <w:sz w:val="16"/>
+              </w:rPr>
+            </w:r>
+          </w:p>
         </w:tc>
         <w:tc>
           <w:tcPr>
             <w:tcW w:type="dxa" w:w="1984"/>
-            <w:shd w:fill="FFB3B3" w:val="clear"/>
-          </w:tcPr>
-          <w:p/>
+          </w:tcPr>
+          <w:p>
+            <w:r>
+              <w:rPr>
+                <w:b w:val="0"/>
+                <w:sz w:val="16"/>
+              </w:rPr>
+            </w:r>
+          </w:p>
         </w:tc>
         <w:tc>
           <w:tcPr>
             <w:tcW w:type="dxa" w:w="454"/>
-            <w:shd w:fill="FFB3B3" w:val="clear"/>
-          </w:tcPr>
-          <w:p/>
+          </w:tcPr>
+          <w:p>
+            <w:r>
+              <w:rPr>
+                <w:b w:val="0"/>
+                <w:sz w:val="16"/>
+              </w:rPr>
+            </w:r>
+          </w:p>
         </w:tc>
         <w:tc>
           <w:tcPr>
             <w:tcW w:type="dxa" w:w="680"/>
-            <w:shd w:fill="FFB3B3" w:val="clear"/>
-          </w:tcPr>
-          <w:p/>
+          </w:tcPr>
+          <w:p>
+            <w:r>
+              <w:rPr>
+                <w:b w:val="0"/>
+                <w:sz w:val="16"/>
+              </w:rPr>
+            </w:r>
+          </w:p>
         </w:tc>
         <w:tc>
           <w:tcPr>
             <w:tcW w:type="dxa" w:w="3572"/>
-            <w:shd w:fill="FFB3B3" w:val="clear"/>
           </w:tcPr>
           <w:p>
             <w:r>
@@ -10778,7 +11628,7 @@
                 <w:color w:val="CC0000"/>
                 <w:sz w:val="16"/>
               </w:rPr>
-              <w:t>Articol lipsă din ofertă</w:t>
+              <w:t>DEVIZ_MISMATCH</w:t>
             </w:r>
           </w:p>
         </w:tc>
@@ -10787,7 +11637,6 @@
         <w:tc>
           <w:tcPr>
             <w:tcW w:type="dxa" w:w="397"/>
-            <w:shd w:fill="FFB3B3" w:val="clear"/>
           </w:tcPr>
           <w:p>
             <w:r>
@@ -10802,7 +11651,6 @@
         <w:tc>
           <w:tcPr>
             <w:tcW w:type="dxa" w:w="1701"/>
-            <w:shd w:fill="FFB3B3" w:val="clear"/>
           </w:tcPr>
           <w:p>
             <w:r>
@@ -10817,7 +11665,6 @@
         <w:tc>
           <w:tcPr>
             <w:tcW w:type="dxa" w:w="850"/>
-            <w:shd w:fill="FFB3B3" w:val="clear"/>
           </w:tcPr>
           <w:p>
             <w:r>
@@ -10845,7 +11692,6 @@
         <w:tc>
           <w:tcPr>
             <w:tcW w:type="dxa" w:w="1984"/>
-            <w:shd w:fill="FFB3B3" w:val="clear"/>
           </w:tcPr>
           <w:p>
             <w:r>
@@ -10860,7 +11706,6 @@
         <w:tc>
           <w:tcPr>
             <w:tcW w:type="dxa" w:w="454"/>
-            <w:shd w:fill="FFB3B3" w:val="clear"/>
           </w:tcPr>
           <w:p>
             <w:r>
@@ -10875,7 +11720,6 @@
         <w:tc>
           <w:tcPr>
             <w:tcW w:type="dxa" w:w="680"/>
-            <w:shd w:fill="FFB3B3" w:val="clear"/>
           </w:tcPr>
           <w:p>
             <w:r>
@@ -10890,35 +11734,58 @@
         <w:tc>
           <w:tcPr>
             <w:tcW w:type="dxa" w:w="850"/>
-            <w:shd w:fill="FFB3B3" w:val="clear"/>
-          </w:tcPr>
-          <w:p/>
+          </w:tcPr>
+          <w:p>
+            <w:r>
+              <w:rPr>
+                <w:b w:val="0"/>
+                <w:sz w:val="16"/>
+              </w:rPr>
+            </w:r>
+          </w:p>
         </w:tc>
         <w:tc>
           <w:tcPr>
             <w:tcW w:type="dxa" w:w="1984"/>
-            <w:shd w:fill="FFB3B3" w:val="clear"/>
-          </w:tcPr>
-          <w:p/>
+          </w:tcPr>
+          <w:p>
+            <w:r>
+              <w:rPr>
+                <w:b w:val="0"/>
+                <w:sz w:val="16"/>
+              </w:rPr>
+            </w:r>
+          </w:p>
         </w:tc>
         <w:tc>
           <w:tcPr>
             <w:tcW w:type="dxa" w:w="454"/>
-            <w:shd w:fill="FFB3B3" w:val="clear"/>
-          </w:tcPr>
-          <w:p/>
+          </w:tcPr>
+          <w:p>
+            <w:r>
+              <w:rPr>
+                <w:b w:val="0"/>
+                <w:sz w:val="16"/>
+              </w:rPr>
+            </w:r>
+          </w:p>
         </w:tc>
         <w:tc>
           <w:tcPr>
             <w:tcW w:type="dxa" w:w="680"/>
-            <w:shd w:fill="FFB3B3" w:val="clear"/>
-          </w:tcPr>
-          <w:p/>
+          </w:tcPr>
+          <w:p>
+            <w:r>
+              <w:rPr>
+                <w:b w:val="0"/>
+                <w:sz w:val="16"/>
+              </w:rPr>
+            </w:r>
+          </w:p>
         </w:tc>
         <w:tc>
           <w:tcPr>
             <w:tcW w:type="dxa" w:w="3572"/>
-            <w:shd w:fill="FFB3B3" w:val="clear"/>
           </w:tcPr>
           <w:p>
             <w:r>
@@ -10927,7 +11794,7 @@
                 <w:color w:val="CC0000"/>
                 <w:sz w:val="16"/>
               </w:rPr>
-              <w:t>Articol lipsă din ofertă</w:t>
+              <w:t>DEVIZ_MISMATCH</w:t>
             </w:r>
           </w:p>
         </w:tc>
@@ -10936,7 +11803,6 @@
         <w:tc>
           <w:tcPr>
             <w:tcW w:type="dxa" w:w="397"/>
-            <w:shd w:fill="FFB3B3" w:val="clear"/>
           </w:tcPr>
           <w:p>
             <w:r>
@@ -10951,7 +11817,6 @@
         <w:tc>
           <w:tcPr>
             <w:tcW w:type="dxa" w:w="1701"/>
-            <w:shd w:fill="FFB3B3" w:val="clear"/>
           </w:tcPr>
           <w:p>
             <w:r>
@@ -10966,7 +11831,6 @@
         <w:tc>
           <w:tcPr>
             <w:tcW w:type="dxa" w:w="850"/>
-            <w:shd w:fill="FFB3B3" w:val="clear"/>
           </w:tcPr>
           <w:p>
             <w:r>
@@ -10994,7 +11858,6 @@
         <w:tc>
           <w:tcPr>
             <w:tcW w:type="dxa" w:w="1984"/>
-            <w:shd w:fill="FFB3B3" w:val="clear"/>
           </w:tcPr>
           <w:p>
             <w:r>
@@ -11009,7 +11872,6 @@
         <w:tc>
           <w:tcPr>
             <w:tcW w:type="dxa" w:w="454"/>
-            <w:shd w:fill="FFB3B3" w:val="clear"/>
           </w:tcPr>
           <w:p>
             <w:r>
@@ -11024,7 +11886,6 @@
         <w:tc>
           <w:tcPr>
             <w:tcW w:type="dxa" w:w="680"/>
-            <w:shd w:fill="FFB3B3" w:val="clear"/>
           </w:tcPr>
           <w:p>
             <w:r>
@@ -11039,35 +11900,58 @@
         <w:tc>
           <w:tcPr>
             <w:tcW w:type="dxa" w:w="850"/>
-            <w:shd w:fill="FFB3B3" w:val="clear"/>
-          </w:tcPr>
-          <w:p/>
+          </w:tcPr>
+          <w:p>
+            <w:r>
+              <w:rPr>
+                <w:b w:val="0"/>
+                <w:sz w:val="16"/>
+              </w:rPr>
+            </w:r>
+          </w:p>
         </w:tc>
         <w:tc>
           <w:tcPr>
             <w:tcW w:type="dxa" w:w="1984"/>
-            <w:shd w:fill="FFB3B3" w:val="clear"/>
-          </w:tcPr>
-          <w:p/>
+          </w:tcPr>
+          <w:p>
+            <w:r>
+              <w:rPr>
+                <w:b w:val="0"/>
+                <w:sz w:val="16"/>
+              </w:rPr>
+            </w:r>
+          </w:p>
         </w:tc>
         <w:tc>
           <w:tcPr>
             <w:tcW w:type="dxa" w:w="454"/>
-            <w:shd w:fill="FFB3B3" w:val="clear"/>
-          </w:tcPr>
-          <w:p/>
+          </w:tcPr>
+          <w:p>
+            <w:r>
+              <w:rPr>
+                <w:b w:val="0"/>
+                <w:sz w:val="16"/>
+              </w:rPr>
+            </w:r>
+          </w:p>
         </w:tc>
         <w:tc>
           <w:tcPr>
             <w:tcW w:type="dxa" w:w="680"/>
-            <w:shd w:fill="FFB3B3" w:val="clear"/>
-          </w:tcPr>
-          <w:p/>
+          </w:tcPr>
+          <w:p>
+            <w:r>
+              <w:rPr>
+                <w:b w:val="0"/>
+                <w:sz w:val="16"/>
+              </w:rPr>
+            </w:r>
+          </w:p>
         </w:tc>
         <w:tc>
           <w:tcPr>
             <w:tcW w:type="dxa" w:w="3572"/>
-            <w:shd w:fill="FFB3B3" w:val="clear"/>
           </w:tcPr>
           <w:p>
             <w:r>
@@ -11076,7 +11960,7 @@
                 <w:color w:val="CC0000"/>
                 <w:sz w:val="16"/>
               </w:rPr>
-              <w:t>Articol lipsă din ofertă</w:t>
+              <w:t>DEVIZ_MISMATCH</w:t>
             </w:r>
           </w:p>
         </w:tc>
@@ -11085,7 +11969,6 @@
         <w:tc>
           <w:tcPr>
             <w:tcW w:type="dxa" w:w="397"/>
-            <w:shd w:fill="FFB3B3" w:val="clear"/>
           </w:tcPr>
           <w:p>
             <w:r>
@@ -11100,7 +11983,6 @@
         <w:tc>
           <w:tcPr>
             <w:tcW w:type="dxa" w:w="1701"/>
-            <w:shd w:fill="FFB3B3" w:val="clear"/>
           </w:tcPr>
           <w:p>
             <w:r>
@@ -11115,7 +11997,6 @@
         <w:tc>
           <w:tcPr>
             <w:tcW w:type="dxa" w:w="850"/>
-            <w:shd w:fill="FFB3B3" w:val="clear"/>
           </w:tcPr>
           <w:p>
             <w:r>
@@ -11130,7 +12011,6 @@
         <w:tc>
           <w:tcPr>
             <w:tcW w:type="dxa" w:w="1984"/>
-            <w:shd w:fill="FFB3B3" w:val="clear"/>
           </w:tcPr>
           <w:p>
             <w:r>
@@ -11145,7 +12025,6 @@
         <w:tc>
           <w:tcPr>
             <w:tcW w:type="dxa" w:w="454"/>
-            <w:shd w:fill="FFB3B3" w:val="clear"/>
           </w:tcPr>
           <w:p>
             <w:r>
@@ -11160,7 +12039,6 @@
         <w:tc>
           <w:tcPr>
             <w:tcW w:type="dxa" w:w="680"/>
-            <w:shd w:fill="FFB3B3" w:val="clear"/>
           </w:tcPr>
           <w:p>
             <w:r>
@@ -11175,35 +12053,58 @@
         <w:tc>
           <w:tcPr>
             <w:tcW w:type="dxa" w:w="850"/>
-            <w:shd w:fill="FFB3B3" w:val="clear"/>
-          </w:tcPr>
-          <w:p/>
+          </w:tcPr>
+          <w:p>
+            <w:r>
+              <w:rPr>
+                <w:b w:val="0"/>
+                <w:sz w:val="16"/>
+              </w:rPr>
+            </w:r>
+          </w:p>
         </w:tc>
         <w:tc>
           <w:tcPr>
             <w:tcW w:type="dxa" w:w="1984"/>
-            <w:shd w:fill="FFB3B3" w:val="clear"/>
-          </w:tcPr>
-          <w:p/>
+          </w:tcPr>
+          <w:p>
+            <w:r>
+              <w:rPr>
+                <w:b w:val="0"/>
+                <w:sz w:val="16"/>
+              </w:rPr>
+            </w:r>
+          </w:p>
         </w:tc>
         <w:tc>
           <w:tcPr>
             <w:tcW w:type="dxa" w:w="454"/>
-            <w:shd w:fill="FFB3B3" w:val="clear"/>
-          </w:tcPr>
-          <w:p/>
+          </w:tcPr>
+          <w:p>
+            <w:r>
+              <w:rPr>
+                <w:b w:val="0"/>
+                <w:sz w:val="16"/>
+              </w:rPr>
+            </w:r>
+          </w:p>
         </w:tc>
         <w:tc>
           <w:tcPr>
             <w:tcW w:type="dxa" w:w="680"/>
-            <w:shd w:fill="FFB3B3" w:val="clear"/>
-          </w:tcPr>
-          <w:p/>
+          </w:tcPr>
+          <w:p>
+            <w:r>
+              <w:rPr>
+                <w:b w:val="0"/>
+                <w:sz w:val="16"/>
+              </w:rPr>
+            </w:r>
+          </w:p>
         </w:tc>
         <w:tc>
           <w:tcPr>
             <w:tcW w:type="dxa" w:w="3572"/>
-            <w:shd w:fill="FFB3B3" w:val="clear"/>
           </w:tcPr>
           <w:p>
             <w:r>
@@ -11212,7 +12113,7 @@
                 <w:color w:val="CC0000"/>
                 <w:sz w:val="16"/>
               </w:rPr>
-              <w:t>Articol lipsă din ofertă</w:t>
+              <w:t>DEVIZ_MISMATCH</w:t>
             </w:r>
           </w:p>
         </w:tc>
@@ -11221,7 +12122,6 @@
         <w:tc>
           <w:tcPr>
             <w:tcW w:type="dxa" w:w="397"/>
-            <w:shd w:fill="FFB3B3" w:val="clear"/>
           </w:tcPr>
           <w:p>
             <w:r>
@@ -11236,7 +12136,6 @@
         <w:tc>
           <w:tcPr>
             <w:tcW w:type="dxa" w:w="1701"/>
-            <w:shd w:fill="FFB3B3" w:val="clear"/>
           </w:tcPr>
           <w:p>
             <w:r>
@@ -11251,7 +12150,6 @@
         <w:tc>
           <w:tcPr>
             <w:tcW w:type="dxa" w:w="850"/>
-            <w:shd w:fill="FFB3B3" w:val="clear"/>
           </w:tcPr>
           <w:p>
             <w:r>
@@ -11279,7 +12177,6 @@
         <w:tc>
           <w:tcPr>
             <w:tcW w:type="dxa" w:w="1984"/>
-            <w:shd w:fill="FFB3B3" w:val="clear"/>
           </w:tcPr>
           <w:p>
             <w:r>
@@ -11294,7 +12191,6 @@
         <w:tc>
           <w:tcPr>
             <w:tcW w:type="dxa" w:w="454"/>
-            <w:shd w:fill="FFB3B3" w:val="clear"/>
           </w:tcPr>
           <w:p>
             <w:r>
@@ -11309,7 +12205,6 @@
         <w:tc>
           <w:tcPr>
             <w:tcW w:type="dxa" w:w="680"/>
-            <w:shd w:fill="FFB3B3" w:val="clear"/>
           </w:tcPr>
           <w:p>
             <w:r>
@@ -11324,35 +12219,58 @@
         <w:tc>
           <w:tcPr>
             <w:tcW w:type="dxa" w:w="850"/>
-            <w:shd w:fill="FFB3B3" w:val="clear"/>
-          </w:tcPr>
-          <w:p/>
+          </w:tcPr>
+          <w:p>
+            <w:r>
+              <w:rPr>
+                <w:b w:val="0"/>
+                <w:sz w:val="16"/>
+              </w:rPr>
+            </w:r>
+          </w:p>
         </w:tc>
         <w:tc>
           <w:tcPr>
             <w:tcW w:type="dxa" w:w="1984"/>
-            <w:shd w:fill="FFB3B3" w:val="clear"/>
-          </w:tcPr>
-          <w:p/>
+          </w:tcPr>
+          <w:p>
+            <w:r>
+              <w:rPr>
+                <w:b w:val="0"/>
+                <w:sz w:val="16"/>
+              </w:rPr>
+            </w:r>
+          </w:p>
         </w:tc>
         <w:tc>
           <w:tcPr>
             <w:tcW w:type="dxa" w:w="454"/>
-            <w:shd w:fill="FFB3B3" w:val="clear"/>
-          </w:tcPr>
-          <w:p/>
+          </w:tcPr>
+          <w:p>
+            <w:r>
+              <w:rPr>
+                <w:b w:val="0"/>
+                <w:sz w:val="16"/>
+              </w:rPr>
+            </w:r>
+          </w:p>
         </w:tc>
         <w:tc>
           <w:tcPr>
             <w:tcW w:type="dxa" w:w="680"/>
-            <w:shd w:fill="FFB3B3" w:val="clear"/>
-          </w:tcPr>
-          <w:p/>
+          </w:tcPr>
+          <w:p>
+            <w:r>
+              <w:rPr>
+                <w:b w:val="0"/>
+                <w:sz w:val="16"/>
+              </w:rPr>
+            </w:r>
+          </w:p>
         </w:tc>
         <w:tc>
           <w:tcPr>
             <w:tcW w:type="dxa" w:w="3572"/>
-            <w:shd w:fill="FFB3B3" w:val="clear"/>
           </w:tcPr>
           <w:p>
             <w:r>
@@ -11361,7 +12279,7 @@
                 <w:color w:val="CC0000"/>
                 <w:sz w:val="16"/>
               </w:rPr>
-              <w:t>Articol lipsă din ofertă</w:t>
+              <w:t>DEVIZ_MISMATCH</w:t>
             </w:r>
           </w:p>
         </w:tc>
@@ -11370,7 +12288,6 @@
         <w:tc>
           <w:tcPr>
             <w:tcW w:type="dxa" w:w="397"/>
-            <w:shd w:fill="FFB3B3" w:val="clear"/>
           </w:tcPr>
           <w:p>
             <w:r>
@@ -11385,7 +12302,6 @@
         <w:tc>
           <w:tcPr>
             <w:tcW w:type="dxa" w:w="1701"/>
-            <w:shd w:fill="FFB3B3" w:val="clear"/>
           </w:tcPr>
           <w:p>
             <w:r>
@@ -11400,7 +12316,6 @@
         <w:tc>
           <w:tcPr>
             <w:tcW w:type="dxa" w:w="850"/>
-            <w:shd w:fill="FFB3B3" w:val="clear"/>
           </w:tcPr>
           <w:p>
             <w:r>
@@ -11428,7 +12343,6 @@
         <w:tc>
           <w:tcPr>
             <w:tcW w:type="dxa" w:w="1984"/>
-            <w:shd w:fill="FFB3B3" w:val="clear"/>
           </w:tcPr>
           <w:p>
             <w:r>
@@ -11443,7 +12357,6 @@
         <w:tc>
           <w:tcPr>
             <w:tcW w:type="dxa" w:w="454"/>
-            <w:shd w:fill="FFB3B3" w:val="clear"/>
           </w:tcPr>
           <w:p>
             <w:r>
@@ -11458,7 +12371,6 @@
         <w:tc>
           <w:tcPr>
             <w:tcW w:type="dxa" w:w="680"/>
-            <w:shd w:fill="FFB3B3" w:val="clear"/>
           </w:tcPr>
           <w:p>
             <w:r>
@@ -11473,35 +12385,58 @@
         <w:tc>
           <w:tcPr>
             <w:tcW w:type="dxa" w:w="850"/>
-            <w:shd w:fill="FFB3B3" w:val="clear"/>
-          </w:tcPr>
-          <w:p/>
+          </w:tcPr>
+          <w:p>
+            <w:r>
+              <w:rPr>
+                <w:b w:val="0"/>
+                <w:sz w:val="16"/>
+              </w:rPr>
+            </w:r>
+          </w:p>
         </w:tc>
         <w:tc>
           <w:tcPr>
             <w:tcW w:type="dxa" w:w="1984"/>
-            <w:shd w:fill="FFB3B3" w:val="clear"/>
-          </w:tcPr>
-          <w:p/>
+          </w:tcPr>
+          <w:p>
+            <w:r>
+              <w:rPr>
+                <w:b w:val="0"/>
+                <w:sz w:val="16"/>
+              </w:rPr>
+            </w:r>
+          </w:p>
         </w:tc>
         <w:tc>
           <w:tcPr>
             <w:tcW w:type="dxa" w:w="454"/>
-            <w:shd w:fill="FFB3B3" w:val="clear"/>
-          </w:tcPr>
-          <w:p/>
+          </w:tcPr>
+          <w:p>
+            <w:r>
+              <w:rPr>
+                <w:b w:val="0"/>
+                <w:sz w:val="16"/>
+              </w:rPr>
+            </w:r>
+          </w:p>
         </w:tc>
         <w:tc>
           <w:tcPr>
             <w:tcW w:type="dxa" w:w="680"/>
-            <w:shd w:fill="FFB3B3" w:val="clear"/>
-          </w:tcPr>
-          <w:p/>
+          </w:tcPr>
+          <w:p>
+            <w:r>
+              <w:rPr>
+                <w:b w:val="0"/>
+                <w:sz w:val="16"/>
+              </w:rPr>
+            </w:r>
+          </w:p>
         </w:tc>
         <w:tc>
           <w:tcPr>
             <w:tcW w:type="dxa" w:w="3572"/>
-            <w:shd w:fill="FFB3B3" w:val="clear"/>
           </w:tcPr>
           <w:p>
             <w:r>
@@ -11510,7 +12445,7 @@
                 <w:color w:val="CC0000"/>
                 <w:sz w:val="16"/>
               </w:rPr>
-              <w:t>Articol lipsă din ofertă</w:t>
+              <w:t>DEVIZ_MISMATCH</w:t>
             </w:r>
           </w:p>
         </w:tc>
@@ -11519,7 +12454,6 @@
         <w:tc>
           <w:tcPr>
             <w:tcW w:type="dxa" w:w="397"/>
-            <w:shd w:fill="FFB3B3" w:val="clear"/>
           </w:tcPr>
           <w:p>
             <w:r>
@@ -11534,7 +12468,6 @@
         <w:tc>
           <w:tcPr>
             <w:tcW w:type="dxa" w:w="1701"/>
-            <w:shd w:fill="FFB3B3" w:val="clear"/>
           </w:tcPr>
           <w:p>
             <w:r>
@@ -11549,7 +12482,6 @@
         <w:tc>
           <w:tcPr>
             <w:tcW w:type="dxa" w:w="850"/>
-            <w:shd w:fill="FFB3B3" w:val="clear"/>
           </w:tcPr>
           <w:p>
             <w:r>
@@ -11564,7 +12496,6 @@
         <w:tc>
           <w:tcPr>
             <w:tcW w:type="dxa" w:w="1984"/>
-            <w:shd w:fill="FFB3B3" w:val="clear"/>
           </w:tcPr>
           <w:p>
             <w:r>
@@ -11579,7 +12510,6 @@
         <w:tc>
           <w:tcPr>
             <w:tcW w:type="dxa" w:w="454"/>
-            <w:shd w:fill="FFB3B3" w:val="clear"/>
           </w:tcPr>
           <w:p>
             <w:r>
@@ -11594,7 +12524,6 @@
         <w:tc>
           <w:tcPr>
             <w:tcW w:type="dxa" w:w="680"/>
-            <w:shd w:fill="FFB3B3" w:val="clear"/>
           </w:tcPr>
           <w:p>
             <w:r>
@@ -11609,35 +12538,58 @@
         <w:tc>
           <w:tcPr>
             <w:tcW w:type="dxa" w:w="850"/>
-            <w:shd w:fill="FFB3B3" w:val="clear"/>
-          </w:tcPr>
-          <w:p/>
+          </w:tcPr>
+          <w:p>
+            <w:r>
+              <w:rPr>
+                <w:b w:val="0"/>
+                <w:sz w:val="16"/>
+              </w:rPr>
+            </w:r>
+          </w:p>
         </w:tc>
         <w:tc>
           <w:tcPr>
             <w:tcW w:type="dxa" w:w="1984"/>
-            <w:shd w:fill="FFB3B3" w:val="clear"/>
-          </w:tcPr>
-          <w:p/>
+          </w:tcPr>
+          <w:p>
+            <w:r>
+              <w:rPr>
+                <w:b w:val="0"/>
+                <w:sz w:val="16"/>
+              </w:rPr>
+            </w:r>
+          </w:p>
         </w:tc>
         <w:tc>
           <w:tcPr>
             <w:tcW w:type="dxa" w:w="454"/>
-            <w:shd w:fill="FFB3B3" w:val="clear"/>
-          </w:tcPr>
-          <w:p/>
+          </w:tcPr>
+          <w:p>
+            <w:r>
+              <w:rPr>
+                <w:b w:val="0"/>
+                <w:sz w:val="16"/>
+              </w:rPr>
+            </w:r>
+          </w:p>
         </w:tc>
         <w:tc>
           <w:tcPr>
             <w:tcW w:type="dxa" w:w="680"/>
-            <w:shd w:fill="FFB3B3" w:val="clear"/>
-          </w:tcPr>
-          <w:p/>
+          </w:tcPr>
+          <w:p>
+            <w:r>
+              <w:rPr>
+                <w:b w:val="0"/>
+                <w:sz w:val="16"/>
+              </w:rPr>
+            </w:r>
+          </w:p>
         </w:tc>
         <w:tc>
           <w:tcPr>
             <w:tcW w:type="dxa" w:w="3572"/>
-            <w:shd w:fill="FFB3B3" w:val="clear"/>
           </w:tcPr>
           <w:p>
             <w:r>
@@ -11646,7 +12598,7 @@
                 <w:color w:val="CC0000"/>
                 <w:sz w:val="16"/>
               </w:rPr>
-              <w:t>Articol lipsă din ofertă</w:t>
+              <w:t>DEVIZ_MISMATCH</w:t>
             </w:r>
           </w:p>
         </w:tc>
@@ -11655,7 +12607,6 @@
         <w:tc>
           <w:tcPr>
             <w:tcW w:type="dxa" w:w="397"/>
-            <w:shd w:fill="FFB3B3" w:val="clear"/>
           </w:tcPr>
           <w:p>
             <w:r>
@@ -11670,7 +12621,6 @@
         <w:tc>
           <w:tcPr>
             <w:tcW w:type="dxa" w:w="1701"/>
-            <w:shd w:fill="FFB3B3" w:val="clear"/>
           </w:tcPr>
           <w:p>
             <w:r>
@@ -11685,7 +12635,6 @@
         <w:tc>
           <w:tcPr>
             <w:tcW w:type="dxa" w:w="850"/>
-            <w:shd w:fill="FFB3B3" w:val="clear"/>
           </w:tcPr>
           <w:p>
             <w:r>
@@ -11700,7 +12649,6 @@
         <w:tc>
           <w:tcPr>
             <w:tcW w:type="dxa" w:w="1984"/>
-            <w:shd w:fill="FFB3B3" w:val="clear"/>
           </w:tcPr>
           <w:p>
             <w:r>
@@ -11715,7 +12663,6 @@
         <w:tc>
           <w:tcPr>
             <w:tcW w:type="dxa" w:w="454"/>
-            <w:shd w:fill="FFB3B3" w:val="clear"/>
           </w:tcPr>
           <w:p>
             <w:r>
@@ -11730,7 +12677,6 @@
         <w:tc>
           <w:tcPr>
             <w:tcW w:type="dxa" w:w="680"/>
-            <w:shd w:fill="FFB3B3" w:val="clear"/>
           </w:tcPr>
           <w:p>
             <w:r>
@@ -11745,35 +12691,58 @@
         <w:tc>
           <w:tcPr>
             <w:tcW w:type="dxa" w:w="850"/>
-            <w:shd w:fill="FFB3B3" w:val="clear"/>
-          </w:tcPr>
-          <w:p/>
+          </w:tcPr>
+          <w:p>
+            <w:r>
+              <w:rPr>
+                <w:b w:val="0"/>
+                <w:sz w:val="16"/>
+              </w:rPr>
+            </w:r>
+          </w:p>
         </w:tc>
         <w:tc>
           <w:tcPr>
             <w:tcW w:type="dxa" w:w="1984"/>
-            <w:shd w:fill="FFB3B3" w:val="clear"/>
-          </w:tcPr>
-          <w:p/>
+          </w:tcPr>
+          <w:p>
+            <w:r>
+              <w:rPr>
+                <w:b w:val="0"/>
+                <w:sz w:val="16"/>
+              </w:rPr>
+            </w:r>
+          </w:p>
         </w:tc>
         <w:tc>
           <w:tcPr>
             <w:tcW w:type="dxa" w:w="454"/>
-            <w:shd w:fill="FFB3B3" w:val="clear"/>
-          </w:tcPr>
-          <w:p/>
+          </w:tcPr>
+          <w:p>
+            <w:r>
+              <w:rPr>
+                <w:b w:val="0"/>
+                <w:sz w:val="16"/>
+              </w:rPr>
+            </w:r>
+          </w:p>
         </w:tc>
         <w:tc>
           <w:tcPr>
             <w:tcW w:type="dxa" w:w="680"/>
-            <w:shd w:fill="FFB3B3" w:val="clear"/>
-          </w:tcPr>
-          <w:p/>
+          </w:tcPr>
+          <w:p>
+            <w:r>
+              <w:rPr>
+                <w:b w:val="0"/>
+                <w:sz w:val="16"/>
+              </w:rPr>
+            </w:r>
+          </w:p>
         </w:tc>
         <w:tc>
           <w:tcPr>
             <w:tcW w:type="dxa" w:w="3572"/>
-            <w:shd w:fill="FFB3B3" w:val="clear"/>
           </w:tcPr>
           <w:p>
             <w:r>
@@ -11782,7 +12751,7 @@
                 <w:color w:val="CC0000"/>
                 <w:sz w:val="16"/>
               </w:rPr>
-              <w:t>Articol lipsă din ofertă</w:t>
+              <w:t>DEVIZ_MISMATCH</w:t>
             </w:r>
           </w:p>
         </w:tc>
@@ -11791,7 +12760,6 @@
         <w:tc>
           <w:tcPr>
             <w:tcW w:type="dxa" w:w="397"/>
-            <w:shd w:fill="FFB3B3" w:val="clear"/>
           </w:tcPr>
           <w:p>
             <w:r>
@@ -11806,7 +12774,6 @@
         <w:tc>
           <w:tcPr>
             <w:tcW w:type="dxa" w:w="1701"/>
-            <w:shd w:fill="FFB3B3" w:val="clear"/>
           </w:tcPr>
           <w:p>
             <w:r>
@@ -11821,7 +12788,6 @@
         <w:tc>
           <w:tcPr>
             <w:tcW w:type="dxa" w:w="850"/>
-            <w:shd w:fill="FFB3B3" w:val="clear"/>
           </w:tcPr>
           <w:p>
             <w:r>
@@ -11836,7 +12802,6 @@
         <w:tc>
           <w:tcPr>
             <w:tcW w:type="dxa" w:w="1984"/>
-            <w:shd w:fill="FFB3B3" w:val="clear"/>
           </w:tcPr>
           <w:p>
             <w:r>
@@ -11851,7 +12816,6 @@
         <w:tc>
           <w:tcPr>
             <w:tcW w:type="dxa" w:w="454"/>
-            <w:shd w:fill="FFB3B3" w:val="clear"/>
           </w:tcPr>
           <w:p>
             <w:r>
@@ -11866,7 +12830,6 @@
         <w:tc>
           <w:tcPr>
             <w:tcW w:type="dxa" w:w="680"/>
-            <w:shd w:fill="FFB3B3" w:val="clear"/>
           </w:tcPr>
           <w:p>
             <w:r>
@@ -11881,35 +12844,58 @@
         <w:tc>
           <w:tcPr>
             <w:tcW w:type="dxa" w:w="850"/>
-            <w:shd w:fill="FFB3B3" w:val="clear"/>
-          </w:tcPr>
-          <w:p/>
+          </w:tcPr>
+          <w:p>
+            <w:r>
+              <w:rPr>
+                <w:b w:val="0"/>
+                <w:sz w:val="16"/>
+              </w:rPr>
+            </w:r>
+          </w:p>
         </w:tc>
         <w:tc>
           <w:tcPr>
             <w:tcW w:type="dxa" w:w="1984"/>
-            <w:shd w:fill="FFB3B3" w:val="clear"/>
-          </w:tcPr>
-          <w:p/>
+          </w:tcPr>
+          <w:p>
+            <w:r>
+              <w:rPr>
+                <w:b w:val="0"/>
+                <w:sz w:val="16"/>
+              </w:rPr>
+            </w:r>
+          </w:p>
         </w:tc>
         <w:tc>
           <w:tcPr>
             <w:tcW w:type="dxa" w:w="454"/>
-            <w:shd w:fill="FFB3B3" w:val="clear"/>
-          </w:tcPr>
-          <w:p/>
+          </w:tcPr>
+          <w:p>
+            <w:r>
+              <w:rPr>
+                <w:b w:val="0"/>
+                <w:sz w:val="16"/>
+              </w:rPr>
+            </w:r>
+          </w:p>
         </w:tc>
         <w:tc>
           <w:tcPr>
             <w:tcW w:type="dxa" w:w="680"/>
-            <w:shd w:fill="FFB3B3" w:val="clear"/>
-          </w:tcPr>
-          <w:p/>
+          </w:tcPr>
+          <w:p>
+            <w:r>
+              <w:rPr>
+                <w:b w:val="0"/>
+                <w:sz w:val="16"/>
+              </w:rPr>
+            </w:r>
+          </w:p>
         </w:tc>
         <w:tc>
           <w:tcPr>
             <w:tcW w:type="dxa" w:w="3572"/>
-            <w:shd w:fill="FFB3B3" w:val="clear"/>
           </w:tcPr>
           <w:p>
             <w:r>
@@ -11918,7 +12904,7 @@
                 <w:color w:val="CC0000"/>
                 <w:sz w:val="16"/>
               </w:rPr>
-              <w:t>Articol lipsă din ofertă</w:t>
+              <w:t>DEVIZ_MISMATCH</w:t>
             </w:r>
           </w:p>
         </w:tc>
@@ -11927,7 +12913,6 @@
         <w:tc>
           <w:tcPr>
             <w:tcW w:type="dxa" w:w="397"/>
-            <w:shd w:fill="FFB3B3" w:val="clear"/>
           </w:tcPr>
           <w:p>
             <w:r>
@@ -11942,7 +12927,6 @@
         <w:tc>
           <w:tcPr>
             <w:tcW w:type="dxa" w:w="1701"/>
-            <w:shd w:fill="FFB3B3" w:val="clear"/>
           </w:tcPr>
           <w:p>
             <w:r>
@@ -11957,7 +12941,6 @@
         <w:tc>
           <w:tcPr>
             <w:tcW w:type="dxa" w:w="850"/>
-            <w:shd w:fill="FFB3B3" w:val="clear"/>
           </w:tcPr>
           <w:p>
             <w:r>
@@ -11972,7 +12955,6 @@
         <w:tc>
           <w:tcPr>
             <w:tcW w:type="dxa" w:w="1984"/>
-            <w:shd w:fill="FFB3B3" w:val="clear"/>
           </w:tcPr>
           <w:p>
             <w:r>
@@ -11987,7 +12969,6 @@
         <w:tc>
           <w:tcPr>
             <w:tcW w:type="dxa" w:w="454"/>
-            <w:shd w:fill="FFB3B3" w:val="clear"/>
           </w:tcPr>
           <w:p>
             <w:r>
@@ -12002,7 +12983,6 @@
         <w:tc>
           <w:tcPr>
             <w:tcW w:type="dxa" w:w="680"/>
-            <w:shd w:fill="FFB3B3" w:val="clear"/>
           </w:tcPr>
           <w:p>
             <w:r>
@@ -12017,35 +12997,58 @@
         <w:tc>
           <w:tcPr>
             <w:tcW w:type="dxa" w:w="850"/>
-            <w:shd w:fill="FFB3B3" w:val="clear"/>
-          </w:tcPr>
-          <w:p/>
+          </w:tcPr>
+          <w:p>
+            <w:r>
+              <w:rPr>
+                <w:b w:val="0"/>
+                <w:sz w:val="16"/>
+              </w:rPr>
+            </w:r>
+          </w:p>
         </w:tc>
         <w:tc>
           <w:tcPr>
             <w:tcW w:type="dxa" w:w="1984"/>
-            <w:shd w:fill="FFB3B3" w:val="clear"/>
-          </w:tcPr>
-          <w:p/>
+          </w:tcPr>
+          <w:p>
+            <w:r>
+              <w:rPr>
+                <w:b w:val="0"/>
+                <w:sz w:val="16"/>
+              </w:rPr>
+            </w:r>
+          </w:p>
         </w:tc>
         <w:tc>
           <w:tcPr>
             <w:tcW w:type="dxa" w:w="454"/>
-            <w:shd w:fill="FFB3B3" w:val="clear"/>
-          </w:tcPr>
-          <w:p/>
+          </w:tcPr>
+          <w:p>
+            <w:r>
+              <w:rPr>
+                <w:b w:val="0"/>
+                <w:sz w:val="16"/>
+              </w:rPr>
+            </w:r>
+          </w:p>
         </w:tc>
         <w:tc>
           <w:tcPr>
             <w:tcW w:type="dxa" w:w="680"/>
-            <w:shd w:fill="FFB3B3" w:val="clear"/>
-          </w:tcPr>
-          <w:p/>
+          </w:tcPr>
+          <w:p>
+            <w:r>
+              <w:rPr>
+                <w:b w:val="0"/>
+                <w:sz w:val="16"/>
+              </w:rPr>
+            </w:r>
+          </w:p>
         </w:tc>
         <w:tc>
           <w:tcPr>
             <w:tcW w:type="dxa" w:w="3572"/>
-            <w:shd w:fill="FFB3B3" w:val="clear"/>
           </w:tcPr>
           <w:p>
             <w:r>
@@ -12054,7 +13057,7 @@
                 <w:color w:val="CC0000"/>
                 <w:sz w:val="16"/>
               </w:rPr>
-              <w:t>Articol lipsă din ofertă</w:t>
+              <w:t>DEVIZ_MISMATCH</w:t>
             </w:r>
           </w:p>
         </w:tc>
@@ -12113,7 +13116,7 @@
                 <w:color w:val="000000"/>
                 <w:sz w:val="18"/>
               </w:rPr>
-              <w:t>Ofertă: 10 principale</w:t>
+              <w:t>Ofertă: 66 principale</w:t>
             </w:r>
             <w:r>
               <w:rPr>
@@ -12121,7 +13124,7 @@
                 <w:color w:val="000000"/>
                 <w:sz w:val="18"/>
               </w:rPr>
-              <w:t xml:space="preserve">  ▼ 56 lipsă</w:t>
+              <w:t xml:space="preserve">  ✓</w:t>
             </w:r>
           </w:p>
         </w:tc>

--- a/output_AO/Blocuri Racari/Raport_Oferta_2.docx
+++ b/output_AO/Blocuri Racari/Raport_Oferta_2.docx
@@ -13,12 +13,12 @@
     </w:p>
     <w:p>
       <w:r>
-        <w:t xml:space="preserve">Client: </w:t>
+        <w:t>Client: Blocuri Racari</w:t>
       </w:r>
     </w:p>
     <w:p>
       <w:r>
-        <w:t>Data: 2026-05-21</w:t>
+        <w:t>Data: 2026-05-22</w:t>
       </w:r>
     </w:p>
     <w:p>
@@ -398,20 +398,22 @@
         <w:tc>
           <w:tcPr>
             <w:tcW w:type="dxa" w:w="397"/>
-          </w:tcPr>
-          <w:p>
-            <w:r>
-              <w:rPr>
-                <w:b w:val="0"/>
-                <w:sz w:val="16"/>
-              </w:rPr>
-              <w:t>6</w:t>
+            <w:shd w:fill="C8A0DC" w:val="clear"/>
+          </w:tcPr>
+          <w:p>
+            <w:r>
+              <w:rPr>
+                <w:b w:val="0"/>
+                <w:sz w:val="16"/>
+              </w:rPr>
+              <w:t>7</w:t>
             </w:r>
           </w:p>
         </w:tc>
         <w:tc>
           <w:tcPr>
             <w:tcW w:type="dxa" w:w="1701"/>
+            <w:shd w:fill="C8A0DC" w:val="clear"/>
           </w:tcPr>
           <w:p>
             <w:r>
@@ -426,6 +428,7 @@
         <w:tc>
           <w:tcPr>
             <w:tcW w:type="dxa" w:w="850"/>
+            <w:shd w:fill="C8A0DC" w:val="clear"/>
           </w:tcPr>
           <w:p>
             <w:r>
@@ -434,7 +437,7 @@
                 <w:sz w:val="16"/>
                 <w:u w:val="single"/>
               </w:rPr>
-              <w:t>CF13D01</w:t>
+              <w:t>CL25A1</w:t>
             </w:r>
           </w:p>
           <w:p>
@@ -446,56 +449,59 @@
                 <w:b w:val="0"/>
                 <w:sz w:val="16"/>
               </w:rPr>
-              <w:t>$600013001</w:t>
+              <w:t>$7650374</w:t>
             </w:r>
           </w:p>
         </w:tc>
         <w:tc>
           <w:tcPr>
             <w:tcW w:type="dxa" w:w="1984"/>
-          </w:tcPr>
-          <w:p>
-            <w:r>
-              <w:rPr>
-                <w:b w:val="0"/>
-                <w:sz w:val="16"/>
-              </w:rPr>
-              <w:t>concentrat de curatare antimucegai, pentru inde...</w:t>
+            <w:shd w:fill="C8A0DC" w:val="clear"/>
+          </w:tcPr>
+          <w:p>
+            <w:r>
+              <w:rPr>
+                <w:b w:val="0"/>
+                <w:sz w:val="16"/>
+              </w:rPr>
+              <w:t>coltare al cu plasa -</w:t>
             </w:r>
           </w:p>
         </w:tc>
         <w:tc>
           <w:tcPr>
             <w:tcW w:type="dxa" w:w="454"/>
-          </w:tcPr>
-          <w:p>
-            <w:r>
-              <w:rPr>
-                <w:b w:val="0"/>
-                <w:color w:val="CC0000"/>
-                <w:sz w:val="16"/>
-              </w:rPr>
-              <w:t>mp</w:t>
+            <w:shd w:fill="C8A0DC" w:val="clear"/>
+          </w:tcPr>
+          <w:p>
+            <w:r>
+              <w:rPr>
+                <w:b w:val="0"/>
+                <w:sz w:val="16"/>
+              </w:rPr>
+              <w:t>m</w:t>
             </w:r>
           </w:p>
         </w:tc>
         <w:tc>
           <w:tcPr>
             <w:tcW w:type="dxa" w:w="680"/>
-          </w:tcPr>
-          <w:p>
-            <w:r>
-              <w:rPr>
-                <w:b w:val="0"/>
-                <w:sz w:val="16"/>
-              </w:rPr>
-              <w:t>125.82</w:t>
+            <w:shd w:fill="C8A0DC" w:val="clear"/>
+          </w:tcPr>
+          <w:p>
+            <w:r>
+              <w:rPr>
+                <w:b w:val="0"/>
+                <w:sz w:val="16"/>
+              </w:rPr>
+              <w:t>359.0</w:t>
             </w:r>
           </w:p>
         </w:tc>
         <w:tc>
           <w:tcPr>
             <w:tcW w:type="dxa" w:w="850"/>
+            <w:shd w:fill="C8A0DC" w:val="clear"/>
           </w:tcPr>
           <w:p>
             <w:r>
@@ -504,7 +510,7 @@
                 <w:sz w:val="16"/>
                 <w:u w:val="single"/>
               </w:rPr>
-              <w:t>CF13D01</w:t>
+              <w:t>CL25A1</w:t>
             </w:r>
           </w:p>
           <w:p>
@@ -516,27 +522,59 @@
                 <w:b w:val="0"/>
                 <w:sz w:val="16"/>
               </w:rPr>
-              <w:t>$600013001</w:t>
+              <w:t>$7650374</w:t>
             </w:r>
           </w:p>
         </w:tc>
         <w:tc>
           <w:tcPr>
             <w:tcW w:type="dxa" w:w="1984"/>
-          </w:tcPr>
-          <w:p>
-            <w:r>
-              <w:rPr>
-                <w:b w:val="0"/>
-                <w:sz w:val="16"/>
-              </w:rPr>
-              <w:t>concentrat de curatare antimucegai, pentru inde...</w:t>
+            <w:shd w:fill="C8A0DC" w:val="clear"/>
+          </w:tcPr>
+          <w:p>
+            <w:r>
+              <w:rPr>
+                <w:b w:val="0"/>
+                <w:sz w:val="16"/>
+              </w:rPr>
+              <w:t>coltare al cu plasa - 8 rpce21a1 - etansarea ro...</w:t>
             </w:r>
           </w:p>
         </w:tc>
         <w:tc>
           <w:tcPr>
             <w:tcW w:type="dxa" w:w="454"/>
+            <w:shd w:fill="C8A0DC" w:val="clear"/>
+          </w:tcPr>
+          <w:p>
+            <w:r>
+              <w:rPr>
+                <w:b w:val="0"/>
+                <w:sz w:val="16"/>
+              </w:rPr>
+              <w:t>m</w:t>
+            </w:r>
+          </w:p>
+        </w:tc>
+        <w:tc>
+          <w:tcPr>
+            <w:tcW w:type="dxa" w:w="680"/>
+            <w:shd w:fill="C8A0DC" w:val="clear"/>
+          </w:tcPr>
+          <w:p>
+            <w:r>
+              <w:rPr>
+                <w:b w:val="0"/>
+                <w:sz w:val="16"/>
+              </w:rPr>
+              <w:t>359.0</w:t>
+            </w:r>
+          </w:p>
+        </w:tc>
+        <w:tc>
+          <w:tcPr>
+            <w:tcW w:type="dxa" w:w="3572"/>
+            <w:shd w:fill="C8A0DC" w:val="clear"/>
           </w:tcPr>
           <w:p>
             <w:r>
@@ -545,36 +583,7 @@
                 <w:color w:val="CC0000"/>
                 <w:sz w:val="16"/>
               </w:rPr>
-              <w:t>ml</w:t>
-            </w:r>
-          </w:p>
-        </w:tc>
-        <w:tc>
-          <w:tcPr>
-            <w:tcW w:type="dxa" w:w="680"/>
-          </w:tcPr>
-          <w:p>
-            <w:r>
-              <w:rPr>
-                <w:b w:val="0"/>
-                <w:sz w:val="16"/>
-              </w:rPr>
-              <w:t>125.82</w:t>
-            </w:r>
-          </w:p>
-        </w:tc>
-        <w:tc>
-          <w:tcPr>
-            <w:tcW w:type="dxa" w:w="3572"/>
-          </w:tcPr>
-          <w:p>
-            <w:r>
-              <w:rPr>
-                <w:b w:val="0"/>
-                <w:color w:val="CC0000"/>
-                <w:sz w:val="16"/>
-              </w:rPr>
-              <w:t>Unitate de măsură diferită: referință mp, ofertat ml</w:t>
+              <w:t>Descriere diferită (similaritate 0.11): referință 'coltare al cu plasa -', ofertat 'coltare al cu plasa - 8 rpce21a1 - etansarea rosturilor orizontale dintre panourile mari exterioare de fatada executate cu fasii de polistiren expanda'</w:t>
             </w:r>
           </w:p>
         </w:tc>
@@ -631,7 +640,7 @@
                 <w:b w:val="0"/>
                 <w:sz w:val="16"/>
               </w:rPr>
-              <w:t>$600012964</w:t>
+              <w:t>$600013001</w:t>
             </w:r>
           </w:p>
         </w:tc>
@@ -645,7 +654,7 @@
                 <w:b w:val="0"/>
                 <w:sz w:val="16"/>
               </w:rPr>
-              <w:t>vopsea grund, alba, gata preparata, hidrofoba, ...</w:t>
+              <w:t>concentrat de curatare antimucegai, pentru inde...</w:t>
             </w:r>
           </w:p>
         </w:tc>
@@ -674,7 +683,7 @@
                 <w:b w:val="0"/>
                 <w:sz w:val="16"/>
               </w:rPr>
-              <w:t>269.61</w:t>
+              <w:t>125.82</w:t>
             </w:r>
           </w:p>
         </w:tc>
@@ -701,7 +710,7 @@
                 <w:b w:val="0"/>
                 <w:sz w:val="16"/>
               </w:rPr>
-              <w:t>$600012964</w:t>
+              <w:t>$600013001</w:t>
             </w:r>
           </w:p>
         </w:tc>
@@ -715,7 +724,7 @@
                 <w:b w:val="0"/>
                 <w:sz w:val="16"/>
               </w:rPr>
-              <w:t>vopsea grund, alba, gata preparata, hidrofoba, ...</w:t>
+              <w:t>concentrat de curatare antimucegai, pentru inde...</w:t>
             </w:r>
           </w:p>
         </w:tc>
@@ -744,7 +753,7 @@
                 <w:b w:val="0"/>
                 <w:sz w:val="16"/>
               </w:rPr>
-              <w:t>269.61</w:t>
+              <w:t>125.82</w:t>
             </w:r>
           </w:p>
         </w:tc>
@@ -816,7 +825,7 @@
                 <w:b w:val="0"/>
                 <w:sz w:val="16"/>
               </w:rPr>
-              <w:t>$600013001</w:t>
+              <w:t>$600012964</w:t>
             </w:r>
           </w:p>
         </w:tc>
@@ -830,7 +839,7 @@
                 <w:b w:val="0"/>
                 <w:sz w:val="16"/>
               </w:rPr>
-              <w:t>concentrat de curatare antimucegai, pentru inde...</w:t>
+              <w:t>vopsea grund, alba, gata preparata, hidrofoba, ...</w:t>
             </w:r>
           </w:p>
         </w:tc>
@@ -859,7 +868,7 @@
                 <w:b w:val="0"/>
                 <w:sz w:val="16"/>
               </w:rPr>
-              <w:t>125.82</w:t>
+              <w:t>269.61</w:t>
             </w:r>
           </w:p>
         </w:tc>
@@ -886,7 +895,7 @@
                 <w:b w:val="0"/>
                 <w:sz w:val="16"/>
               </w:rPr>
-              <w:t>$600013001</w:t>
+              <w:t>$600012964</w:t>
             </w:r>
           </w:p>
         </w:tc>
@@ -900,7 +909,7 @@
                 <w:b w:val="0"/>
                 <w:sz w:val="16"/>
               </w:rPr>
-              <w:t>concentrat de curatare antimucegai, pentru inde...</w:t>
+              <w:t>vopsea grund, alba, gata preparata, hidrofoba, ...</w:t>
             </w:r>
           </w:p>
         </w:tc>
@@ -929,7 +938,7 @@
                 <w:b w:val="0"/>
                 <w:sz w:val="16"/>
               </w:rPr>
-              <w:t>125.82</w:t>
+              <w:t>269.61</w:t>
             </w:r>
           </w:p>
         </w:tc>
@@ -953,20 +962,22 @@
         <w:tc>
           <w:tcPr>
             <w:tcW w:type="dxa" w:w="397"/>
-          </w:tcPr>
-          <w:p>
-            <w:r>
-              <w:rPr>
-                <w:b w:val="0"/>
-                <w:sz w:val="16"/>
-              </w:rPr>
-              <w:t>6</w:t>
+            <w:shd w:fill="C8A0DC" w:val="clear"/>
+          </w:tcPr>
+          <w:p>
+            <w:r>
+              <w:rPr>
+                <w:b w:val="0"/>
+                <w:sz w:val="16"/>
+              </w:rPr>
+              <w:t>7</w:t>
             </w:r>
           </w:p>
         </w:tc>
         <w:tc>
           <w:tcPr>
             <w:tcW w:type="dxa" w:w="1701"/>
+            <w:shd w:fill="C8A0DC" w:val="clear"/>
           </w:tcPr>
           <w:p>
             <w:r>
@@ -981,6 +992,7 @@
         <w:tc>
           <w:tcPr>
             <w:tcW w:type="dxa" w:w="850"/>
+            <w:shd w:fill="C8A0DC" w:val="clear"/>
           </w:tcPr>
           <w:p>
             <w:r>
@@ -989,7 +1001,7 @@
                 <w:sz w:val="16"/>
                 <w:u w:val="single"/>
               </w:rPr>
-              <w:t>CF13D01</w:t>
+              <w:t>CL25A1</w:t>
             </w:r>
           </w:p>
           <w:p>
@@ -1001,56 +1013,59 @@
                 <w:b w:val="0"/>
                 <w:sz w:val="16"/>
               </w:rPr>
-              <w:t>$600012964</w:t>
+              <w:t>$7650374</w:t>
             </w:r>
           </w:p>
         </w:tc>
         <w:tc>
           <w:tcPr>
             <w:tcW w:type="dxa" w:w="1984"/>
-          </w:tcPr>
-          <w:p>
-            <w:r>
-              <w:rPr>
-                <w:b w:val="0"/>
-                <w:sz w:val="16"/>
-              </w:rPr>
-              <w:t>vopsea grund, alba, gata preparata, hidrofoba, ...</w:t>
+            <w:shd w:fill="C8A0DC" w:val="clear"/>
+          </w:tcPr>
+          <w:p>
+            <w:r>
+              <w:rPr>
+                <w:b w:val="0"/>
+                <w:sz w:val="16"/>
+              </w:rPr>
+              <w:t>coltare al cu plasa -</w:t>
             </w:r>
           </w:p>
         </w:tc>
         <w:tc>
           <w:tcPr>
             <w:tcW w:type="dxa" w:w="454"/>
-          </w:tcPr>
-          <w:p>
-            <w:r>
-              <w:rPr>
-                <w:b w:val="0"/>
-                <w:color w:val="CC0000"/>
-                <w:sz w:val="16"/>
-              </w:rPr>
-              <w:t>mp</w:t>
+            <w:shd w:fill="C8A0DC" w:val="clear"/>
+          </w:tcPr>
+          <w:p>
+            <w:r>
+              <w:rPr>
+                <w:b w:val="0"/>
+                <w:sz w:val="16"/>
+              </w:rPr>
+              <w:t>m</w:t>
             </w:r>
           </w:p>
         </w:tc>
         <w:tc>
           <w:tcPr>
             <w:tcW w:type="dxa" w:w="680"/>
-          </w:tcPr>
-          <w:p>
-            <w:r>
-              <w:rPr>
-                <w:b w:val="0"/>
-                <w:sz w:val="16"/>
-              </w:rPr>
-              <w:t>269.61</w:t>
+            <w:shd w:fill="C8A0DC" w:val="clear"/>
+          </w:tcPr>
+          <w:p>
+            <w:r>
+              <w:rPr>
+                <w:b w:val="0"/>
+                <w:sz w:val="16"/>
+              </w:rPr>
+              <w:t>359.0</w:t>
             </w:r>
           </w:p>
         </w:tc>
         <w:tc>
           <w:tcPr>
             <w:tcW w:type="dxa" w:w="850"/>
+            <w:shd w:fill="C8A0DC" w:val="clear"/>
           </w:tcPr>
           <w:p>
             <w:r>
@@ -1059,7 +1074,7 @@
                 <w:sz w:val="16"/>
                 <w:u w:val="single"/>
               </w:rPr>
-              <w:t>CF13D01</w:t>
+              <w:t>CL25A1</w:t>
             </w:r>
           </w:p>
           <w:p>
@@ -1071,27 +1086,59 @@
                 <w:b w:val="0"/>
                 <w:sz w:val="16"/>
               </w:rPr>
-              <w:t>$600012964</w:t>
+              <w:t>$7650374</w:t>
             </w:r>
           </w:p>
         </w:tc>
         <w:tc>
           <w:tcPr>
             <w:tcW w:type="dxa" w:w="1984"/>
-          </w:tcPr>
-          <w:p>
-            <w:r>
-              <w:rPr>
-                <w:b w:val="0"/>
-                <w:sz w:val="16"/>
-              </w:rPr>
-              <w:t>vopsea grund, alba, gata preparata, hidrofoba, ...</w:t>
+            <w:shd w:fill="C8A0DC" w:val="clear"/>
+          </w:tcPr>
+          <w:p>
+            <w:r>
+              <w:rPr>
+                <w:b w:val="0"/>
+                <w:sz w:val="16"/>
+              </w:rPr>
+              <w:t>coltare al cu plasa - 8 rpce21a1 - etansarea ro...</w:t>
             </w:r>
           </w:p>
         </w:tc>
         <w:tc>
           <w:tcPr>
             <w:tcW w:type="dxa" w:w="454"/>
+            <w:shd w:fill="C8A0DC" w:val="clear"/>
+          </w:tcPr>
+          <w:p>
+            <w:r>
+              <w:rPr>
+                <w:b w:val="0"/>
+                <w:sz w:val="16"/>
+              </w:rPr>
+              <w:t>m</w:t>
+            </w:r>
+          </w:p>
+        </w:tc>
+        <w:tc>
+          <w:tcPr>
+            <w:tcW w:type="dxa" w:w="680"/>
+            <w:shd w:fill="C8A0DC" w:val="clear"/>
+          </w:tcPr>
+          <w:p>
+            <w:r>
+              <w:rPr>
+                <w:b w:val="0"/>
+                <w:sz w:val="16"/>
+              </w:rPr>
+              <w:t>359.0</w:t>
+            </w:r>
+          </w:p>
+        </w:tc>
+        <w:tc>
+          <w:tcPr>
+            <w:tcW w:type="dxa" w:w="3572"/>
+            <w:shd w:fill="C8A0DC" w:val="clear"/>
           </w:tcPr>
           <w:p>
             <w:r>
@@ -1100,36 +1147,7 @@
                 <w:color w:val="CC0000"/>
                 <w:sz w:val="16"/>
               </w:rPr>
-              <w:t>ml</w:t>
-            </w:r>
-          </w:p>
-        </w:tc>
-        <w:tc>
-          <w:tcPr>
-            <w:tcW w:type="dxa" w:w="680"/>
-          </w:tcPr>
-          <w:p>
-            <w:r>
-              <w:rPr>
-                <w:b w:val="0"/>
-                <w:sz w:val="16"/>
-              </w:rPr>
-              <w:t>269.61</w:t>
-            </w:r>
-          </w:p>
-        </w:tc>
-        <w:tc>
-          <w:tcPr>
-            <w:tcW w:type="dxa" w:w="3572"/>
-          </w:tcPr>
-          <w:p>
-            <w:r>
-              <w:rPr>
-                <w:b w:val="0"/>
-                <w:color w:val="CC0000"/>
-                <w:sz w:val="16"/>
-              </w:rPr>
-              <w:t>Unitate de măsură diferită: referință mp, ofertat ml</w:t>
+              <w:t>Descriere diferită (similaritate 0.11): referință 'coltare al cu plasa -', ofertat 'coltare al cu plasa - 8 rpce21a1 - etansarea rosturilor orizontale dintre panourile mari exterioare de fatada executate cu fasii de polistiren expanda'</w:t>
             </w:r>
           </w:p>
         </w:tc>
@@ -1138,22 +1156,22 @@
         <w:tc>
           <w:tcPr>
             <w:tcW w:type="dxa" w:w="397"/>
-            <w:shd w:fill="FFB3B3" w:val="clear"/>
-          </w:tcPr>
-          <w:p>
-            <w:r>
-              <w:rPr>
-                <w:b w:val="0"/>
-                <w:sz w:val="16"/>
-              </w:rPr>
-              <w:t>8</w:t>
+            <w:shd w:fill="C8A0DC" w:val="clear"/>
+          </w:tcPr>
+          <w:p>
+            <w:r>
+              <w:rPr>
+                <w:b w:val="0"/>
+                <w:sz w:val="16"/>
+              </w:rPr>
+              <w:t>7</w:t>
             </w:r>
           </w:p>
         </w:tc>
         <w:tc>
           <w:tcPr>
             <w:tcW w:type="dxa" w:w="1701"/>
-            <w:shd w:fill="FFB3B3" w:val="clear"/>
+            <w:shd w:fill="C8A0DC" w:val="clear"/>
           </w:tcPr>
           <w:p>
             <w:r>
@@ -1168,140 +1186,7 @@
         <w:tc>
           <w:tcPr>
             <w:tcW w:type="dxa" w:w="850"/>
-            <w:shd w:fill="FFB3B3" w:val="clear"/>
-          </w:tcPr>
-          <w:p>
-            <w:r>
-              <w:rPr>
-                <w:b w:val="0"/>
-                <w:sz w:val="16"/>
-              </w:rPr>
-              <w:t>RPCE21A1</w:t>
-            </w:r>
-          </w:p>
-        </w:tc>
-        <w:tc>
-          <w:tcPr>
-            <w:tcW w:type="dxa" w:w="1984"/>
-            <w:shd w:fill="FFB3B3" w:val="clear"/>
-          </w:tcPr>
-          <w:p>
-            <w:r>
-              <w:rPr>
-                <w:b w:val="0"/>
-                <w:sz w:val="16"/>
-              </w:rPr>
-              <w:t>etansarea rosturilor orizontale dintre - panour...</w:t>
-            </w:r>
-          </w:p>
-        </w:tc>
-        <w:tc>
-          <w:tcPr>
-            <w:tcW w:type="dxa" w:w="454"/>
-            <w:shd w:fill="FFB3B3" w:val="clear"/>
-          </w:tcPr>
-          <w:p>
-            <w:r>
-              <w:rPr>
-                <w:b w:val="0"/>
-                <w:sz w:val="16"/>
-              </w:rPr>
-              <w:t>m</w:t>
-            </w:r>
-          </w:p>
-        </w:tc>
-        <w:tc>
-          <w:tcPr>
-            <w:tcW w:type="dxa" w:w="680"/>
-            <w:shd w:fill="FFB3B3" w:val="clear"/>
-          </w:tcPr>
-          <w:p>
-            <w:r>
-              <w:rPr>
-                <w:b w:val="0"/>
-                <w:sz w:val="16"/>
-              </w:rPr>
-              <w:t>53.0</w:t>
-            </w:r>
-          </w:p>
-        </w:tc>
-        <w:tc>
-          <w:tcPr>
-            <w:tcW w:type="dxa" w:w="850"/>
-            <w:shd w:fill="FFB3B3" w:val="clear"/>
-          </w:tcPr>
-          <w:p/>
-        </w:tc>
-        <w:tc>
-          <w:tcPr>
-            <w:tcW w:type="dxa" w:w="1984"/>
-            <w:shd w:fill="FFB3B3" w:val="clear"/>
-          </w:tcPr>
-          <w:p/>
-        </w:tc>
-        <w:tc>
-          <w:tcPr>
-            <w:tcW w:type="dxa" w:w="454"/>
-            <w:shd w:fill="FFB3B3" w:val="clear"/>
-          </w:tcPr>
-          <w:p/>
-        </w:tc>
-        <w:tc>
-          <w:tcPr>
-            <w:tcW w:type="dxa" w:w="680"/>
-            <w:shd w:fill="FFB3B3" w:val="clear"/>
-          </w:tcPr>
-          <w:p/>
-        </w:tc>
-        <w:tc>
-          <w:tcPr>
-            <w:tcW w:type="dxa" w:w="3572"/>
-            <w:shd w:fill="FFB3B3" w:val="clear"/>
-          </w:tcPr>
-          <w:p>
-            <w:r>
-              <w:rPr>
-                <w:b w:val="0"/>
-                <w:color w:val="CC0000"/>
-                <w:sz w:val="16"/>
-              </w:rPr>
-              <w:t>Articol lipsă din ofertă</w:t>
-            </w:r>
-          </w:p>
-        </w:tc>
-      </w:tr>
-      <w:tr>
-        <w:tc>
-          <w:tcPr>
-            <w:tcW w:type="dxa" w:w="397"/>
-          </w:tcPr>
-          <w:p>
-            <w:r>
-              <w:rPr>
-                <w:b w:val="0"/>
-                <w:sz w:val="16"/>
-              </w:rPr>
-              <w:t>6</w:t>
-            </w:r>
-          </w:p>
-        </w:tc>
-        <w:tc>
-          <w:tcPr>
-            <w:tcW w:type="dxa" w:w="1701"/>
-          </w:tcPr>
-          <w:p>
-            <w:r>
-              <w:rPr>
-                <w:b w:val="0"/>
-                <w:sz w:val="16"/>
-              </w:rPr>
-              <w:t>BLC1 - BLC1 ARHITECTURA</w:t>
-            </w:r>
-          </w:p>
-        </w:tc>
-        <w:tc>
-          <w:tcPr>
-            <w:tcW w:type="dxa" w:w="850"/>
+            <w:shd w:fill="C8A0DC" w:val="clear"/>
           </w:tcPr>
           <w:p>
             <w:r>
@@ -1310,7 +1195,7 @@
                 <w:sz w:val="16"/>
                 <w:u w:val="single"/>
               </w:rPr>
-              <w:t>CF13D01</w:t>
+              <w:t>CL25A1</w:t>
             </w:r>
           </w:p>
           <w:p>
@@ -1322,56 +1207,59 @@
                 <w:b w:val="0"/>
                 <w:sz w:val="16"/>
               </w:rPr>
-              <w:t>$600013001</w:t>
+              <w:t>$7650374</w:t>
             </w:r>
           </w:p>
         </w:tc>
         <w:tc>
           <w:tcPr>
             <w:tcW w:type="dxa" w:w="1984"/>
-          </w:tcPr>
-          <w:p>
-            <w:r>
-              <w:rPr>
-                <w:b w:val="0"/>
-                <w:sz w:val="16"/>
-              </w:rPr>
-              <w:t>concentrat de curatare antimucegai, pentru inde...</w:t>
+            <w:shd w:fill="C8A0DC" w:val="clear"/>
+          </w:tcPr>
+          <w:p>
+            <w:r>
+              <w:rPr>
+                <w:b w:val="0"/>
+                <w:sz w:val="16"/>
+              </w:rPr>
+              <w:t>coltare al cu plasa -</w:t>
             </w:r>
           </w:p>
         </w:tc>
         <w:tc>
           <w:tcPr>
             <w:tcW w:type="dxa" w:w="454"/>
-          </w:tcPr>
-          <w:p>
-            <w:r>
-              <w:rPr>
-                <w:b w:val="0"/>
-                <w:color w:val="CC0000"/>
-                <w:sz w:val="16"/>
-              </w:rPr>
-              <w:t>mp</w:t>
+            <w:shd w:fill="C8A0DC" w:val="clear"/>
+          </w:tcPr>
+          <w:p>
+            <w:r>
+              <w:rPr>
+                <w:b w:val="0"/>
+                <w:sz w:val="16"/>
+              </w:rPr>
+              <w:t>m</w:t>
             </w:r>
           </w:p>
         </w:tc>
         <w:tc>
           <w:tcPr>
             <w:tcW w:type="dxa" w:w="680"/>
-          </w:tcPr>
-          <w:p>
-            <w:r>
-              <w:rPr>
-                <w:b w:val="0"/>
-                <w:sz w:val="16"/>
-              </w:rPr>
-              <w:t>125.82</w:t>
+            <w:shd w:fill="C8A0DC" w:val="clear"/>
+          </w:tcPr>
+          <w:p>
+            <w:r>
+              <w:rPr>
+                <w:b w:val="0"/>
+                <w:sz w:val="16"/>
+              </w:rPr>
+              <w:t>359.0</w:t>
             </w:r>
           </w:p>
         </w:tc>
         <w:tc>
           <w:tcPr>
             <w:tcW w:type="dxa" w:w="850"/>
+            <w:shd w:fill="C8A0DC" w:val="clear"/>
           </w:tcPr>
           <w:p>
             <w:r>
@@ -1380,7 +1268,7 @@
                 <w:sz w:val="16"/>
                 <w:u w:val="single"/>
               </w:rPr>
-              <w:t>CF13D01</w:t>
+              <w:t>CL25A1</w:t>
             </w:r>
           </w:p>
           <w:p>
@@ -1392,27 +1280,59 @@
                 <w:b w:val="0"/>
                 <w:sz w:val="16"/>
               </w:rPr>
-              <w:t>$600013001</w:t>
+              <w:t>$7650374</w:t>
             </w:r>
           </w:p>
         </w:tc>
         <w:tc>
           <w:tcPr>
             <w:tcW w:type="dxa" w:w="1984"/>
-          </w:tcPr>
-          <w:p>
-            <w:r>
-              <w:rPr>
-                <w:b w:val="0"/>
-                <w:sz w:val="16"/>
-              </w:rPr>
-              <w:t>concentrat de curatare antimucegai, pentru inde...</w:t>
+            <w:shd w:fill="C8A0DC" w:val="clear"/>
+          </w:tcPr>
+          <w:p>
+            <w:r>
+              <w:rPr>
+                <w:b w:val="0"/>
+                <w:sz w:val="16"/>
+              </w:rPr>
+              <w:t>coltare al cu plasa - 8 rpce21a1 - etansarea ro...</w:t>
             </w:r>
           </w:p>
         </w:tc>
         <w:tc>
           <w:tcPr>
             <w:tcW w:type="dxa" w:w="454"/>
+            <w:shd w:fill="C8A0DC" w:val="clear"/>
+          </w:tcPr>
+          <w:p>
+            <w:r>
+              <w:rPr>
+                <w:b w:val="0"/>
+                <w:sz w:val="16"/>
+              </w:rPr>
+              <w:t>m</w:t>
+            </w:r>
+          </w:p>
+        </w:tc>
+        <w:tc>
+          <w:tcPr>
+            <w:tcW w:type="dxa" w:w="680"/>
+            <w:shd w:fill="C8A0DC" w:val="clear"/>
+          </w:tcPr>
+          <w:p>
+            <w:r>
+              <w:rPr>
+                <w:b w:val="0"/>
+                <w:sz w:val="16"/>
+              </w:rPr>
+              <w:t>359.0</w:t>
+            </w:r>
+          </w:p>
+        </w:tc>
+        <w:tc>
+          <w:tcPr>
+            <w:tcW w:type="dxa" w:w="3572"/>
+            <w:shd w:fill="C8A0DC" w:val="clear"/>
           </w:tcPr>
           <w:p>
             <w:r>
@@ -1421,36 +1341,7 @@
                 <w:color w:val="CC0000"/>
                 <w:sz w:val="16"/>
               </w:rPr>
-              <w:t>ml</w:t>
-            </w:r>
-          </w:p>
-        </w:tc>
-        <w:tc>
-          <w:tcPr>
-            <w:tcW w:type="dxa" w:w="680"/>
-          </w:tcPr>
-          <w:p>
-            <w:r>
-              <w:rPr>
-                <w:b w:val="0"/>
-                <w:sz w:val="16"/>
-              </w:rPr>
-              <w:t>125.82</w:t>
-            </w:r>
-          </w:p>
-        </w:tc>
-        <w:tc>
-          <w:tcPr>
-            <w:tcW w:type="dxa" w:w="3572"/>
-          </w:tcPr>
-          <w:p>
-            <w:r>
-              <w:rPr>
-                <w:b w:val="0"/>
-                <w:color w:val="CC0000"/>
-                <w:sz w:val="16"/>
-              </w:rPr>
-              <w:t>Unitate de măsură diferită: referință mp, ofertat ml</w:t>
+              <w:t>Descriere diferită (similaritate 0.11): referință 'coltare al cu plasa -', ofertat 'coltare al cu plasa - 8 rpce21a1 - etansarea rosturilor orizontale dintre panourile mari exterioare de fatada executate cu fasii de polistiren expanda'</w:t>
             </w:r>
           </w:p>
         </w:tc>
@@ -1459,20 +1350,22 @@
         <w:tc>
           <w:tcPr>
             <w:tcW w:type="dxa" w:w="397"/>
-          </w:tcPr>
-          <w:p>
-            <w:r>
-              <w:rPr>
-                <w:b w:val="0"/>
-                <w:sz w:val="16"/>
-              </w:rPr>
-              <w:t>6</w:t>
+            <w:shd w:fill="C8A0DC" w:val="clear"/>
+          </w:tcPr>
+          <w:p>
+            <w:r>
+              <w:rPr>
+                <w:b w:val="0"/>
+                <w:sz w:val="16"/>
+              </w:rPr>
+              <w:t>7</w:t>
             </w:r>
           </w:p>
         </w:tc>
         <w:tc>
           <w:tcPr>
             <w:tcW w:type="dxa" w:w="1701"/>
+            <w:shd w:fill="C8A0DC" w:val="clear"/>
           </w:tcPr>
           <w:p>
             <w:r>
@@ -1487,6 +1380,7 @@
         <w:tc>
           <w:tcPr>
             <w:tcW w:type="dxa" w:w="850"/>
+            <w:shd w:fill="C8A0DC" w:val="clear"/>
           </w:tcPr>
           <w:p>
             <w:r>
@@ -1495,7 +1389,7 @@
                 <w:sz w:val="16"/>
                 <w:u w:val="single"/>
               </w:rPr>
-              <w:t>CF13D01</w:t>
+              <w:t>CL25A1</w:t>
             </w:r>
           </w:p>
           <w:p>
@@ -1507,56 +1401,59 @@
                 <w:b w:val="0"/>
                 <w:sz w:val="16"/>
               </w:rPr>
-              <w:t>$600012964</w:t>
+              <w:t>$7650374</w:t>
             </w:r>
           </w:p>
         </w:tc>
         <w:tc>
           <w:tcPr>
             <w:tcW w:type="dxa" w:w="1984"/>
-          </w:tcPr>
-          <w:p>
-            <w:r>
-              <w:rPr>
-                <w:b w:val="0"/>
-                <w:sz w:val="16"/>
-              </w:rPr>
-              <w:t>vopsea grund, alba, gata preparata, hidrofoba, ...</w:t>
+            <w:shd w:fill="C8A0DC" w:val="clear"/>
+          </w:tcPr>
+          <w:p>
+            <w:r>
+              <w:rPr>
+                <w:b w:val="0"/>
+                <w:sz w:val="16"/>
+              </w:rPr>
+              <w:t>coltare al cu plasa -</w:t>
             </w:r>
           </w:p>
         </w:tc>
         <w:tc>
           <w:tcPr>
             <w:tcW w:type="dxa" w:w="454"/>
-          </w:tcPr>
-          <w:p>
-            <w:r>
-              <w:rPr>
-                <w:b w:val="0"/>
-                <w:color w:val="CC0000"/>
-                <w:sz w:val="16"/>
-              </w:rPr>
-              <w:t>mp</w:t>
+            <w:shd w:fill="C8A0DC" w:val="clear"/>
+          </w:tcPr>
+          <w:p>
+            <w:r>
+              <w:rPr>
+                <w:b w:val="0"/>
+                <w:sz w:val="16"/>
+              </w:rPr>
+              <w:t>m</w:t>
             </w:r>
           </w:p>
         </w:tc>
         <w:tc>
           <w:tcPr>
             <w:tcW w:type="dxa" w:w="680"/>
-          </w:tcPr>
-          <w:p>
-            <w:r>
-              <w:rPr>
-                <w:b w:val="0"/>
-                <w:sz w:val="16"/>
-              </w:rPr>
-              <w:t>269.61</w:t>
+            <w:shd w:fill="C8A0DC" w:val="clear"/>
+          </w:tcPr>
+          <w:p>
+            <w:r>
+              <w:rPr>
+                <w:b w:val="0"/>
+                <w:sz w:val="16"/>
+              </w:rPr>
+              <w:t>359.0</w:t>
             </w:r>
           </w:p>
         </w:tc>
         <w:tc>
           <w:tcPr>
             <w:tcW w:type="dxa" w:w="850"/>
+            <w:shd w:fill="C8A0DC" w:val="clear"/>
           </w:tcPr>
           <w:p>
             <w:r>
@@ -1565,7 +1462,7 @@
                 <w:sz w:val="16"/>
                 <w:u w:val="single"/>
               </w:rPr>
-              <w:t>CF13D01</w:t>
+              <w:t>CL25A1</w:t>
             </w:r>
           </w:p>
           <w:p>
@@ -1577,27 +1474,59 @@
                 <w:b w:val="0"/>
                 <w:sz w:val="16"/>
               </w:rPr>
-              <w:t>$600012964</w:t>
+              <w:t>$7650374</w:t>
             </w:r>
           </w:p>
         </w:tc>
         <w:tc>
           <w:tcPr>
             <w:tcW w:type="dxa" w:w="1984"/>
-          </w:tcPr>
-          <w:p>
-            <w:r>
-              <w:rPr>
-                <w:b w:val="0"/>
-                <w:sz w:val="16"/>
-              </w:rPr>
-              <w:t>vopsea grund, alba, gata preparata, hidrofoba, ...</w:t>
+            <w:shd w:fill="C8A0DC" w:val="clear"/>
+          </w:tcPr>
+          <w:p>
+            <w:r>
+              <w:rPr>
+                <w:b w:val="0"/>
+                <w:sz w:val="16"/>
+              </w:rPr>
+              <w:t>coltare al cu plasa - 8 rpce21a1 - etansarea ro...</w:t>
             </w:r>
           </w:p>
         </w:tc>
         <w:tc>
           <w:tcPr>
             <w:tcW w:type="dxa" w:w="454"/>
+            <w:shd w:fill="C8A0DC" w:val="clear"/>
+          </w:tcPr>
+          <w:p>
+            <w:r>
+              <w:rPr>
+                <w:b w:val="0"/>
+                <w:sz w:val="16"/>
+              </w:rPr>
+              <w:t>m</w:t>
+            </w:r>
+          </w:p>
+        </w:tc>
+        <w:tc>
+          <w:tcPr>
+            <w:tcW w:type="dxa" w:w="680"/>
+            <w:shd w:fill="C8A0DC" w:val="clear"/>
+          </w:tcPr>
+          <w:p>
+            <w:r>
+              <w:rPr>
+                <w:b w:val="0"/>
+                <w:sz w:val="16"/>
+              </w:rPr>
+              <w:t>359.0</w:t>
+            </w:r>
+          </w:p>
+        </w:tc>
+        <w:tc>
+          <w:tcPr>
+            <w:tcW w:type="dxa" w:w="3572"/>
+            <w:shd w:fill="C8A0DC" w:val="clear"/>
           </w:tcPr>
           <w:p>
             <w:r>
@@ -1606,36 +1535,7 @@
                 <w:color w:val="CC0000"/>
                 <w:sz w:val="16"/>
               </w:rPr>
-              <w:t>ml</w:t>
-            </w:r>
-          </w:p>
-        </w:tc>
-        <w:tc>
-          <w:tcPr>
-            <w:tcW w:type="dxa" w:w="680"/>
-          </w:tcPr>
-          <w:p>
-            <w:r>
-              <w:rPr>
-                <w:b w:val="0"/>
-                <w:sz w:val="16"/>
-              </w:rPr>
-              <w:t>269.61</w:t>
-            </w:r>
-          </w:p>
-        </w:tc>
-        <w:tc>
-          <w:tcPr>
-            <w:tcW w:type="dxa" w:w="3572"/>
-          </w:tcPr>
-          <w:p>
-            <w:r>
-              <w:rPr>
-                <w:b w:val="0"/>
-                <w:color w:val="CC0000"/>
-                <w:sz w:val="16"/>
-              </w:rPr>
-              <w:t>Unitate de măsură diferită: referință mp, ofertat ml</w:t>
+              <w:t>Descriere diferită (similaritate 0.11): referință 'coltare al cu plasa -', ofertat 'coltare al cu plasa - 8 rpce21a1 - etansarea rosturilor orizontale dintre panourile mari exterioare de fatada executate cu fasii de polistiren expanda'</w:t>
             </w:r>
           </w:p>
         </w:tc>
@@ -1644,20 +1544,22 @@
         <w:tc>
           <w:tcPr>
             <w:tcW w:type="dxa" w:w="397"/>
-          </w:tcPr>
-          <w:p>
-            <w:r>
-              <w:rPr>
-                <w:b w:val="0"/>
-                <w:sz w:val="16"/>
-              </w:rPr>
-              <w:t>6</w:t>
+            <w:shd w:fill="C8A0DC" w:val="clear"/>
+          </w:tcPr>
+          <w:p>
+            <w:r>
+              <w:rPr>
+                <w:b w:val="0"/>
+                <w:sz w:val="16"/>
+              </w:rPr>
+              <w:t>7</w:t>
             </w:r>
           </w:p>
         </w:tc>
         <w:tc>
           <w:tcPr>
             <w:tcW w:type="dxa" w:w="1701"/>
+            <w:shd w:fill="C8A0DC" w:val="clear"/>
           </w:tcPr>
           <w:p>
             <w:r>
@@ -1672,6 +1574,7 @@
         <w:tc>
           <w:tcPr>
             <w:tcW w:type="dxa" w:w="850"/>
+            <w:shd w:fill="C8A0DC" w:val="clear"/>
           </w:tcPr>
           <w:p>
             <w:r>
@@ -1680,7 +1583,7 @@
                 <w:sz w:val="16"/>
                 <w:u w:val="single"/>
               </w:rPr>
-              <w:t>CF13D01</w:t>
+              <w:t>CL25A1</w:t>
             </w:r>
           </w:p>
           <w:p>
@@ -1692,56 +1595,59 @@
                 <w:b w:val="0"/>
                 <w:sz w:val="16"/>
               </w:rPr>
-              <w:t>$600013001</w:t>
+              <w:t>$7650374</w:t>
             </w:r>
           </w:p>
         </w:tc>
         <w:tc>
           <w:tcPr>
             <w:tcW w:type="dxa" w:w="1984"/>
-          </w:tcPr>
-          <w:p>
-            <w:r>
-              <w:rPr>
-                <w:b w:val="0"/>
-                <w:sz w:val="16"/>
-              </w:rPr>
-              <w:t>concentrat de curatare antimucegai, pentru inde...</w:t>
+            <w:shd w:fill="C8A0DC" w:val="clear"/>
+          </w:tcPr>
+          <w:p>
+            <w:r>
+              <w:rPr>
+                <w:b w:val="0"/>
+                <w:sz w:val="16"/>
+              </w:rPr>
+              <w:t>coltare al cu plasa -</w:t>
             </w:r>
           </w:p>
         </w:tc>
         <w:tc>
           <w:tcPr>
             <w:tcW w:type="dxa" w:w="454"/>
-          </w:tcPr>
-          <w:p>
-            <w:r>
-              <w:rPr>
-                <w:b w:val="0"/>
-                <w:color w:val="CC0000"/>
-                <w:sz w:val="16"/>
-              </w:rPr>
-              <w:t>mp</w:t>
+            <w:shd w:fill="C8A0DC" w:val="clear"/>
+          </w:tcPr>
+          <w:p>
+            <w:r>
+              <w:rPr>
+                <w:b w:val="0"/>
+                <w:sz w:val="16"/>
+              </w:rPr>
+              <w:t>m</w:t>
             </w:r>
           </w:p>
         </w:tc>
         <w:tc>
           <w:tcPr>
             <w:tcW w:type="dxa" w:w="680"/>
-          </w:tcPr>
-          <w:p>
-            <w:r>
-              <w:rPr>
-                <w:b w:val="0"/>
-                <w:sz w:val="16"/>
-              </w:rPr>
-              <w:t>125.82</w:t>
+            <w:shd w:fill="C8A0DC" w:val="clear"/>
+          </w:tcPr>
+          <w:p>
+            <w:r>
+              <w:rPr>
+                <w:b w:val="0"/>
+                <w:sz w:val="16"/>
+              </w:rPr>
+              <w:t>359.0</w:t>
             </w:r>
           </w:p>
         </w:tc>
         <w:tc>
           <w:tcPr>
             <w:tcW w:type="dxa" w:w="850"/>
+            <w:shd w:fill="C8A0DC" w:val="clear"/>
           </w:tcPr>
           <w:p>
             <w:r>
@@ -1750,7 +1656,7 @@
                 <w:sz w:val="16"/>
                 <w:u w:val="single"/>
               </w:rPr>
-              <w:t>CF13D01</w:t>
+              <w:t>CL25A1</w:t>
             </w:r>
           </w:p>
           <w:p>
@@ -1762,27 +1668,59 @@
                 <w:b w:val="0"/>
                 <w:sz w:val="16"/>
               </w:rPr>
-              <w:t>$600013001</w:t>
+              <w:t>$7650374</w:t>
             </w:r>
           </w:p>
         </w:tc>
         <w:tc>
           <w:tcPr>
             <w:tcW w:type="dxa" w:w="1984"/>
-          </w:tcPr>
-          <w:p>
-            <w:r>
-              <w:rPr>
-                <w:b w:val="0"/>
-                <w:sz w:val="16"/>
-              </w:rPr>
-              <w:t>concentrat de curatare antimucegai, pentru inde...</w:t>
+            <w:shd w:fill="C8A0DC" w:val="clear"/>
+          </w:tcPr>
+          <w:p>
+            <w:r>
+              <w:rPr>
+                <w:b w:val="0"/>
+                <w:sz w:val="16"/>
+              </w:rPr>
+              <w:t>coltare al cu plasa - 8 rpce21a1 - etansarea ro...</w:t>
             </w:r>
           </w:p>
         </w:tc>
         <w:tc>
           <w:tcPr>
             <w:tcW w:type="dxa" w:w="454"/>
+            <w:shd w:fill="C8A0DC" w:val="clear"/>
+          </w:tcPr>
+          <w:p>
+            <w:r>
+              <w:rPr>
+                <w:b w:val="0"/>
+                <w:sz w:val="16"/>
+              </w:rPr>
+              <w:t>m</w:t>
+            </w:r>
+          </w:p>
+        </w:tc>
+        <w:tc>
+          <w:tcPr>
+            <w:tcW w:type="dxa" w:w="680"/>
+            <w:shd w:fill="C8A0DC" w:val="clear"/>
+          </w:tcPr>
+          <w:p>
+            <w:r>
+              <w:rPr>
+                <w:b w:val="0"/>
+                <w:sz w:val="16"/>
+              </w:rPr>
+              <w:t>359.0</w:t>
+            </w:r>
+          </w:p>
+        </w:tc>
+        <w:tc>
+          <w:tcPr>
+            <w:tcW w:type="dxa" w:w="3572"/>
+            <w:shd w:fill="C8A0DC" w:val="clear"/>
           </w:tcPr>
           <w:p>
             <w:r>
@@ -1791,36 +1729,7 @@
                 <w:color w:val="CC0000"/>
                 <w:sz w:val="16"/>
               </w:rPr>
-              <w:t>ml</w:t>
-            </w:r>
-          </w:p>
-        </w:tc>
-        <w:tc>
-          <w:tcPr>
-            <w:tcW w:type="dxa" w:w="680"/>
-          </w:tcPr>
-          <w:p>
-            <w:r>
-              <w:rPr>
-                <w:b w:val="0"/>
-                <w:sz w:val="16"/>
-              </w:rPr>
-              <w:t>125.82</w:t>
-            </w:r>
-          </w:p>
-        </w:tc>
-        <w:tc>
-          <w:tcPr>
-            <w:tcW w:type="dxa" w:w="3572"/>
-          </w:tcPr>
-          <w:p>
-            <w:r>
-              <w:rPr>
-                <w:b w:val="0"/>
-                <w:color w:val="CC0000"/>
-                <w:sz w:val="16"/>
-              </w:rPr>
-              <w:t>Unitate de măsură diferită: referință mp, ofertat ml</w:t>
+              <w:t>Descriere diferită (similaritate 0.11): referință 'coltare al cu plasa -', ofertat 'coltare al cu plasa - 8 rpce21a1 - etansarea rosturilor orizontale dintre panourile mari exterioare de fatada executate cu fasii de polistiren expanda'</w:t>
             </w:r>
           </w:p>
         </w:tc>
@@ -1877,7 +1786,7 @@
                 <w:b w:val="0"/>
                 <w:sz w:val="16"/>
               </w:rPr>
-              <w:t>$600012964</w:t>
+              <w:t>$600013001</w:t>
             </w:r>
           </w:p>
         </w:tc>
@@ -1891,7 +1800,7 @@
                 <w:b w:val="0"/>
                 <w:sz w:val="16"/>
               </w:rPr>
-              <w:t>vopsea grund, alba, gata preparata, hidrofoba, ...</w:t>
+              <w:t>concentrat de curatare antimucegai, pentru inde...</w:t>
             </w:r>
           </w:p>
         </w:tc>
@@ -1920,7 +1829,7 @@
                 <w:b w:val="0"/>
                 <w:sz w:val="16"/>
               </w:rPr>
-              <w:t>269.61</w:t>
+              <w:t>125.82</w:t>
             </w:r>
           </w:p>
         </w:tc>
@@ -1947,7 +1856,7 @@
                 <w:b w:val="0"/>
                 <w:sz w:val="16"/>
               </w:rPr>
-              <w:t>$600012964</w:t>
+              <w:t>$600013001</w:t>
             </w:r>
           </w:p>
         </w:tc>
@@ -1961,7 +1870,7 @@
                 <w:b w:val="0"/>
                 <w:sz w:val="16"/>
               </w:rPr>
-              <w:t>vopsea grund, alba, gata preparata, hidrofoba, ...</w:t>
+              <w:t>concentrat de curatare antimucegai, pentru inde...</w:t>
             </w:r>
           </w:p>
         </w:tc>
@@ -1990,7 +1899,7 @@
                 <w:b w:val="0"/>
                 <w:sz w:val="16"/>
               </w:rPr>
-              <w:t>269.61</w:t>
+              <w:t>125.82</w:t>
             </w:r>
           </w:p>
         </w:tc>
@@ -2062,7 +1971,7 @@
                 <w:b w:val="0"/>
                 <w:sz w:val="16"/>
               </w:rPr>
-              <w:t>$600013001</w:t>
+              <w:t>$600012964</w:t>
             </w:r>
           </w:p>
         </w:tc>
@@ -2076,7 +1985,7 @@
                 <w:b w:val="0"/>
                 <w:sz w:val="16"/>
               </w:rPr>
-              <w:t>concentrat de curatare antimucegai, pentru inde...</w:t>
+              <w:t>vopsea grund, alba, gata preparata, hidrofoba, ...</w:t>
             </w:r>
           </w:p>
         </w:tc>
@@ -2105,7 +2014,7 @@
                 <w:b w:val="0"/>
                 <w:sz w:val="16"/>
               </w:rPr>
-              <w:t>125.82</w:t>
+              <w:t>269.61</w:t>
             </w:r>
           </w:p>
         </w:tc>
@@ -2132,7 +2041,7 @@
                 <w:b w:val="0"/>
                 <w:sz w:val="16"/>
               </w:rPr>
-              <w:t>$600013001</w:t>
+              <w:t>$600012964</w:t>
             </w:r>
           </w:p>
         </w:tc>
@@ -2146,7 +2055,7 @@
                 <w:b w:val="0"/>
                 <w:sz w:val="16"/>
               </w:rPr>
-              <w:t>concentrat de curatare antimucegai, pentru inde...</w:t>
+              <w:t>vopsea grund, alba, gata preparata, hidrofoba, ...</w:t>
             </w:r>
           </w:p>
         </w:tc>
@@ -2175,7 +2084,7 @@
                 <w:b w:val="0"/>
                 <w:sz w:val="16"/>
               </w:rPr>
-              <w:t>125.82</w:t>
+              <w:t>269.61</w:t>
             </w:r>
           </w:p>
         </w:tc>
@@ -2191,6 +2100,142 @@
                 <w:sz w:val="16"/>
               </w:rPr>
               <w:t>Unitate de măsură diferită: referință mp, ofertat ml</w:t>
+            </w:r>
+          </w:p>
+        </w:tc>
+      </w:tr>
+      <w:tr>
+        <w:tc>
+          <w:tcPr>
+            <w:tcW w:type="dxa" w:w="397"/>
+            <w:shd w:fill="FFB3B3" w:val="clear"/>
+          </w:tcPr>
+          <w:p>
+            <w:r>
+              <w:rPr>
+                <w:b w:val="0"/>
+                <w:sz w:val="16"/>
+              </w:rPr>
+              <w:t>8</w:t>
+            </w:r>
+          </w:p>
+        </w:tc>
+        <w:tc>
+          <w:tcPr>
+            <w:tcW w:type="dxa" w:w="1701"/>
+            <w:shd w:fill="FFB3B3" w:val="clear"/>
+          </w:tcPr>
+          <w:p>
+            <w:r>
+              <w:rPr>
+                <w:b w:val="0"/>
+                <w:sz w:val="16"/>
+              </w:rPr>
+              <w:t>BLC1 - BLC1 ARHITECTURA</w:t>
+            </w:r>
+          </w:p>
+        </w:tc>
+        <w:tc>
+          <w:tcPr>
+            <w:tcW w:type="dxa" w:w="850"/>
+            <w:shd w:fill="FFB3B3" w:val="clear"/>
+          </w:tcPr>
+          <w:p>
+            <w:r>
+              <w:rPr>
+                <w:b w:val="0"/>
+                <w:sz w:val="16"/>
+              </w:rPr>
+              <w:t>RPCE21A1</w:t>
+            </w:r>
+          </w:p>
+        </w:tc>
+        <w:tc>
+          <w:tcPr>
+            <w:tcW w:type="dxa" w:w="1984"/>
+            <w:shd w:fill="FFB3B3" w:val="clear"/>
+          </w:tcPr>
+          <w:p>
+            <w:r>
+              <w:rPr>
+                <w:b w:val="0"/>
+                <w:sz w:val="16"/>
+              </w:rPr>
+              <w:t>etansarea rosturilor orizontale dintre - panour...</w:t>
+            </w:r>
+          </w:p>
+        </w:tc>
+        <w:tc>
+          <w:tcPr>
+            <w:tcW w:type="dxa" w:w="454"/>
+            <w:shd w:fill="FFB3B3" w:val="clear"/>
+          </w:tcPr>
+          <w:p>
+            <w:r>
+              <w:rPr>
+                <w:b w:val="0"/>
+                <w:sz w:val="16"/>
+              </w:rPr>
+              <w:t>m</w:t>
+            </w:r>
+          </w:p>
+        </w:tc>
+        <w:tc>
+          <w:tcPr>
+            <w:tcW w:type="dxa" w:w="680"/>
+            <w:shd w:fill="FFB3B3" w:val="clear"/>
+          </w:tcPr>
+          <w:p>
+            <w:r>
+              <w:rPr>
+                <w:b w:val="0"/>
+                <w:sz w:val="16"/>
+              </w:rPr>
+              <w:t>53.0</w:t>
+            </w:r>
+          </w:p>
+        </w:tc>
+        <w:tc>
+          <w:tcPr>
+            <w:tcW w:type="dxa" w:w="850"/>
+            <w:shd w:fill="FFB3B3" w:val="clear"/>
+          </w:tcPr>
+          <w:p/>
+        </w:tc>
+        <w:tc>
+          <w:tcPr>
+            <w:tcW w:type="dxa" w:w="1984"/>
+            <w:shd w:fill="FFB3B3" w:val="clear"/>
+          </w:tcPr>
+          <w:p/>
+        </w:tc>
+        <w:tc>
+          <w:tcPr>
+            <w:tcW w:type="dxa" w:w="454"/>
+            <w:shd w:fill="FFB3B3" w:val="clear"/>
+          </w:tcPr>
+          <w:p/>
+        </w:tc>
+        <w:tc>
+          <w:tcPr>
+            <w:tcW w:type="dxa" w:w="680"/>
+            <w:shd w:fill="FFB3B3" w:val="clear"/>
+          </w:tcPr>
+          <w:p/>
+        </w:tc>
+        <w:tc>
+          <w:tcPr>
+            <w:tcW w:type="dxa" w:w="3572"/>
+            <w:shd w:fill="FFB3B3" w:val="clear"/>
+          </w:tcPr>
+          <w:p>
+            <w:r>
+              <w:rPr>
+                <w:b w:val="0"/>
+                <w:color w:val="CC0000"/>
+                <w:sz w:val="16"/>
+              </w:rPr>
+              <w:t>Articol lipsă din ofertă</w:t>
             </w:r>
           </w:p>
         </w:tc>
@@ -2247,7 +2292,7 @@
                 <w:b w:val="0"/>
                 <w:sz w:val="16"/>
               </w:rPr>
-              <w:t>$600012964</w:t>
+              <w:t>$600013001</w:t>
             </w:r>
           </w:p>
         </w:tc>
@@ -2261,7 +2306,7 @@
                 <w:b w:val="0"/>
                 <w:sz w:val="16"/>
               </w:rPr>
-              <w:t>vopsea grund, alba, gata preparata, hidrofoba, ...</w:t>
+              <w:t>concentrat de curatare antimucegai, pentru inde...</w:t>
             </w:r>
           </w:p>
         </w:tc>
@@ -2290,7 +2335,7 @@
                 <w:b w:val="0"/>
                 <w:sz w:val="16"/>
               </w:rPr>
-              <w:t>269.61</w:t>
+              <w:t>125.82</w:t>
             </w:r>
           </w:p>
         </w:tc>
@@ -2317,7 +2362,7 @@
                 <w:b w:val="0"/>
                 <w:sz w:val="16"/>
               </w:rPr>
-              <w:t>$600012964</w:t>
+              <w:t>$600013001</w:t>
             </w:r>
           </w:p>
         </w:tc>
@@ -2331,7 +2376,7 @@
                 <w:b w:val="0"/>
                 <w:sz w:val="16"/>
               </w:rPr>
-              <w:t>vopsea grund, alba, gata preparata, hidrofoba, ...</w:t>
+              <w:t>concentrat de curatare antimucegai, pentru inde...</w:t>
             </w:r>
           </w:p>
         </w:tc>
@@ -2360,7 +2405,7 @@
                 <w:b w:val="0"/>
                 <w:sz w:val="16"/>
               </w:rPr>
-              <w:t>269.61</w:t>
+              <w:t>125.82</w:t>
             </w:r>
           </w:p>
         </w:tc>
@@ -2391,7 +2436,7 @@
                 <w:b w:val="0"/>
                 <w:sz w:val="16"/>
               </w:rPr>
-              <w:t>21</w:t>
+              <w:t>6</w:t>
             </w:r>
           </w:p>
         </w:tc>
@@ -2420,7 +2465,7 @@
                 <w:sz w:val="16"/>
                 <w:u w:val="single"/>
               </w:rPr>
-              <w:t>RPCE31B</w:t>
+              <w:t>CF13D01</w:t>
             </w:r>
           </w:p>
           <w:p>
@@ -2432,7 +2477,7 @@
                 <w:b w:val="0"/>
                 <w:sz w:val="16"/>
               </w:rPr>
-              <w:t>$7801670</w:t>
+              <w:t>$600012964</w:t>
             </w:r>
           </w:p>
         </w:tc>
@@ -2446,7 +2491,7 @@
                 <w:b w:val="0"/>
                 <w:sz w:val="16"/>
               </w:rPr>
-              <w:t>membrana bituminoasa cu ardezie</w:t>
+              <w:t>vopsea grund, alba, gata preparata, hidrofoba, ...</w:t>
             </w:r>
           </w:p>
         </w:tc>
@@ -2458,6 +2503,7 @@
             <w:r>
               <w:rPr>
                 <w:b w:val="0"/>
+                <w:color w:val="CC0000"/>
                 <w:sz w:val="16"/>
               </w:rPr>
               <w:t>mp</w:t>
@@ -2474,7 +2520,7 @@
                 <w:b w:val="0"/>
                 <w:sz w:val="16"/>
               </w:rPr>
-              <w:t>871.2</w:t>
+              <w:t>269.61</w:t>
             </w:r>
           </w:p>
         </w:tc>
@@ -2487,106 +2533,9 @@
               <w:rPr>
                 <w:b w:val="0"/>
                 <w:sz w:val="16"/>
-              </w:rPr>
-            </w:r>
-          </w:p>
-        </w:tc>
-        <w:tc>
-          <w:tcPr>
-            <w:tcW w:type="dxa" w:w="1984"/>
-          </w:tcPr>
-          <w:p>
-            <w:r>
-              <w:rPr>
-                <w:b w:val="0"/>
-                <w:sz w:val="16"/>
-              </w:rPr>
-            </w:r>
-          </w:p>
-        </w:tc>
-        <w:tc>
-          <w:tcPr>
-            <w:tcW w:type="dxa" w:w="454"/>
-          </w:tcPr>
-          <w:p>
-            <w:r>
-              <w:rPr>
-                <w:b w:val="0"/>
-                <w:sz w:val="16"/>
-              </w:rPr>
-            </w:r>
-          </w:p>
-        </w:tc>
-        <w:tc>
-          <w:tcPr>
-            <w:tcW w:type="dxa" w:w="680"/>
-          </w:tcPr>
-          <w:p>
-            <w:r>
-              <w:rPr>
-                <w:b w:val="0"/>
-                <w:sz w:val="16"/>
-              </w:rPr>
-            </w:r>
-          </w:p>
-        </w:tc>
-        <w:tc>
-          <w:tcPr>
-            <w:tcW w:type="dxa" w:w="3572"/>
-          </w:tcPr>
-          <w:p>
-            <w:r>
-              <w:rPr>
-                <w:b w:val="0"/>
-                <w:color w:val="CC0000"/>
-                <w:sz w:val="16"/>
-              </w:rPr>
-              <w:t>DEVIZ_MISMATCH</w:t>
-            </w:r>
-          </w:p>
-        </w:tc>
-      </w:tr>
-      <w:tr>
-        <w:tc>
-          <w:tcPr>
-            <w:tcW w:type="dxa" w:w="397"/>
-          </w:tcPr>
-          <w:p>
-            <w:r>
-              <w:rPr>
-                <w:b w:val="0"/>
-                <w:sz w:val="16"/>
-              </w:rPr>
-              <w:t>21</w:t>
-            </w:r>
-          </w:p>
-        </w:tc>
-        <w:tc>
-          <w:tcPr>
-            <w:tcW w:type="dxa" w:w="1701"/>
-          </w:tcPr>
-          <w:p>
-            <w:r>
-              <w:rPr>
-                <w:b w:val="0"/>
-                <w:sz w:val="16"/>
-              </w:rPr>
-              <w:t>BLC1 - BLC1 ARHITECTURA</w:t>
-            </w:r>
-          </w:p>
-        </w:tc>
-        <w:tc>
-          <w:tcPr>
-            <w:tcW w:type="dxa" w:w="850"/>
-          </w:tcPr>
-          <w:p>
-            <w:r>
-              <w:rPr>
-                <w:b w:val="0"/>
-                <w:sz w:val="16"/>
                 <w:u w:val="single"/>
               </w:rPr>
-              <w:t>RPCE31B</w:t>
+              <w:t>CF13D01</w:t>
             </w:r>
           </w:p>
           <w:p>
@@ -2598,7 +2547,7 @@
                 <w:b w:val="0"/>
                 <w:sz w:val="16"/>
               </w:rPr>
-              <w:t>$7801670</w:t>
+              <w:t>$600012964</w:t>
             </w:r>
           </w:p>
         </w:tc>
@@ -2612,7 +2561,7 @@
                 <w:b w:val="0"/>
                 <w:sz w:val="16"/>
               </w:rPr>
-              <w:t>membrana bituminoasa cu ardezie</w:t>
+              <w:t>vopsea grund, alba, gata preparata, hidrofoba, ...</w:t>
             </w:r>
           </w:p>
         </w:tc>
@@ -2624,9 +2573,10 @@
             <w:r>
               <w:rPr>
                 <w:b w:val="0"/>
-                <w:sz w:val="16"/>
-              </w:rPr>
-              <w:t>mp</w:t>
+                <w:color w:val="CC0000"/>
+                <w:sz w:val="16"/>
+              </w:rPr>
+              <w:t>ml</w:t>
             </w:r>
           </w:p>
         </w:tc>
@@ -2640,59 +2590,7 @@
                 <w:b w:val="0"/>
                 <w:sz w:val="16"/>
               </w:rPr>
-              <w:t>871.2</w:t>
-            </w:r>
-          </w:p>
-        </w:tc>
-        <w:tc>
-          <w:tcPr>
-            <w:tcW w:type="dxa" w:w="850"/>
-          </w:tcPr>
-          <w:p>
-            <w:r>
-              <w:rPr>
-                <w:b w:val="0"/>
-                <w:sz w:val="16"/>
-              </w:rPr>
-            </w:r>
-          </w:p>
-        </w:tc>
-        <w:tc>
-          <w:tcPr>
-            <w:tcW w:type="dxa" w:w="1984"/>
-          </w:tcPr>
-          <w:p>
-            <w:r>
-              <w:rPr>
-                <w:b w:val="0"/>
-                <w:sz w:val="16"/>
-              </w:rPr>
-            </w:r>
-          </w:p>
-        </w:tc>
-        <w:tc>
-          <w:tcPr>
-            <w:tcW w:type="dxa" w:w="454"/>
-          </w:tcPr>
-          <w:p>
-            <w:r>
-              <w:rPr>
-                <w:b w:val="0"/>
-                <w:sz w:val="16"/>
-              </w:rPr>
-            </w:r>
-          </w:p>
-        </w:tc>
-        <w:tc>
-          <w:tcPr>
-            <w:tcW w:type="dxa" w:w="680"/>
-          </w:tcPr>
-          <w:p>
-            <w:r>
-              <w:rPr>
-                <w:b w:val="0"/>
-                <w:sz w:val="16"/>
-              </w:rPr>
+              <w:t>269.61</w:t>
             </w:r>
           </w:p>
         </w:tc>
@@ -2707,7 +2605,7 @@
                 <w:color w:val="CC0000"/>
                 <w:sz w:val="16"/>
               </w:rPr>
-              <w:t>DEVIZ_MISMATCH</w:t>
+              <w:t>Unitate de măsură diferită: referință mp, ofertat ml</w:t>
             </w:r>
           </w:p>
         </w:tc>
@@ -2723,7 +2621,7 @@
                 <w:b w:val="0"/>
                 <w:sz w:val="16"/>
               </w:rPr>
-              <w:t>21</w:t>
+              <w:t>6</w:t>
             </w:r>
           </w:p>
         </w:tc>
@@ -2752,7 +2650,7 @@
                 <w:sz w:val="16"/>
                 <w:u w:val="single"/>
               </w:rPr>
-              <w:t>RPCE31B</w:t>
+              <w:t>CF13D01</w:t>
             </w:r>
           </w:p>
           <w:p>
@@ -2764,6 +2662,1078 @@
                 <w:b w:val="0"/>
                 <w:sz w:val="16"/>
               </w:rPr>
+              <w:t>$600013001</w:t>
+            </w:r>
+          </w:p>
+        </w:tc>
+        <w:tc>
+          <w:tcPr>
+            <w:tcW w:type="dxa" w:w="1984"/>
+          </w:tcPr>
+          <w:p>
+            <w:r>
+              <w:rPr>
+                <w:b w:val="0"/>
+                <w:sz w:val="16"/>
+              </w:rPr>
+              <w:t>concentrat de curatare antimucegai, pentru inde...</w:t>
+            </w:r>
+          </w:p>
+        </w:tc>
+        <w:tc>
+          <w:tcPr>
+            <w:tcW w:type="dxa" w:w="454"/>
+          </w:tcPr>
+          <w:p>
+            <w:r>
+              <w:rPr>
+                <w:b w:val="0"/>
+                <w:color w:val="CC0000"/>
+                <w:sz w:val="16"/>
+              </w:rPr>
+              <w:t>mp</w:t>
+            </w:r>
+          </w:p>
+        </w:tc>
+        <w:tc>
+          <w:tcPr>
+            <w:tcW w:type="dxa" w:w="680"/>
+          </w:tcPr>
+          <w:p>
+            <w:r>
+              <w:rPr>
+                <w:b w:val="0"/>
+                <w:sz w:val="16"/>
+              </w:rPr>
+              <w:t>125.82</w:t>
+            </w:r>
+          </w:p>
+        </w:tc>
+        <w:tc>
+          <w:tcPr>
+            <w:tcW w:type="dxa" w:w="850"/>
+          </w:tcPr>
+          <w:p>
+            <w:r>
+              <w:rPr>
+                <w:b w:val="0"/>
+                <w:sz w:val="16"/>
+                <w:u w:val="single"/>
+              </w:rPr>
+              <w:t>CF13D01</w:t>
+            </w:r>
+          </w:p>
+          <w:p>
+            <w:pPr>
+              <w:ind w:left="280"/>
+            </w:pPr>
+            <w:r>
+              <w:rPr>
+                <w:b w:val="0"/>
+                <w:sz w:val="16"/>
+              </w:rPr>
+              <w:t>$600013001</w:t>
+            </w:r>
+          </w:p>
+        </w:tc>
+        <w:tc>
+          <w:tcPr>
+            <w:tcW w:type="dxa" w:w="1984"/>
+          </w:tcPr>
+          <w:p>
+            <w:r>
+              <w:rPr>
+                <w:b w:val="0"/>
+                <w:sz w:val="16"/>
+              </w:rPr>
+              <w:t>concentrat de curatare antimucegai, pentru inde...</w:t>
+            </w:r>
+          </w:p>
+        </w:tc>
+        <w:tc>
+          <w:tcPr>
+            <w:tcW w:type="dxa" w:w="454"/>
+          </w:tcPr>
+          <w:p>
+            <w:r>
+              <w:rPr>
+                <w:b w:val="0"/>
+                <w:color w:val="CC0000"/>
+                <w:sz w:val="16"/>
+              </w:rPr>
+              <w:t>ml</w:t>
+            </w:r>
+          </w:p>
+        </w:tc>
+        <w:tc>
+          <w:tcPr>
+            <w:tcW w:type="dxa" w:w="680"/>
+          </w:tcPr>
+          <w:p>
+            <w:r>
+              <w:rPr>
+                <w:b w:val="0"/>
+                <w:sz w:val="16"/>
+              </w:rPr>
+              <w:t>125.82</w:t>
+            </w:r>
+          </w:p>
+        </w:tc>
+        <w:tc>
+          <w:tcPr>
+            <w:tcW w:type="dxa" w:w="3572"/>
+          </w:tcPr>
+          <w:p>
+            <w:r>
+              <w:rPr>
+                <w:b w:val="0"/>
+                <w:color w:val="CC0000"/>
+                <w:sz w:val="16"/>
+              </w:rPr>
+              <w:t>Unitate de măsură diferită: referință mp, ofertat ml</w:t>
+            </w:r>
+          </w:p>
+        </w:tc>
+      </w:tr>
+      <w:tr>
+        <w:tc>
+          <w:tcPr>
+            <w:tcW w:type="dxa" w:w="397"/>
+          </w:tcPr>
+          <w:p>
+            <w:r>
+              <w:rPr>
+                <w:b w:val="0"/>
+                <w:sz w:val="16"/>
+              </w:rPr>
+              <w:t>6</w:t>
+            </w:r>
+          </w:p>
+        </w:tc>
+        <w:tc>
+          <w:tcPr>
+            <w:tcW w:type="dxa" w:w="1701"/>
+          </w:tcPr>
+          <w:p>
+            <w:r>
+              <w:rPr>
+                <w:b w:val="0"/>
+                <w:sz w:val="16"/>
+              </w:rPr>
+              <w:t>BLC1 - BLC1 ARHITECTURA</w:t>
+            </w:r>
+          </w:p>
+        </w:tc>
+        <w:tc>
+          <w:tcPr>
+            <w:tcW w:type="dxa" w:w="850"/>
+          </w:tcPr>
+          <w:p>
+            <w:r>
+              <w:rPr>
+                <w:b w:val="0"/>
+                <w:sz w:val="16"/>
+                <w:u w:val="single"/>
+              </w:rPr>
+              <w:t>CF13D01</w:t>
+            </w:r>
+          </w:p>
+          <w:p>
+            <w:pPr>
+              <w:ind w:left="280"/>
+            </w:pPr>
+            <w:r>
+              <w:rPr>
+                <w:b w:val="0"/>
+                <w:sz w:val="16"/>
+              </w:rPr>
+              <w:t>$600012964</w:t>
+            </w:r>
+          </w:p>
+        </w:tc>
+        <w:tc>
+          <w:tcPr>
+            <w:tcW w:type="dxa" w:w="1984"/>
+          </w:tcPr>
+          <w:p>
+            <w:r>
+              <w:rPr>
+                <w:b w:val="0"/>
+                <w:sz w:val="16"/>
+              </w:rPr>
+              <w:t>vopsea grund, alba, gata preparata, hidrofoba, ...</w:t>
+            </w:r>
+          </w:p>
+        </w:tc>
+        <w:tc>
+          <w:tcPr>
+            <w:tcW w:type="dxa" w:w="454"/>
+          </w:tcPr>
+          <w:p>
+            <w:r>
+              <w:rPr>
+                <w:b w:val="0"/>
+                <w:color w:val="CC0000"/>
+                <w:sz w:val="16"/>
+              </w:rPr>
+              <w:t>mp</w:t>
+            </w:r>
+          </w:p>
+        </w:tc>
+        <w:tc>
+          <w:tcPr>
+            <w:tcW w:type="dxa" w:w="680"/>
+          </w:tcPr>
+          <w:p>
+            <w:r>
+              <w:rPr>
+                <w:b w:val="0"/>
+                <w:sz w:val="16"/>
+              </w:rPr>
+              <w:t>269.61</w:t>
+            </w:r>
+          </w:p>
+        </w:tc>
+        <w:tc>
+          <w:tcPr>
+            <w:tcW w:type="dxa" w:w="850"/>
+          </w:tcPr>
+          <w:p>
+            <w:r>
+              <w:rPr>
+                <w:b w:val="0"/>
+                <w:sz w:val="16"/>
+                <w:u w:val="single"/>
+              </w:rPr>
+              <w:t>CF13D01</w:t>
+            </w:r>
+          </w:p>
+          <w:p>
+            <w:pPr>
+              <w:ind w:left="280"/>
+            </w:pPr>
+            <w:r>
+              <w:rPr>
+                <w:b w:val="0"/>
+                <w:sz w:val="16"/>
+              </w:rPr>
+              <w:t>$600012964</w:t>
+            </w:r>
+          </w:p>
+        </w:tc>
+        <w:tc>
+          <w:tcPr>
+            <w:tcW w:type="dxa" w:w="1984"/>
+          </w:tcPr>
+          <w:p>
+            <w:r>
+              <w:rPr>
+                <w:b w:val="0"/>
+                <w:sz w:val="16"/>
+              </w:rPr>
+              <w:t>vopsea grund, alba, gata preparata, hidrofoba, ...</w:t>
+            </w:r>
+          </w:p>
+        </w:tc>
+        <w:tc>
+          <w:tcPr>
+            <w:tcW w:type="dxa" w:w="454"/>
+          </w:tcPr>
+          <w:p>
+            <w:r>
+              <w:rPr>
+                <w:b w:val="0"/>
+                <w:color w:val="CC0000"/>
+                <w:sz w:val="16"/>
+              </w:rPr>
+              <w:t>ml</w:t>
+            </w:r>
+          </w:p>
+        </w:tc>
+        <w:tc>
+          <w:tcPr>
+            <w:tcW w:type="dxa" w:w="680"/>
+          </w:tcPr>
+          <w:p>
+            <w:r>
+              <w:rPr>
+                <w:b w:val="0"/>
+                <w:sz w:val="16"/>
+              </w:rPr>
+              <w:t>269.61</w:t>
+            </w:r>
+          </w:p>
+        </w:tc>
+        <w:tc>
+          <w:tcPr>
+            <w:tcW w:type="dxa" w:w="3572"/>
+          </w:tcPr>
+          <w:p>
+            <w:r>
+              <w:rPr>
+                <w:b w:val="0"/>
+                <w:color w:val="CC0000"/>
+                <w:sz w:val="16"/>
+              </w:rPr>
+              <w:t>Unitate de măsură diferită: referință mp, ofertat ml</w:t>
+            </w:r>
+          </w:p>
+        </w:tc>
+      </w:tr>
+      <w:tr>
+        <w:tc>
+          <w:tcPr>
+            <w:tcW w:type="dxa" w:w="397"/>
+          </w:tcPr>
+          <w:p>
+            <w:r>
+              <w:rPr>
+                <w:b w:val="0"/>
+                <w:sz w:val="16"/>
+              </w:rPr>
+              <w:t>6</w:t>
+            </w:r>
+          </w:p>
+        </w:tc>
+        <w:tc>
+          <w:tcPr>
+            <w:tcW w:type="dxa" w:w="1701"/>
+          </w:tcPr>
+          <w:p>
+            <w:r>
+              <w:rPr>
+                <w:b w:val="0"/>
+                <w:sz w:val="16"/>
+              </w:rPr>
+              <w:t>BLC1 - BLC1 ARHITECTURA</w:t>
+            </w:r>
+          </w:p>
+        </w:tc>
+        <w:tc>
+          <w:tcPr>
+            <w:tcW w:type="dxa" w:w="850"/>
+          </w:tcPr>
+          <w:p>
+            <w:r>
+              <w:rPr>
+                <w:b w:val="0"/>
+                <w:sz w:val="16"/>
+                <w:u w:val="single"/>
+              </w:rPr>
+              <w:t>CF13D01</w:t>
+            </w:r>
+          </w:p>
+          <w:p>
+            <w:pPr>
+              <w:ind w:left="280"/>
+            </w:pPr>
+            <w:r>
+              <w:rPr>
+                <w:b w:val="0"/>
+                <w:sz w:val="16"/>
+              </w:rPr>
+              <w:t>$600013001</w:t>
+            </w:r>
+          </w:p>
+        </w:tc>
+        <w:tc>
+          <w:tcPr>
+            <w:tcW w:type="dxa" w:w="1984"/>
+          </w:tcPr>
+          <w:p>
+            <w:r>
+              <w:rPr>
+                <w:b w:val="0"/>
+                <w:sz w:val="16"/>
+              </w:rPr>
+              <w:t>concentrat de curatare antimucegai, pentru inde...</w:t>
+            </w:r>
+          </w:p>
+        </w:tc>
+        <w:tc>
+          <w:tcPr>
+            <w:tcW w:type="dxa" w:w="454"/>
+          </w:tcPr>
+          <w:p>
+            <w:r>
+              <w:rPr>
+                <w:b w:val="0"/>
+                <w:color w:val="CC0000"/>
+                <w:sz w:val="16"/>
+              </w:rPr>
+              <w:t>mp</w:t>
+            </w:r>
+          </w:p>
+        </w:tc>
+        <w:tc>
+          <w:tcPr>
+            <w:tcW w:type="dxa" w:w="680"/>
+          </w:tcPr>
+          <w:p>
+            <w:r>
+              <w:rPr>
+                <w:b w:val="0"/>
+                <w:sz w:val="16"/>
+              </w:rPr>
+              <w:t>125.82</w:t>
+            </w:r>
+          </w:p>
+        </w:tc>
+        <w:tc>
+          <w:tcPr>
+            <w:tcW w:type="dxa" w:w="850"/>
+          </w:tcPr>
+          <w:p>
+            <w:r>
+              <w:rPr>
+                <w:b w:val="0"/>
+                <w:sz w:val="16"/>
+                <w:u w:val="single"/>
+              </w:rPr>
+              <w:t>CF13D01</w:t>
+            </w:r>
+          </w:p>
+          <w:p>
+            <w:pPr>
+              <w:ind w:left="280"/>
+            </w:pPr>
+            <w:r>
+              <w:rPr>
+                <w:b w:val="0"/>
+                <w:sz w:val="16"/>
+              </w:rPr>
+              <w:t>$600013001</w:t>
+            </w:r>
+          </w:p>
+        </w:tc>
+        <w:tc>
+          <w:tcPr>
+            <w:tcW w:type="dxa" w:w="1984"/>
+          </w:tcPr>
+          <w:p>
+            <w:r>
+              <w:rPr>
+                <w:b w:val="0"/>
+                <w:sz w:val="16"/>
+              </w:rPr>
+              <w:t>concentrat de curatare antimucegai, pentru inde...</w:t>
+            </w:r>
+          </w:p>
+        </w:tc>
+        <w:tc>
+          <w:tcPr>
+            <w:tcW w:type="dxa" w:w="454"/>
+          </w:tcPr>
+          <w:p>
+            <w:r>
+              <w:rPr>
+                <w:b w:val="0"/>
+                <w:color w:val="CC0000"/>
+                <w:sz w:val="16"/>
+              </w:rPr>
+              <w:t>ml</w:t>
+            </w:r>
+          </w:p>
+        </w:tc>
+        <w:tc>
+          <w:tcPr>
+            <w:tcW w:type="dxa" w:w="680"/>
+          </w:tcPr>
+          <w:p>
+            <w:r>
+              <w:rPr>
+                <w:b w:val="0"/>
+                <w:sz w:val="16"/>
+              </w:rPr>
+              <w:t>125.82</w:t>
+            </w:r>
+          </w:p>
+        </w:tc>
+        <w:tc>
+          <w:tcPr>
+            <w:tcW w:type="dxa" w:w="3572"/>
+          </w:tcPr>
+          <w:p>
+            <w:r>
+              <w:rPr>
+                <w:b w:val="0"/>
+                <w:color w:val="CC0000"/>
+                <w:sz w:val="16"/>
+              </w:rPr>
+              <w:t>Unitate de măsură diferită: referință mp, ofertat ml</w:t>
+            </w:r>
+          </w:p>
+        </w:tc>
+      </w:tr>
+      <w:tr>
+        <w:tc>
+          <w:tcPr>
+            <w:tcW w:type="dxa" w:w="397"/>
+          </w:tcPr>
+          <w:p>
+            <w:r>
+              <w:rPr>
+                <w:b w:val="0"/>
+                <w:sz w:val="16"/>
+              </w:rPr>
+              <w:t>6</w:t>
+            </w:r>
+          </w:p>
+        </w:tc>
+        <w:tc>
+          <w:tcPr>
+            <w:tcW w:type="dxa" w:w="1701"/>
+          </w:tcPr>
+          <w:p>
+            <w:r>
+              <w:rPr>
+                <w:b w:val="0"/>
+                <w:sz w:val="16"/>
+              </w:rPr>
+              <w:t>BLC1 - BLC1 ARHITECTURA</w:t>
+            </w:r>
+          </w:p>
+        </w:tc>
+        <w:tc>
+          <w:tcPr>
+            <w:tcW w:type="dxa" w:w="850"/>
+          </w:tcPr>
+          <w:p>
+            <w:r>
+              <w:rPr>
+                <w:b w:val="0"/>
+                <w:sz w:val="16"/>
+                <w:u w:val="single"/>
+              </w:rPr>
+              <w:t>CF13D01</w:t>
+            </w:r>
+          </w:p>
+          <w:p>
+            <w:pPr>
+              <w:ind w:left="280"/>
+            </w:pPr>
+            <w:r>
+              <w:rPr>
+                <w:b w:val="0"/>
+                <w:sz w:val="16"/>
+              </w:rPr>
+              <w:t>$600012964</w:t>
+            </w:r>
+          </w:p>
+        </w:tc>
+        <w:tc>
+          <w:tcPr>
+            <w:tcW w:type="dxa" w:w="1984"/>
+          </w:tcPr>
+          <w:p>
+            <w:r>
+              <w:rPr>
+                <w:b w:val="0"/>
+                <w:sz w:val="16"/>
+              </w:rPr>
+              <w:t>vopsea grund, alba, gata preparata, hidrofoba, ...</w:t>
+            </w:r>
+          </w:p>
+        </w:tc>
+        <w:tc>
+          <w:tcPr>
+            <w:tcW w:type="dxa" w:w="454"/>
+          </w:tcPr>
+          <w:p>
+            <w:r>
+              <w:rPr>
+                <w:b w:val="0"/>
+                <w:color w:val="CC0000"/>
+                <w:sz w:val="16"/>
+              </w:rPr>
+              <w:t>mp</w:t>
+            </w:r>
+          </w:p>
+        </w:tc>
+        <w:tc>
+          <w:tcPr>
+            <w:tcW w:type="dxa" w:w="680"/>
+          </w:tcPr>
+          <w:p>
+            <w:r>
+              <w:rPr>
+                <w:b w:val="0"/>
+                <w:sz w:val="16"/>
+              </w:rPr>
+              <w:t>269.61</w:t>
+            </w:r>
+          </w:p>
+        </w:tc>
+        <w:tc>
+          <w:tcPr>
+            <w:tcW w:type="dxa" w:w="850"/>
+          </w:tcPr>
+          <w:p>
+            <w:r>
+              <w:rPr>
+                <w:b w:val="0"/>
+                <w:sz w:val="16"/>
+                <w:u w:val="single"/>
+              </w:rPr>
+              <w:t>CF13D01</w:t>
+            </w:r>
+          </w:p>
+          <w:p>
+            <w:pPr>
+              <w:ind w:left="280"/>
+            </w:pPr>
+            <w:r>
+              <w:rPr>
+                <w:b w:val="0"/>
+                <w:sz w:val="16"/>
+              </w:rPr>
+              <w:t>$600012964</w:t>
+            </w:r>
+          </w:p>
+        </w:tc>
+        <w:tc>
+          <w:tcPr>
+            <w:tcW w:type="dxa" w:w="1984"/>
+          </w:tcPr>
+          <w:p>
+            <w:r>
+              <w:rPr>
+                <w:b w:val="0"/>
+                <w:sz w:val="16"/>
+              </w:rPr>
+              <w:t>vopsea grund, alba, gata preparata, hidrofoba, ...</w:t>
+            </w:r>
+          </w:p>
+        </w:tc>
+        <w:tc>
+          <w:tcPr>
+            <w:tcW w:type="dxa" w:w="454"/>
+          </w:tcPr>
+          <w:p>
+            <w:r>
+              <w:rPr>
+                <w:b w:val="0"/>
+                <w:color w:val="CC0000"/>
+                <w:sz w:val="16"/>
+              </w:rPr>
+              <w:t>ml</w:t>
+            </w:r>
+          </w:p>
+        </w:tc>
+        <w:tc>
+          <w:tcPr>
+            <w:tcW w:type="dxa" w:w="680"/>
+          </w:tcPr>
+          <w:p>
+            <w:r>
+              <w:rPr>
+                <w:b w:val="0"/>
+                <w:sz w:val="16"/>
+              </w:rPr>
+              <w:t>269.61</w:t>
+            </w:r>
+          </w:p>
+        </w:tc>
+        <w:tc>
+          <w:tcPr>
+            <w:tcW w:type="dxa" w:w="3572"/>
+          </w:tcPr>
+          <w:p>
+            <w:r>
+              <w:rPr>
+                <w:b w:val="0"/>
+                <w:color w:val="CC0000"/>
+                <w:sz w:val="16"/>
+              </w:rPr>
+              <w:t>Unitate de măsură diferită: referință mp, ofertat ml</w:t>
+            </w:r>
+          </w:p>
+        </w:tc>
+      </w:tr>
+      <w:tr>
+        <w:tc>
+          <w:tcPr>
+            <w:tcW w:type="dxa" w:w="397"/>
+          </w:tcPr>
+          <w:p>
+            <w:r>
+              <w:rPr>
+                <w:b w:val="0"/>
+                <w:sz w:val="16"/>
+              </w:rPr>
+              <w:t>21</w:t>
+            </w:r>
+          </w:p>
+        </w:tc>
+        <w:tc>
+          <w:tcPr>
+            <w:tcW w:type="dxa" w:w="1701"/>
+          </w:tcPr>
+          <w:p>
+            <w:r>
+              <w:rPr>
+                <w:b w:val="0"/>
+                <w:sz w:val="16"/>
+              </w:rPr>
+              <w:t>BLC1 - BLC1 ARHITECTURA</w:t>
+            </w:r>
+          </w:p>
+        </w:tc>
+        <w:tc>
+          <w:tcPr>
+            <w:tcW w:type="dxa" w:w="850"/>
+          </w:tcPr>
+          <w:p>
+            <w:r>
+              <w:rPr>
+                <w:b w:val="0"/>
+                <w:sz w:val="16"/>
+                <w:u w:val="single"/>
+              </w:rPr>
+              <w:t>RPCE31B</w:t>
+            </w:r>
+          </w:p>
+          <w:p>
+            <w:pPr>
+              <w:ind w:left="280"/>
+            </w:pPr>
+            <w:r>
+              <w:rPr>
+                <w:b w:val="0"/>
+                <w:sz w:val="16"/>
+              </w:rPr>
+              <w:t>$7801670</w:t>
+            </w:r>
+          </w:p>
+        </w:tc>
+        <w:tc>
+          <w:tcPr>
+            <w:tcW w:type="dxa" w:w="1984"/>
+          </w:tcPr>
+          <w:p>
+            <w:r>
+              <w:rPr>
+                <w:b w:val="0"/>
+                <w:sz w:val="16"/>
+              </w:rPr>
+              <w:t>membrana bituminoasa cu ardezie</w:t>
+            </w:r>
+          </w:p>
+        </w:tc>
+        <w:tc>
+          <w:tcPr>
+            <w:tcW w:type="dxa" w:w="454"/>
+          </w:tcPr>
+          <w:p>
+            <w:r>
+              <w:rPr>
+                <w:b w:val="0"/>
+                <w:sz w:val="16"/>
+              </w:rPr>
+              <w:t>mp</w:t>
+            </w:r>
+          </w:p>
+        </w:tc>
+        <w:tc>
+          <w:tcPr>
+            <w:tcW w:type="dxa" w:w="680"/>
+          </w:tcPr>
+          <w:p>
+            <w:r>
+              <w:rPr>
+                <w:b w:val="0"/>
+                <w:sz w:val="16"/>
+              </w:rPr>
+              <w:t>871.2</w:t>
+            </w:r>
+          </w:p>
+        </w:tc>
+        <w:tc>
+          <w:tcPr>
+            <w:tcW w:type="dxa" w:w="850"/>
+          </w:tcPr>
+          <w:p>
+            <w:r>
+              <w:rPr>
+                <w:b w:val="0"/>
+                <w:sz w:val="16"/>
+              </w:rPr>
+            </w:r>
+          </w:p>
+        </w:tc>
+        <w:tc>
+          <w:tcPr>
+            <w:tcW w:type="dxa" w:w="1984"/>
+          </w:tcPr>
+          <w:p>
+            <w:r>
+              <w:rPr>
+                <w:b w:val="0"/>
+                <w:sz w:val="16"/>
+              </w:rPr>
+            </w:r>
+          </w:p>
+        </w:tc>
+        <w:tc>
+          <w:tcPr>
+            <w:tcW w:type="dxa" w:w="454"/>
+          </w:tcPr>
+          <w:p>
+            <w:r>
+              <w:rPr>
+                <w:b w:val="0"/>
+                <w:sz w:val="16"/>
+              </w:rPr>
+            </w:r>
+          </w:p>
+        </w:tc>
+        <w:tc>
+          <w:tcPr>
+            <w:tcW w:type="dxa" w:w="680"/>
+          </w:tcPr>
+          <w:p>
+            <w:r>
+              <w:rPr>
+                <w:b w:val="0"/>
+                <w:sz w:val="16"/>
+              </w:rPr>
+            </w:r>
+          </w:p>
+        </w:tc>
+        <w:tc>
+          <w:tcPr>
+            <w:tcW w:type="dxa" w:w="3572"/>
+          </w:tcPr>
+          <w:p>
+            <w:r>
+              <w:rPr>
+                <w:b w:val="0"/>
+                <w:color w:val="CC0000"/>
+                <w:sz w:val="16"/>
+              </w:rPr>
+              <w:t>DEVIZ_MISMATCH</w:t>
+            </w:r>
+          </w:p>
+        </w:tc>
+      </w:tr>
+      <w:tr>
+        <w:tc>
+          <w:tcPr>
+            <w:tcW w:type="dxa" w:w="397"/>
+          </w:tcPr>
+          <w:p>
+            <w:r>
+              <w:rPr>
+                <w:b w:val="0"/>
+                <w:sz w:val="16"/>
+              </w:rPr>
+              <w:t>21</w:t>
+            </w:r>
+          </w:p>
+        </w:tc>
+        <w:tc>
+          <w:tcPr>
+            <w:tcW w:type="dxa" w:w="1701"/>
+          </w:tcPr>
+          <w:p>
+            <w:r>
+              <w:rPr>
+                <w:b w:val="0"/>
+                <w:sz w:val="16"/>
+              </w:rPr>
+              <w:t>BLC1 - BLC1 ARHITECTURA</w:t>
+            </w:r>
+          </w:p>
+        </w:tc>
+        <w:tc>
+          <w:tcPr>
+            <w:tcW w:type="dxa" w:w="850"/>
+          </w:tcPr>
+          <w:p>
+            <w:r>
+              <w:rPr>
+                <w:b w:val="0"/>
+                <w:sz w:val="16"/>
+                <w:u w:val="single"/>
+              </w:rPr>
+              <w:t>RPCE31B</w:t>
+            </w:r>
+          </w:p>
+          <w:p>
+            <w:pPr>
+              <w:ind w:left="280"/>
+            </w:pPr>
+            <w:r>
+              <w:rPr>
+                <w:b w:val="0"/>
+                <w:sz w:val="16"/>
+              </w:rPr>
+              <w:t>$7801670</w:t>
+            </w:r>
+          </w:p>
+        </w:tc>
+        <w:tc>
+          <w:tcPr>
+            <w:tcW w:type="dxa" w:w="1984"/>
+          </w:tcPr>
+          <w:p>
+            <w:r>
+              <w:rPr>
+                <w:b w:val="0"/>
+                <w:sz w:val="16"/>
+              </w:rPr>
+              <w:t>membrana bituminoasa cu ardezie</w:t>
+            </w:r>
+          </w:p>
+        </w:tc>
+        <w:tc>
+          <w:tcPr>
+            <w:tcW w:type="dxa" w:w="454"/>
+          </w:tcPr>
+          <w:p>
+            <w:r>
+              <w:rPr>
+                <w:b w:val="0"/>
+                <w:sz w:val="16"/>
+              </w:rPr>
+              <w:t>mp</w:t>
+            </w:r>
+          </w:p>
+        </w:tc>
+        <w:tc>
+          <w:tcPr>
+            <w:tcW w:type="dxa" w:w="680"/>
+          </w:tcPr>
+          <w:p>
+            <w:r>
+              <w:rPr>
+                <w:b w:val="0"/>
+                <w:sz w:val="16"/>
+              </w:rPr>
+              <w:t>871.2</w:t>
+            </w:r>
+          </w:p>
+        </w:tc>
+        <w:tc>
+          <w:tcPr>
+            <w:tcW w:type="dxa" w:w="850"/>
+          </w:tcPr>
+          <w:p>
+            <w:r>
+              <w:rPr>
+                <w:b w:val="0"/>
+                <w:sz w:val="16"/>
+              </w:rPr>
+            </w:r>
+          </w:p>
+        </w:tc>
+        <w:tc>
+          <w:tcPr>
+            <w:tcW w:type="dxa" w:w="1984"/>
+          </w:tcPr>
+          <w:p>
+            <w:r>
+              <w:rPr>
+                <w:b w:val="0"/>
+                <w:sz w:val="16"/>
+              </w:rPr>
+            </w:r>
+          </w:p>
+        </w:tc>
+        <w:tc>
+          <w:tcPr>
+            <w:tcW w:type="dxa" w:w="454"/>
+          </w:tcPr>
+          <w:p>
+            <w:r>
+              <w:rPr>
+                <w:b w:val="0"/>
+                <w:sz w:val="16"/>
+              </w:rPr>
+            </w:r>
+          </w:p>
+        </w:tc>
+        <w:tc>
+          <w:tcPr>
+            <w:tcW w:type="dxa" w:w="680"/>
+          </w:tcPr>
+          <w:p>
+            <w:r>
+              <w:rPr>
+                <w:b w:val="0"/>
+                <w:sz w:val="16"/>
+              </w:rPr>
+            </w:r>
+          </w:p>
+        </w:tc>
+        <w:tc>
+          <w:tcPr>
+            <w:tcW w:type="dxa" w:w="3572"/>
+          </w:tcPr>
+          <w:p>
+            <w:r>
+              <w:rPr>
+                <w:b w:val="0"/>
+                <w:color w:val="CC0000"/>
+                <w:sz w:val="16"/>
+              </w:rPr>
+              <w:t>DEVIZ_MISMATCH</w:t>
+            </w:r>
+          </w:p>
+        </w:tc>
+      </w:tr>
+      <w:tr>
+        <w:tc>
+          <w:tcPr>
+            <w:tcW w:type="dxa" w:w="397"/>
+          </w:tcPr>
+          <w:p>
+            <w:r>
+              <w:rPr>
+                <w:b w:val="0"/>
+                <w:sz w:val="16"/>
+              </w:rPr>
+              <w:t>21</w:t>
+            </w:r>
+          </w:p>
+        </w:tc>
+        <w:tc>
+          <w:tcPr>
+            <w:tcW w:type="dxa" w:w="1701"/>
+          </w:tcPr>
+          <w:p>
+            <w:r>
+              <w:rPr>
+                <w:b w:val="0"/>
+                <w:sz w:val="16"/>
+              </w:rPr>
+              <w:t>BLC1 - BLC1 ARHITECTURA</w:t>
+            </w:r>
+          </w:p>
+        </w:tc>
+        <w:tc>
+          <w:tcPr>
+            <w:tcW w:type="dxa" w:w="850"/>
+          </w:tcPr>
+          <w:p>
+            <w:r>
+              <w:rPr>
+                <w:b w:val="0"/>
+                <w:sz w:val="16"/>
+                <w:u w:val="single"/>
+              </w:rPr>
+              <w:t>RPCE31B</w:t>
+            </w:r>
+          </w:p>
+          <w:p>
+            <w:pPr>
+              <w:ind w:left="280"/>
+            </w:pPr>
+            <w:r>
+              <w:rPr>
+                <w:b w:val="0"/>
+                <w:sz w:val="16"/>
+              </w:rPr>
               <w:t>$7801670</w:t>
             </w:r>
           </w:p>
@@ -3158,6 +4128,588 @@
         <w:tc>
           <w:tcPr>
             <w:tcW w:type="dxa" w:w="397"/>
+            <w:shd w:fill="C8A0DC" w:val="clear"/>
+          </w:tcPr>
+          <w:p>
+            <w:r>
+              <w:rPr>
+                <w:b w:val="0"/>
+                <w:sz w:val="16"/>
+              </w:rPr>
+              <w:t>16</w:t>
+            </w:r>
+          </w:p>
+        </w:tc>
+        <w:tc>
+          <w:tcPr>
+            <w:tcW w:type="dxa" w:w="1701"/>
+            <w:shd w:fill="C8A0DC" w:val="clear"/>
+          </w:tcPr>
+          <w:p>
+            <w:r>
+              <w:rPr>
+                <w:b w:val="0"/>
+                <w:sz w:val="16"/>
+              </w:rPr>
+              <w:t>BLC4 - BLC4 REZISTENTA</w:t>
+            </w:r>
+          </w:p>
+        </w:tc>
+        <w:tc>
+          <w:tcPr>
+            <w:tcW w:type="dxa" w:w="850"/>
+            <w:shd w:fill="C8A0DC" w:val="clear"/>
+          </w:tcPr>
+          <w:p>
+            <w:r>
+              <w:rPr>
+                <w:b w:val="0"/>
+                <w:sz w:val="16"/>
+                <w:u w:val="single"/>
+              </w:rPr>
+              <w:t>CL20C1</w:t>
+            </w:r>
+          </w:p>
+          <w:p>
+            <w:pPr>
+              <w:ind w:left="280"/>
+            </w:pPr>
+            <w:r>
+              <w:rPr>
+                <w:b w:val="0"/>
+                <w:sz w:val="16"/>
+              </w:rPr>
+              <w:t>$600020601</w:t>
+            </w:r>
+          </w:p>
+        </w:tc>
+        <w:tc>
+          <w:tcPr>
+            <w:tcW w:type="dxa" w:w="1984"/>
+            <w:shd w:fill="C8A0DC" w:val="clear"/>
+          </w:tcPr>
+          <w:p>
+            <w:r>
+              <w:rPr>
+                <w:b w:val="0"/>
+                <w:sz w:val="16"/>
+              </w:rPr>
+              <w:t>conexpand strapungere m10*80 -</w:t>
+            </w:r>
+          </w:p>
+        </w:tc>
+        <w:tc>
+          <w:tcPr>
+            <w:tcW w:type="dxa" w:w="454"/>
+            <w:shd w:fill="C8A0DC" w:val="clear"/>
+          </w:tcPr>
+          <w:p>
+            <w:r>
+              <w:rPr>
+                <w:b w:val="0"/>
+                <w:sz w:val="16"/>
+              </w:rPr>
+              <w:t>buc</w:t>
+            </w:r>
+          </w:p>
+        </w:tc>
+        <w:tc>
+          <w:tcPr>
+            <w:tcW w:type="dxa" w:w="680"/>
+            <w:shd w:fill="C8A0DC" w:val="clear"/>
+          </w:tcPr>
+          <w:p>
+            <w:r>
+              <w:rPr>
+                <w:b w:val="0"/>
+                <w:sz w:val="16"/>
+              </w:rPr>
+              <w:t>122.0</w:t>
+            </w:r>
+          </w:p>
+        </w:tc>
+        <w:tc>
+          <w:tcPr>
+            <w:tcW w:type="dxa" w:w="850"/>
+            <w:shd w:fill="C8A0DC" w:val="clear"/>
+          </w:tcPr>
+          <w:p>
+            <w:r>
+              <w:rPr>
+                <w:b w:val="0"/>
+                <w:sz w:val="16"/>
+                <w:u w:val="single"/>
+              </w:rPr>
+              <w:t>CL20C1</w:t>
+            </w:r>
+          </w:p>
+          <w:p>
+            <w:pPr>
+              <w:ind w:left="280"/>
+            </w:pPr>
+            <w:r>
+              <w:rPr>
+                <w:b w:val="0"/>
+                <w:sz w:val="16"/>
+              </w:rPr>
+              <w:t>$600020601</w:t>
+            </w:r>
+          </w:p>
+        </w:tc>
+        <w:tc>
+          <w:tcPr>
+            <w:tcW w:type="dxa" w:w="1984"/>
+            <w:shd w:fill="C8A0DC" w:val="clear"/>
+          </w:tcPr>
+          <w:p>
+            <w:r>
+              <w:rPr>
+                <w:b w:val="0"/>
+                <w:sz w:val="16"/>
+              </w:rPr>
+              <w:t>conexpand strapungere m10* 80 - 17 izd03d1 - vo...</w:t>
+            </w:r>
+          </w:p>
+        </w:tc>
+        <w:tc>
+          <w:tcPr>
+            <w:tcW w:type="dxa" w:w="454"/>
+            <w:shd w:fill="C8A0DC" w:val="clear"/>
+          </w:tcPr>
+          <w:p>
+            <w:r>
+              <w:rPr>
+                <w:b w:val="0"/>
+                <w:sz w:val="16"/>
+              </w:rPr>
+              <w:t>buc</w:t>
+            </w:r>
+          </w:p>
+        </w:tc>
+        <w:tc>
+          <w:tcPr>
+            <w:tcW w:type="dxa" w:w="680"/>
+            <w:shd w:fill="C8A0DC" w:val="clear"/>
+          </w:tcPr>
+          <w:p>
+            <w:r>
+              <w:rPr>
+                <w:b w:val="0"/>
+                <w:sz w:val="16"/>
+              </w:rPr>
+              <w:t>122.0</w:t>
+            </w:r>
+          </w:p>
+        </w:tc>
+        <w:tc>
+          <w:tcPr>
+            <w:tcW w:type="dxa" w:w="3572"/>
+            <w:shd w:fill="C8A0DC" w:val="clear"/>
+          </w:tcPr>
+          <w:p>
+            <w:r>
+              <w:rPr>
+                <w:b w:val="0"/>
+                <w:color w:val="CC0000"/>
+                <w:sz w:val="16"/>
+              </w:rPr>
+              <w:t>Descriere diferită (similaritate 0.14): referință 'conexpand strapungere m10*80 -', ofertat 'conexpand strapungere m10* 80 - 17 izd03d1 - vopsire cu vops miniu cu aparat aer compr 1 str peconf si ctii metal exec din prof gros 8-12 mm tona 0.55'</w:t>
+            </w:r>
+          </w:p>
+        </w:tc>
+      </w:tr>
+      <w:tr>
+        <w:tc>
+          <w:tcPr>
+            <w:tcW w:type="dxa" w:w="397"/>
+            <w:shd w:fill="C8A0DC" w:val="clear"/>
+          </w:tcPr>
+          <w:p>
+            <w:r>
+              <w:rPr>
+                <w:b w:val="0"/>
+                <w:sz w:val="16"/>
+              </w:rPr>
+              <w:t>16</w:t>
+            </w:r>
+          </w:p>
+        </w:tc>
+        <w:tc>
+          <w:tcPr>
+            <w:tcW w:type="dxa" w:w="1701"/>
+            <w:shd w:fill="C8A0DC" w:val="clear"/>
+          </w:tcPr>
+          <w:p>
+            <w:r>
+              <w:rPr>
+                <w:b w:val="0"/>
+                <w:sz w:val="16"/>
+              </w:rPr>
+              <w:t>BLC4 - BLC4 REZISTENTA</w:t>
+            </w:r>
+          </w:p>
+        </w:tc>
+        <w:tc>
+          <w:tcPr>
+            <w:tcW w:type="dxa" w:w="850"/>
+            <w:shd w:fill="C8A0DC" w:val="clear"/>
+          </w:tcPr>
+          <w:p>
+            <w:r>
+              <w:rPr>
+                <w:b w:val="0"/>
+                <w:sz w:val="16"/>
+                <w:u w:val="single"/>
+              </w:rPr>
+              <w:t>CL20C1</w:t>
+            </w:r>
+          </w:p>
+          <w:p>
+            <w:pPr>
+              <w:ind w:left="280"/>
+            </w:pPr>
+            <w:r>
+              <w:rPr>
+                <w:b w:val="0"/>
+                <w:sz w:val="16"/>
+              </w:rPr>
+              <w:t>$600020601</w:t>
+            </w:r>
+          </w:p>
+        </w:tc>
+        <w:tc>
+          <w:tcPr>
+            <w:tcW w:type="dxa" w:w="1984"/>
+            <w:shd w:fill="C8A0DC" w:val="clear"/>
+          </w:tcPr>
+          <w:p>
+            <w:r>
+              <w:rPr>
+                <w:b w:val="0"/>
+                <w:sz w:val="16"/>
+              </w:rPr>
+              <w:t>conexpand strapungere m10*80 -</w:t>
+            </w:r>
+          </w:p>
+        </w:tc>
+        <w:tc>
+          <w:tcPr>
+            <w:tcW w:type="dxa" w:w="454"/>
+            <w:shd w:fill="C8A0DC" w:val="clear"/>
+          </w:tcPr>
+          <w:p>
+            <w:r>
+              <w:rPr>
+                <w:b w:val="0"/>
+                <w:sz w:val="16"/>
+              </w:rPr>
+              <w:t>buc</w:t>
+            </w:r>
+          </w:p>
+        </w:tc>
+        <w:tc>
+          <w:tcPr>
+            <w:tcW w:type="dxa" w:w="680"/>
+            <w:shd w:fill="C8A0DC" w:val="clear"/>
+          </w:tcPr>
+          <w:p>
+            <w:r>
+              <w:rPr>
+                <w:b w:val="0"/>
+                <w:sz w:val="16"/>
+              </w:rPr>
+              <w:t>122.0</w:t>
+            </w:r>
+          </w:p>
+        </w:tc>
+        <w:tc>
+          <w:tcPr>
+            <w:tcW w:type="dxa" w:w="850"/>
+            <w:shd w:fill="C8A0DC" w:val="clear"/>
+          </w:tcPr>
+          <w:p>
+            <w:r>
+              <w:rPr>
+                <w:b w:val="0"/>
+                <w:sz w:val="16"/>
+                <w:u w:val="single"/>
+              </w:rPr>
+              <w:t>CL20C1</w:t>
+            </w:r>
+          </w:p>
+          <w:p>
+            <w:pPr>
+              <w:ind w:left="280"/>
+            </w:pPr>
+            <w:r>
+              <w:rPr>
+                <w:b w:val="0"/>
+                <w:sz w:val="16"/>
+              </w:rPr>
+              <w:t>$600020601</w:t>
+            </w:r>
+          </w:p>
+        </w:tc>
+        <w:tc>
+          <w:tcPr>
+            <w:tcW w:type="dxa" w:w="1984"/>
+            <w:shd w:fill="C8A0DC" w:val="clear"/>
+          </w:tcPr>
+          <w:p>
+            <w:r>
+              <w:rPr>
+                <w:b w:val="0"/>
+                <w:sz w:val="16"/>
+              </w:rPr>
+              <w:t>conexpand strapungere m10* 80 - 17 izd03d1 - vo...</w:t>
+            </w:r>
+          </w:p>
+        </w:tc>
+        <w:tc>
+          <w:tcPr>
+            <w:tcW w:type="dxa" w:w="454"/>
+            <w:shd w:fill="C8A0DC" w:val="clear"/>
+          </w:tcPr>
+          <w:p>
+            <w:r>
+              <w:rPr>
+                <w:b w:val="0"/>
+                <w:sz w:val="16"/>
+              </w:rPr>
+              <w:t>buc</w:t>
+            </w:r>
+          </w:p>
+        </w:tc>
+        <w:tc>
+          <w:tcPr>
+            <w:tcW w:type="dxa" w:w="680"/>
+            <w:shd w:fill="C8A0DC" w:val="clear"/>
+          </w:tcPr>
+          <w:p>
+            <w:r>
+              <w:rPr>
+                <w:b w:val="0"/>
+                <w:sz w:val="16"/>
+              </w:rPr>
+              <w:t>122.0</w:t>
+            </w:r>
+          </w:p>
+        </w:tc>
+        <w:tc>
+          <w:tcPr>
+            <w:tcW w:type="dxa" w:w="3572"/>
+            <w:shd w:fill="C8A0DC" w:val="clear"/>
+          </w:tcPr>
+          <w:p>
+            <w:r>
+              <w:rPr>
+                <w:b w:val="0"/>
+                <w:color w:val="CC0000"/>
+                <w:sz w:val="16"/>
+              </w:rPr>
+              <w:t>Descriere diferită (similaritate 0.14): referință 'conexpand strapungere m10*80 -', ofertat 'conexpand strapungere m10* 80 - 17 izd03d1 - vopsire cu vops miniu cu aparat aer compr 1 str peconf si ctii metal exec din prof gros 8-12 mm tona 0.55'</w:t>
+            </w:r>
+          </w:p>
+        </w:tc>
+      </w:tr>
+      <w:tr>
+        <w:tc>
+          <w:tcPr>
+            <w:tcW w:type="dxa" w:w="397"/>
+            <w:shd w:fill="C8A0DC" w:val="clear"/>
+          </w:tcPr>
+          <w:p>
+            <w:r>
+              <w:rPr>
+                <w:b w:val="0"/>
+                <w:sz w:val="16"/>
+              </w:rPr>
+              <w:t>16</w:t>
+            </w:r>
+          </w:p>
+        </w:tc>
+        <w:tc>
+          <w:tcPr>
+            <w:tcW w:type="dxa" w:w="1701"/>
+            <w:shd w:fill="C8A0DC" w:val="clear"/>
+          </w:tcPr>
+          <w:p>
+            <w:r>
+              <w:rPr>
+                <w:b w:val="0"/>
+                <w:sz w:val="16"/>
+              </w:rPr>
+              <w:t>BLC4 - BLC4 REZISTENTA</w:t>
+            </w:r>
+          </w:p>
+        </w:tc>
+        <w:tc>
+          <w:tcPr>
+            <w:tcW w:type="dxa" w:w="850"/>
+            <w:shd w:fill="C8A0DC" w:val="clear"/>
+          </w:tcPr>
+          <w:p>
+            <w:r>
+              <w:rPr>
+                <w:b w:val="0"/>
+                <w:sz w:val="16"/>
+                <w:u w:val="single"/>
+              </w:rPr>
+              <w:t>CL20C1</w:t>
+            </w:r>
+          </w:p>
+          <w:p>
+            <w:pPr>
+              <w:ind w:left="280"/>
+            </w:pPr>
+            <w:r>
+              <w:rPr>
+                <w:b w:val="0"/>
+                <w:sz w:val="16"/>
+              </w:rPr>
+              <w:t>$600020601</w:t>
+            </w:r>
+          </w:p>
+        </w:tc>
+        <w:tc>
+          <w:tcPr>
+            <w:tcW w:type="dxa" w:w="1984"/>
+            <w:shd w:fill="C8A0DC" w:val="clear"/>
+          </w:tcPr>
+          <w:p>
+            <w:r>
+              <w:rPr>
+                <w:b w:val="0"/>
+                <w:sz w:val="16"/>
+              </w:rPr>
+              <w:t>conexpand strapungere m10*80 -</w:t>
+            </w:r>
+          </w:p>
+        </w:tc>
+        <w:tc>
+          <w:tcPr>
+            <w:tcW w:type="dxa" w:w="454"/>
+            <w:shd w:fill="C8A0DC" w:val="clear"/>
+          </w:tcPr>
+          <w:p>
+            <w:r>
+              <w:rPr>
+                <w:b w:val="0"/>
+                <w:sz w:val="16"/>
+              </w:rPr>
+              <w:t>buc</w:t>
+            </w:r>
+          </w:p>
+        </w:tc>
+        <w:tc>
+          <w:tcPr>
+            <w:tcW w:type="dxa" w:w="680"/>
+            <w:shd w:fill="C8A0DC" w:val="clear"/>
+          </w:tcPr>
+          <w:p>
+            <w:r>
+              <w:rPr>
+                <w:b w:val="0"/>
+                <w:sz w:val="16"/>
+              </w:rPr>
+              <w:t>122.0</w:t>
+            </w:r>
+          </w:p>
+        </w:tc>
+        <w:tc>
+          <w:tcPr>
+            <w:tcW w:type="dxa" w:w="850"/>
+            <w:shd w:fill="C8A0DC" w:val="clear"/>
+          </w:tcPr>
+          <w:p>
+            <w:r>
+              <w:rPr>
+                <w:b w:val="0"/>
+                <w:sz w:val="16"/>
+                <w:u w:val="single"/>
+              </w:rPr>
+              <w:t>CL20C1</w:t>
+            </w:r>
+          </w:p>
+          <w:p>
+            <w:pPr>
+              <w:ind w:left="280"/>
+            </w:pPr>
+            <w:r>
+              <w:rPr>
+                <w:b w:val="0"/>
+                <w:sz w:val="16"/>
+              </w:rPr>
+              <w:t>$600020601</w:t>
+            </w:r>
+          </w:p>
+        </w:tc>
+        <w:tc>
+          <w:tcPr>
+            <w:tcW w:type="dxa" w:w="1984"/>
+            <w:shd w:fill="C8A0DC" w:val="clear"/>
+          </w:tcPr>
+          <w:p>
+            <w:r>
+              <w:rPr>
+                <w:b w:val="0"/>
+                <w:sz w:val="16"/>
+              </w:rPr>
+              <w:t>conexpand strapungere m10* 80 - 17 izd03d1 - vo...</w:t>
+            </w:r>
+          </w:p>
+        </w:tc>
+        <w:tc>
+          <w:tcPr>
+            <w:tcW w:type="dxa" w:w="454"/>
+            <w:shd w:fill="C8A0DC" w:val="clear"/>
+          </w:tcPr>
+          <w:p>
+            <w:r>
+              <w:rPr>
+                <w:b w:val="0"/>
+                <w:sz w:val="16"/>
+              </w:rPr>
+              <w:t>buc</w:t>
+            </w:r>
+          </w:p>
+        </w:tc>
+        <w:tc>
+          <w:tcPr>
+            <w:tcW w:type="dxa" w:w="680"/>
+            <w:shd w:fill="C8A0DC" w:val="clear"/>
+          </w:tcPr>
+          <w:p>
+            <w:r>
+              <w:rPr>
+                <w:b w:val="0"/>
+                <w:sz w:val="16"/>
+              </w:rPr>
+              <w:t>122.0</w:t>
+            </w:r>
+          </w:p>
+        </w:tc>
+        <w:tc>
+          <w:tcPr>
+            <w:tcW w:type="dxa" w:w="3572"/>
+            <w:shd w:fill="C8A0DC" w:val="clear"/>
+          </w:tcPr>
+          <w:p>
+            <w:r>
+              <w:rPr>
+                <w:b w:val="0"/>
+                <w:color w:val="CC0000"/>
+                <w:sz w:val="16"/>
+              </w:rPr>
+              <w:t>Descriere diferită (similaritate 0.14): referință 'conexpand strapungere m10*80 -', ofertat 'conexpand strapungere m10* 80 - 17 izd03d1 - vopsire cu vops miniu cu aparat aer compr 1 str peconf si ctii metal exec din prof gros 8-12 mm tona 0.55'</w:t>
+            </w:r>
+          </w:p>
+        </w:tc>
+      </w:tr>
+      <w:tr>
+        <w:tc>
+          <w:tcPr>
+            <w:tcW w:type="dxa" w:w="397"/>
             <w:shd w:fill="FFB3B3" w:val="clear"/>
           </w:tcPr>
           <w:p>
@@ -3558,6 +5110,200 @@
                 <w:sz w:val="16"/>
               </w:rPr>
               <w:t>Articol lipsă din ofertă</w:t>
+            </w:r>
+          </w:p>
+        </w:tc>
+      </w:tr>
+      <w:tr>
+        <w:tc>
+          <w:tcPr>
+            <w:tcW w:type="dxa" w:w="397"/>
+            <w:shd w:fill="C8A0DC" w:val="clear"/>
+          </w:tcPr>
+          <w:p>
+            <w:r>
+              <w:rPr>
+                <w:b w:val="0"/>
+                <w:sz w:val="16"/>
+              </w:rPr>
+              <w:t>16</w:t>
+            </w:r>
+          </w:p>
+        </w:tc>
+        <w:tc>
+          <w:tcPr>
+            <w:tcW w:type="dxa" w:w="1701"/>
+            <w:shd w:fill="C8A0DC" w:val="clear"/>
+          </w:tcPr>
+          <w:p>
+            <w:r>
+              <w:rPr>
+                <w:b w:val="0"/>
+                <w:sz w:val="16"/>
+              </w:rPr>
+              <w:t>BLC4 - BLC4 REZISTENTA</w:t>
+            </w:r>
+          </w:p>
+        </w:tc>
+        <w:tc>
+          <w:tcPr>
+            <w:tcW w:type="dxa" w:w="850"/>
+            <w:shd w:fill="C8A0DC" w:val="clear"/>
+          </w:tcPr>
+          <w:p>
+            <w:r>
+              <w:rPr>
+                <w:b w:val="0"/>
+                <w:sz w:val="16"/>
+                <w:u w:val="single"/>
+              </w:rPr>
+              <w:t>CL20C1</w:t>
+            </w:r>
+          </w:p>
+          <w:p>
+            <w:pPr>
+              <w:ind w:left="280"/>
+            </w:pPr>
+            <w:r>
+              <w:rPr>
+                <w:b w:val="0"/>
+                <w:sz w:val="16"/>
+              </w:rPr>
+              <w:t>$600020601</w:t>
+            </w:r>
+          </w:p>
+        </w:tc>
+        <w:tc>
+          <w:tcPr>
+            <w:tcW w:type="dxa" w:w="1984"/>
+            <w:shd w:fill="C8A0DC" w:val="clear"/>
+          </w:tcPr>
+          <w:p>
+            <w:r>
+              <w:rPr>
+                <w:b w:val="0"/>
+                <w:sz w:val="16"/>
+              </w:rPr>
+              <w:t>conexpand strapungere m10*80 -</w:t>
+            </w:r>
+          </w:p>
+        </w:tc>
+        <w:tc>
+          <w:tcPr>
+            <w:tcW w:type="dxa" w:w="454"/>
+            <w:shd w:fill="C8A0DC" w:val="clear"/>
+          </w:tcPr>
+          <w:p>
+            <w:r>
+              <w:rPr>
+                <w:b w:val="0"/>
+                <w:sz w:val="16"/>
+              </w:rPr>
+              <w:t>buc</w:t>
+            </w:r>
+          </w:p>
+        </w:tc>
+        <w:tc>
+          <w:tcPr>
+            <w:tcW w:type="dxa" w:w="680"/>
+            <w:shd w:fill="C8A0DC" w:val="clear"/>
+          </w:tcPr>
+          <w:p>
+            <w:r>
+              <w:rPr>
+                <w:b w:val="0"/>
+                <w:sz w:val="16"/>
+              </w:rPr>
+              <w:t>122.0</w:t>
+            </w:r>
+          </w:p>
+        </w:tc>
+        <w:tc>
+          <w:tcPr>
+            <w:tcW w:type="dxa" w:w="850"/>
+            <w:shd w:fill="C8A0DC" w:val="clear"/>
+          </w:tcPr>
+          <w:p>
+            <w:r>
+              <w:rPr>
+                <w:b w:val="0"/>
+                <w:sz w:val="16"/>
+                <w:u w:val="single"/>
+              </w:rPr>
+              <w:t>CL20C1</w:t>
+            </w:r>
+          </w:p>
+          <w:p>
+            <w:pPr>
+              <w:ind w:left="280"/>
+            </w:pPr>
+            <w:r>
+              <w:rPr>
+                <w:b w:val="0"/>
+                <w:sz w:val="16"/>
+              </w:rPr>
+              <w:t>$600020601</w:t>
+            </w:r>
+          </w:p>
+        </w:tc>
+        <w:tc>
+          <w:tcPr>
+            <w:tcW w:type="dxa" w:w="1984"/>
+            <w:shd w:fill="C8A0DC" w:val="clear"/>
+          </w:tcPr>
+          <w:p>
+            <w:r>
+              <w:rPr>
+                <w:b w:val="0"/>
+                <w:sz w:val="16"/>
+              </w:rPr>
+              <w:t>conexpand strapungere m10* 80 - 17 izd03d1 - vo...</w:t>
+            </w:r>
+          </w:p>
+        </w:tc>
+        <w:tc>
+          <w:tcPr>
+            <w:tcW w:type="dxa" w:w="454"/>
+            <w:shd w:fill="C8A0DC" w:val="clear"/>
+          </w:tcPr>
+          <w:p>
+            <w:r>
+              <w:rPr>
+                <w:b w:val="0"/>
+                <w:sz w:val="16"/>
+              </w:rPr>
+              <w:t>buc</w:t>
+            </w:r>
+          </w:p>
+        </w:tc>
+        <w:tc>
+          <w:tcPr>
+            <w:tcW w:type="dxa" w:w="680"/>
+            <w:shd w:fill="C8A0DC" w:val="clear"/>
+          </w:tcPr>
+          <w:p>
+            <w:r>
+              <w:rPr>
+                <w:b w:val="0"/>
+                <w:sz w:val="16"/>
+              </w:rPr>
+              <w:t>122.0</w:t>
+            </w:r>
+          </w:p>
+        </w:tc>
+        <w:tc>
+          <w:tcPr>
+            <w:tcW w:type="dxa" w:w="3572"/>
+            <w:shd w:fill="C8A0DC" w:val="clear"/>
+          </w:tcPr>
+          <w:p>
+            <w:r>
+              <w:rPr>
+                <w:b w:val="0"/>
+                <w:color w:val="CC0000"/>
+                <w:sz w:val="16"/>
+              </w:rPr>
+              <w:t>Descriere diferită (similaritate 0.14): referință 'conexpand strapungere m10*80 -', ofertat 'conexpand strapungere m10* 80 - 17 izd03d1 - vopsire cu vops miniu cu aparat aer compr 1 str peconf si ctii metal exec din prof gros 8-12 mm tona 0.55'</w:t>
             </w:r>
           </w:p>
         </w:tc>
